--- a/generated_quotes/Tempo_Qoute_abc_the.docx
+++ b/generated_quotes/Tempo_Qoute_abc_the.docx
@@ -1,6 +1,6 @@
 
 <file path=word/document.xml><?xml version="1.0" encoding="utf-8"?>
-<w:document xmlns:wpc="http://schemas.microsoft.com/office/word/2010/wordprocessingCanvas" xmlns:cx="http://schemas.microsoft.com/office/drawing/2014/chartex" xmlns:cx1="http://schemas.microsoft.com/office/drawing/2015/9/8/chartex" xmlns:cx2="http://schemas.microsoft.com/office/drawing/2015/10/21/chartex" xmlns:cx3="http://schemas.microsoft.com/office/drawing/2016/5/9/chartex" xmlns:cx4="http://schemas.microsoft.com/office/drawing/2016/5/10/chartex" xmlns:cx5="http://schemas.microsoft.com/office/drawing/2016/5/11/chartex" xmlns:cx6="http://schemas.microsoft.com/office/drawing/2016/5/12/chartex" xmlns:cx7="http://schemas.microsoft.com/office/drawing/2016/5/13/chartex" xmlns:cx8="http://schemas.microsoft.com/office/drawing/2016/5/14/chartex" xmlns:mc="http://schemas.openxmlformats.org/markup-compatibility/2006" xmlns:aink="http://schemas.microsoft.com/office/drawing/2016/ink" xmlns:am3d="http://schemas.microsoft.com/office/drawing/2017/model3d" xmlns:o="urn:schemas-microsoft-com:office:office" xmlns:oel="http://schemas.microsoft.com/office/2019/extlst" xmlns:r="http://schemas.openxmlformats.org/officeDocument/2006/relationships" xmlns:m="http://schemas.openxmlformats.org/officeDocument/2006/math" xmlns:v="urn:schemas-microsoft-com:vml" xmlns:wp14="http://schemas.microsoft.com/office/word/2010/wordprocessingDrawing" xmlns:wp="http://schemas.openxmlformats.org/drawingml/2006/wordprocessingDrawing" xmlns:w10="urn:schemas-microsoft-com:office:word" xmlns:w="http://schemas.openxmlformats.org/wordprocessingml/2006/main" xmlns:w14="http://schemas.microsoft.com/office/word/2010/wordml" xmlns:w15="http://schemas.microsoft.com/office/word/2012/wordml" xmlns:w16cex="http://schemas.microsoft.com/office/word/2018/wordml/cex" xmlns:w16cid="http://schemas.microsoft.com/office/word/2016/wordml/cid" xmlns:w16="http://schemas.microsoft.com/office/word/2018/wordml" xmlns:w16du="http://schemas.microsoft.com/office/word/2023/wordml/word16du" xmlns:w16sdtdh="http://schemas.microsoft.com/office/word/2020/wordml/sdtdatahash" xmlns:w16sdtfl="http://schemas.microsoft.com/office/word/2024/wordml/sdtformatlock" xmlns:w16se="http://schemas.microsoft.com/office/word/2015/wordml/symex" xmlns:wpg="http://schemas.microsoft.com/office/word/2010/wordprocessingGroup" xmlns:wpi="http://schemas.microsoft.com/office/word/2010/wordprocessingInk" xmlns:wne="http://schemas.microsoft.com/office/word/2006/wordml" xmlns:wps="http://schemas.microsoft.com/office/word/2010/wordprocessingShape" mc:Ignorable="w14 w15 w16se w16cid w16 w16cex w16sdtdh w16sdtfl w16du wp14">
+<w:document xmlns:wpc="http://schemas.microsoft.com/office/word/2010/wordprocessingCanvas" xmlns:cx="http://schemas.microsoft.com/office/drawing/2014/chartex" xmlns:cx1="http://schemas.microsoft.com/office/drawing/2015/9/8/chartex" xmlns:cx2="http://schemas.microsoft.com/office/drawing/2015/10/21/chartex" xmlns:cx3="http://schemas.microsoft.com/office/drawing/2016/5/9/chartex" xmlns:cx4="http://schemas.microsoft.com/office/drawing/2016/5/10/chartex" xmlns:cx5="http://schemas.microsoft.com/office/drawing/2016/5/11/chartex" xmlns:cx6="http://schemas.microsoft.com/office/drawing/2016/5/12/chartex" xmlns:cx7="http://schemas.microsoft.com/office/drawing/2016/5/13/chartex" xmlns:cx8="http://schemas.microsoft.com/office/drawing/2016/5/14/chartex" xmlns:mc="http://schemas.openxmlformats.org/markup-compatibility/2006" xmlns:aink="http://schemas.microsoft.com/office/drawing/2016/ink" xmlns:am3d="http://schemas.microsoft.com/office/drawing/2017/model3d" xmlns:o="urn:schemas-microsoft-com:office:office" xmlns:oel="http://schemas.microsoft.com/office/2019/extlst" xmlns:r="http://schemas.openxmlformats.org/officeDocument/2006/relationships" xmlns:m="http://schemas.openxmlformats.org/officeDocument/2006/math" xmlns:v="urn:schemas-microsoft-com:vml" xmlns:wp14="http://schemas.microsoft.com/office/word/2010/wordprocessingDrawing" xmlns:wp="http://schemas.openxmlformats.org/drawingml/2006/wordprocessingDrawing" xmlns:a="http://schemas.openxmlformats.org/drawingml/2006/main" xmlns:pic="http://schemas.openxmlformats.org/drawingml/2006/picture" xmlns:c="http://schemas.openxmlformats.org/drawingml/2006/chart" xmlns:dgm="http://schemas.openxmlformats.org/drawingml/2006/diagram" xmlns:lc="http://schemas.openxmlformats.org/drawingml/2006/lockedCanvas" xmlns:w10="urn:schemas-microsoft-com:office:word" xmlns:w="http://schemas.openxmlformats.org/wordprocessingml/2006/main" xmlns:w14="http://schemas.microsoft.com/office/word/2010/wordml" xmlns:w15="http://schemas.microsoft.com/office/word/2012/wordml" xmlns:w16cex="http://schemas.microsoft.com/office/word/2018/wordml/cex" xmlns:w16cid="http://schemas.microsoft.com/office/word/2016/wordml/cid" xmlns:w16="http://schemas.microsoft.com/office/word/2018/wordml" xmlns:w16du="http://schemas.microsoft.com/office/word/2023/wordml/word16du" xmlns:w16sdtdh="http://schemas.microsoft.com/office/word/2020/wordml/sdtdatahash" xmlns:w16sdtfl="http://schemas.microsoft.com/office/word/2024/wordml/sdtformatlock" xmlns:w16se="http://schemas.microsoft.com/office/word/2015/wordml/symex" xmlns:wpg="http://schemas.microsoft.com/office/word/2010/wordprocessingGroup" xmlns:wpi="http://schemas.microsoft.com/office/word/2010/wordprocessingInk" xmlns:wne="http://schemas.microsoft.com/office/word/2006/wordml" xmlns:wps="http://schemas.microsoft.com/office/word/2010/wordprocessingShape" mc:Ignorable="w14 w15 w16se w16cid w16 w16cex w16sdtdh w16sdtfl w16du wp14">
   <w:body>
     <w:p>
       <w:pPr>
@@ -108,7 +108,6 @@
         </w:rPr>
         <w:t xml:space="preserve"> </w:t>
       </w:r>
-      <w:proofErr w:type="gramStart"/>
       <w:r>
         <w:rPr>
           <w:color w:val="17127E"/>
@@ -134,7 +133,6 @@
         </w:rPr>
         <w:t>:</w:t>
       </w:r>
-      <w:proofErr w:type="gramEnd"/>
       <w:r>
         <w:rPr>
           <w:color w:val="17127E"/>
@@ -212,7 +210,6 @@
         </w:rPr>
         <w:t xml:space="preserve"> </w:t>
       </w:r>
-      <w:proofErr w:type="gramStart"/>
       <w:r>
         <w:rPr>
           <w:color w:val="17127E"/>
@@ -238,7 +235,6 @@
         </w:rPr>
         <w:t>:</w:t>
       </w:r>
-      <w:proofErr w:type="gramEnd"/>
       <w:r>
         <w:rPr>
           <w:color w:val="17127E"/>
@@ -388,7 +384,6 @@
         <w:pStyle w:val="Heading2"/>
         <w:spacing w:before="5"/>
       </w:pPr>
-      <w:proofErr w:type="gramStart"/>
       <w:r>
         <w:rPr>
           <w:color w:val="20409A"/>
@@ -408,7 +403,6 @@
         </w:rPr>
         <w:t>:</w:t>
       </w:r>
-      <w:proofErr w:type="gramEnd"/>
       <w:r>
         <w:rPr>
           <w:color w:val="20409A"/>
@@ -416,7 +410,7 @@
         </w:rPr>
         <w:t xml:space="preserve"> </w:t>
       </w:r>
-      <w:hyperlink r:id="rId7" w:history="1">
+      <w:hyperlink w:history="1" r:id="rId7">
         <w:r>
           <w:rPr>
             <w:rStyle w:val="Hyperlink"/>
@@ -432,7 +426,6 @@
         </w:rPr>
         <w:t xml:space="preserve"> </w:t>
       </w:r>
-      <w:proofErr w:type="gramStart"/>
       <w:r>
         <w:rPr>
           <w:color w:val="20409A"/>
@@ -452,7 +445,6 @@
         </w:rPr>
         <w:t>:</w:t>
       </w:r>
-      <w:proofErr w:type="gramEnd"/>
       <w:r>
         <w:rPr>
           <w:color w:val="20409A"/>
@@ -460,7 +452,7 @@
         </w:rPr>
         <w:t xml:space="preserve"> </w:t>
       </w:r>
-      <w:hyperlink r:id="rId8" w:history="1">
+      <w:hyperlink w:history="1" r:id="rId8">
         <w:r>
           <w:rPr>
             <w:rStyle w:val="Hyperlink"/>
@@ -473,7 +465,7 @@
     </w:p>
     <w:p>
       <w:pPr>
-        <w:spacing w:before="6" w:after="25"/>
+        <w:spacing w:after="25" w:before="6"/>
         <w:rPr>
           <w:b/>
           <w:sz w:val="20"/>
@@ -498,7 +490,7 @@
         <w:rPr>
           <w:noProof/>
           <w:sz w:val="20"/>
-          <w:lang w:val="en-IN" w:eastAsia="en-IN"/>
+          <w:lang w:val="en-IN" w:eastAsia="en-IN" w:bidi="ar-SA"/>
         </w:rPr>
         <w:drawing>
           <wp:inline distT="0" distB="0" distL="0" distR="0" wp14:anchorId="394A6483" wp14:editId="75FED7D1">
@@ -547,7 +539,7 @@
           <w:noProof/>
           <w:position w:val="10"/>
           <w:sz w:val="20"/>
-          <w:lang w:val="en-IN" w:eastAsia="en-IN"/>
+          <w:lang w:val="en-IN" w:eastAsia="en-IN" w:bidi="ar-SA"/>
         </w:rPr>
         <w:drawing>
           <wp:inline distT="0" distB="0" distL="0" distR="0" wp14:anchorId="4CAA7226" wp14:editId="41E9F425">
@@ -738,25 +730,14 @@
           <w:szCs w:val="24"/>
         </w:rPr>
         <w:t>Ref. No. : Tempo/Quote/abc</w:t>
-        <w:tab/>
-        <w:t xml:space="preserve">                                                               Date:06/08/2026 </w:t>
-      </w:r>
-      <w:proofErr w:type="gramStart"/>
+      </w:r>
       <w:r>
         <w:rPr>
           <w:b/>
           <w:sz w:val="24"/>
           <w:szCs w:val="24"/>
         </w:rPr>
-      </w:r>
-      <w:proofErr w:type="gramEnd"/>
-      <w:r>
-        <w:rPr>
-          <w:b/>
-          <w:spacing w:val="40"/>
-          <w:sz w:val="24"/>
-          <w:szCs w:val="24"/>
-        </w:rPr>
+        <w:tab/>
       </w:r>
       <w:r>
         <w:rPr>
@@ -764,49 +745,17 @@
           <w:sz w:val="24"/>
           <w:szCs w:val="24"/>
         </w:rPr>
-      </w:r>
-      <w:r>
+        <w:t xml:space="preserve">                                                               Date:06/08/2026 </w:t>
+      </w:r>
+    </w:p>
+    <w:p>
+      <w:pPr>
+        <w:ind w:left="141"/>
         <w:rPr>
           <w:b/>
-          <w:color w:val="000000"/>
-          <w:sz w:val="28"/>
-          <w:szCs w:val="28"/>
-        </w:rPr>
-      </w:r>
-      <w:proofErr w:type="spellStart"/>
-      <w:r>
-        <w:rPr>
-          <w:b/>
-          <w:color w:val="000000"/>
-          <w:sz w:val="28"/>
-          <w:szCs w:val="28"/>
-        </w:rPr>
-      </w:r>
-      <w:proofErr w:type="spellEnd"/>
-      <w:r>
-        <w:rPr>
-          <w:b/>
-          <w:color w:val="000000"/>
-          <w:sz w:val="28"/>
-          <w:szCs w:val="28"/>
-        </w:rPr>
-      </w:r>
-      <w:r>
-        <w:rPr>
-          <w:b/>
-          <w:color w:val="000000"/>
-          <w:sz w:val="28"/>
-        </w:rPr>
-      </w:r>
-      <w:r>
-        <w:rPr>
-          <w:b/>
-          <w:color w:val="000000"/>
-          <w:sz w:val="28"/>
-          <w:szCs w:val="28"/>
-        </w:rPr>
-      </w:r>
-      <w:proofErr w:type="gramStart"/>
+          <w:sz w:val="24"/>
+        </w:rPr>
+      </w:pPr>
       <w:r>
         <w:rPr>
           <w:b/>
@@ -814,77 +763,7 @@
           <w:sz w:val="24"/>
           <w:szCs w:val="24"/>
         </w:rPr>
-      </w:r>
-      <w:r>
-        <w:rPr>
-          <w:b/>
-          <w:color w:val="000000"/>
-          <w:sz w:val="18"/>
-          <w:szCs w:val="18"/>
-        </w:rPr>
-      </w:r>
-      <w:proofErr w:type="spellStart"/>
-      <w:proofErr w:type="gramEnd"/>
-      <w:r>
-        <w:rPr>
-          <w:b/>
-          <w:color w:val="000000"/>
-          <w:sz w:val="18"/>
-          <w:szCs w:val="18"/>
-        </w:rPr>
-      </w:r>
-      <w:proofErr w:type="spellEnd"/>
-      <w:r>
-        <w:rPr>
-          <w:b/>
-          <w:color w:val="000000"/>
-          <w:sz w:val="18"/>
-          <w:szCs w:val="18"/>
-        </w:rPr>
-      </w:r>
-      <w:r>
-        <w:rPr>
-          <w:b/>
-          <w:color w:val="000000"/>
-          <w:sz w:val="24"/>
-          <w:szCs w:val="24"/>
-        </w:rPr>
-      </w:r>
-    </w:p>
-    <w:p>
-      <w:pPr>
-        <w:ind w:left="141"/>
-        <w:rPr>
-          <w:b/>
-          <w:sz w:val="24"/>
-        </w:rPr>
-      </w:pPr>
-      <w:r>
-        <w:rPr>
-          <w:b/>
-          <w:color w:val="000000"/>
-          <w:sz w:val="24"/>
-          <w:szCs w:val="24"/>
-        </w:rPr>
         <w:t>the</w:t>
-      </w:r>
-      <w:proofErr w:type="spellStart"/>
-      <w:r>
-        <w:rPr>
-          <w:b/>
-          <w:color w:val="000000"/>
-          <w:sz w:val="24"/>
-          <w:szCs w:val="24"/>
-        </w:rPr>
-      </w:r>
-      <w:proofErr w:type="spellEnd"/>
-      <w:r>
-        <w:rPr>
-          <w:b/>
-          <w:color w:val="000000"/>
-          <w:sz w:val="24"/>
-          <w:szCs w:val="24"/>
-        </w:rPr>
       </w:r>
     </w:p>
     <w:p>
@@ -904,19 +783,14 @@
       <w:r>
         <w:t>vasai-virar - 401107</w:t>
       </w:r>
-      <w:proofErr w:type="spellStart"/>
-      <w:r/>
-      <w:proofErr w:type="spellEnd"/>
-      <w:r/>
     </w:p>
     <w:p>
       <w:pPr>
         <w:ind w:left="196"/>
       </w:pPr>
-      <w:proofErr w:type="gramStart"/>
-      <w:r>
-        <w:rPr>
-          <w:rFonts w:ascii="Wingdings" w:eastAsia="Wingdings" w:hAnsi="Wingdings" w:cs="Wingdings"/>
+      <w:r>
+        <w:rPr>
+          <w:rFonts w:ascii="Wingdings" w:hAnsi="Wingdings" w:eastAsia="Wingdings" w:cs="Wingdings"/>
         </w:rPr>
         <w:t></w:t>
       </w:r>
@@ -929,18 +803,17 @@
       <w:r>
         <w:t>:</w:t>
       </w:r>
-      <w:proofErr w:type="gramEnd"/>
       <w:r>
         <w:rPr>
           <w:spacing w:val="-2"/>
         </w:rPr>
         <w:t xml:space="preserve"> </w:t>
       </w:r>
-      <w:hyperlink r:id="rId12" w:history="1">
+      <w:hyperlink w:history="1" r:id="rId12">
         <w:r>
           <w:rPr>
             <w:rStyle w:val="Hyperlink"/>
-            <w:rFonts w:ascii="Arial MT" w:hAnsi="Arial MT"/>
+            <w:rFonts w:ascii="Arial MT" w:hAnsi="Arial MT" w:eastAsia="Times New Roman" w:cs="Times New Roman"/>
             <w:color w:val="467886"/>
             <w:spacing w:val="-2"/>
             <w:sz w:val="20"/>
@@ -948,11 +821,10 @@
           </w:rPr>
           <w:t>{</w:t>
         </w:r>
-        <w:proofErr w:type="spellStart"/>
         <w:r>
           <w:rPr>
             <w:rStyle w:val="Hyperlink"/>
-            <w:rFonts w:ascii="Arial MT" w:hAnsi="Arial MT"/>
+            <w:rFonts w:ascii="Arial MT" w:hAnsi="Arial MT" w:eastAsia="Times New Roman" w:cs="Times New Roman"/>
             <w:color w:val="467886"/>
             <w:spacing w:val="-2"/>
             <w:sz w:val="20"/>
@@ -960,11 +832,10 @@
           </w:rPr>
           <w:t>client_email</w:t>
         </w:r>
-        <w:proofErr w:type="spellEnd"/>
         <w:r>
           <w:rPr>
             <w:rStyle w:val="Hyperlink"/>
-            <w:rFonts w:ascii="Arial MT" w:hAnsi="Arial MT"/>
+            <w:rFonts w:ascii="Arial MT" w:hAnsi="Arial MT" w:eastAsia="Times New Roman" w:cs="Times New Roman"/>
             <w:color w:val="467886"/>
             <w:spacing w:val="-2"/>
             <w:sz w:val="20"/>
@@ -986,62 +857,11 @@
       <w:pPr>
         <w:pStyle w:val="Heading1"/>
         <w:spacing w:line="242" w:lineRule="auto"/>
-        <w:ind w:left="2899" w:right="1562" w:hanging="64"/>
+        <w:ind w:hanging="64" w:left="2899" w:right="1562"/>
       </w:pPr>
       <w:r>
         <w:t xml:space="preserve">Kind Attn.: me (: 7208622619) </w:t>
       </w:r>
-      <w:r>
-        <w:rPr>
-          <w:spacing w:val="-8"/>
-        </w:rPr>
-      </w:r>
-      <w:r/>
-      <w:r/>
-      <w:proofErr w:type="spellStart"/>
-      <w:r/>
-      <w:proofErr w:type="spellEnd"/>
-      <w:r/>
-      <w:r/>
-      <w:r>
-        <w:rPr>
-          <w:rFonts w:ascii="Webdings" w:eastAsia="Webdings" w:hAnsi="Webdings" w:cs="Webdings"/>
-          <w:b w:val="0"/>
-        </w:rPr>
-      </w:r>
-      <w:r>
-        <w:rPr>
-          <w:b w:val="0"/>
-        </w:rPr>
-      </w:r>
-      <w:r/>
-      <w:proofErr w:type="spellStart"/>
-      <w:r>
-        <w:rPr>
-          <w:rFonts w:ascii="Arial MT" w:eastAsia="Arial MT" w:hAnsi="Arial MT" w:cs="Arial MT"/>
-          <w:b w:val="0"/>
-          <w:sz w:val="24"/>
-          <w:szCs w:val="24"/>
-        </w:rPr>
-      </w:r>
-      <w:r>
-        <w:rPr>
-          <w:rFonts w:ascii="Arial MT" w:eastAsia="Arial MT" w:hAnsi="Arial MT" w:cs="Arial MT"/>
-          <w:b w:val="0"/>
-          <w:sz w:val="24"/>
-          <w:szCs w:val="24"/>
-        </w:rPr>
-      </w:r>
-      <w:proofErr w:type="spellEnd"/>
-      <w:r>
-        <w:rPr>
-          <w:rFonts w:ascii="Arial MT" w:eastAsia="Arial MT" w:hAnsi="Arial MT" w:cs="Arial MT"/>
-          <w:b w:val="0"/>
-          <w:sz w:val="24"/>
-          <w:szCs w:val="24"/>
-        </w:rPr>
-      </w:r>
-      <w:r/>
     </w:p>
     <w:p>
       <w:pPr>
@@ -1052,48 +872,6 @@
       <w:r>
         <w:t>Your Ref.: Your Whatsapp enquiry Dt. 06/08/2026</w:t>
       </w:r>
-      <w:r>
-        <w:rPr>
-          <w:spacing w:val="-14"/>
-        </w:rPr>
-      </w:r>
-      <w:r/>
-      <w:r>
-        <w:rPr>
-          <w:spacing w:val="-14"/>
-        </w:rPr>
-      </w:r>
-      <w:r/>
-      <w:r>
-        <w:rPr>
-          <w:spacing w:val="-14"/>
-        </w:rPr>
-      </w:r>
-      <w:proofErr w:type="spellStart"/>
-      <w:r/>
-      <w:proofErr w:type="spellEnd"/>
-      <w:r>
-        <w:rPr>
-          <w:spacing w:val="19"/>
-        </w:rPr>
-      </w:r>
-      <w:r/>
-      <w:r>
-        <w:rPr>
-          <w:spacing w:val="-11"/>
-        </w:rPr>
-      </w:r>
-      <w:r/>
-      <w:r>
-        <w:rPr>
-          <w:spacing w:val="-11"/>
-        </w:rPr>
-      </w:r>
-      <w:r/>
-      <w:proofErr w:type="spellStart"/>
-      <w:r/>
-      <w:proofErr w:type="spellEnd"/>
-      <w:r/>
     </w:p>
     <w:p>
       <w:pPr>
@@ -1139,7 +917,7 @@
         <w:rPr>
           <w:noProof/>
           <w:sz w:val="21"/>
-          <w:lang w:val="en-IN" w:eastAsia="en-IN"/>
+          <w:lang w:val="en-IN" w:eastAsia="en-IN" w:bidi="ar-SA"/>
         </w:rPr>
         <mc:AlternateContent>
           <mc:Choice Requires="wps">
@@ -1231,14 +1009,6 @@
               </wp:anchor>
             </w:drawing>
           </mc:Choice>
-          <mc:Fallback>
-            <w:pict>
-              <v:shape w14:anchorId="109F0063" id="Graphic 5" o:spid="_x0000_s1026" style="position:absolute;margin-left:55.2pt;margin-top:15.4pt;width:507.6pt;height:2.2pt;z-index:-15728640;visibility:visible;mso-wrap-style:square;mso-wrap-distance-left:0;mso-wrap-distance-top:0;mso-wrap-distance-right:0;mso-wrap-distance-bottom:0;mso-position-horizontal:absolute;mso-position-horizontal-relative:page;mso-position-vertical:absolute;mso-position-vertical-relative:text;v-text-anchor:top" coordsize="6446520,27940" o:gfxdata="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" path="m6446266,18288l,18288r,9144l6446266,27432r,-9144xem6446266,l,,,9144r6446266,l6446266,xe" fillcolor="black" stroked="f">
-                <v:path arrowok="t"/>
-                <w10:wrap type="topAndBottom" anchorx="page"/>
-              </v:shape>
-            </w:pict>
-          </mc:Fallback>
         </mc:AlternateContent>
       </w:r>
       <w:r>
@@ -1576,7 +1346,7 @@
           <w:left w:w="10" w:type="dxa"/>
           <w:right w:w="10" w:type="dxa"/>
         </w:tblCellMar>
-        <w:tblLook w:val="0000" w:firstRow="0" w:lastRow="0" w:firstColumn="0" w:lastColumn="0" w:noHBand="0" w:noVBand="0"/>
+        <w:tblLook w:firstColumn="0" w:firstRow="0" w:lastColumn="0" w:lastRow="0" w:noHBand="0" w:noVBand="0" w:val="0000"/>
       </w:tblPr>
       <w:tblGrid>
         <w:gridCol w:w="2880"/>
@@ -1584,16 +1354,17 @@
       </w:tblGrid>
       <w:tr>
         <w:trPr>
+          <w:hidden w:val="0"/>
           <w:trHeight w:val="242"/>
         </w:trPr>
         <w:tc>
           <w:tcPr>
             <w:tcW w:w="2880" w:type="dxa"/>
             <w:tcBorders>
-              <w:top w:val="single" w:sz="4" w:space="0" w:color="000000"/>
-              <w:left w:val="single" w:sz="4" w:space="0" w:color="000000"/>
-              <w:bottom w:val="single" w:sz="4" w:space="0" w:color="000000"/>
-              <w:right w:val="single" w:sz="4" w:space="0" w:color="000000"/>
+              <w:top w:val="single" w:color="000000" w:sz="4" w:space="0"/>
+              <w:left w:val="single" w:color="000000" w:sz="4" w:space="0"/>
+              <w:bottom w:val="single" w:color="000000" w:sz="4" w:space="0"/>
+              <w:right w:val="single" w:color="000000" w:sz="4" w:space="0"/>
             </w:tcBorders>
             <w:tcMar>
               <w:top w:w="0" w:type="dxa"/>
@@ -1627,10 +1398,10 @@
           <w:tcPr>
             <w:tcW w:w="6618" w:type="dxa"/>
             <w:tcBorders>
-              <w:top w:val="single" w:sz="4" w:space="0" w:color="000000"/>
-              <w:left w:val="single" w:sz="4" w:space="0" w:color="000000"/>
-              <w:bottom w:val="single" w:sz="4" w:space="0" w:color="000000"/>
-              <w:right w:val="single" w:sz="4" w:space="0" w:color="000000"/>
+              <w:top w:val="single" w:color="000000" w:sz="4" w:space="0"/>
+              <w:left w:val="single" w:color="000000" w:sz="4" w:space="0"/>
+              <w:bottom w:val="single" w:color="000000" w:sz="4" w:space="0"/>
+              <w:right w:val="single" w:color="000000" w:sz="4" w:space="0"/>
             </w:tcBorders>
             <w:tcMar>
               <w:top w:w="0" w:type="dxa"/>
@@ -1669,16 +1440,17 @@
       </w:tr>
       <w:tr>
         <w:trPr>
+          <w:hidden w:val="0"/>
           <w:trHeight w:val="242"/>
         </w:trPr>
         <w:tc>
           <w:tcPr>
             <w:tcW w:w="2880" w:type="dxa"/>
             <w:tcBorders>
-              <w:top w:val="single" w:sz="4" w:space="0" w:color="000000"/>
-              <w:left w:val="single" w:sz="4" w:space="0" w:color="000000"/>
-              <w:bottom w:val="single" w:sz="4" w:space="0" w:color="000000"/>
-              <w:right w:val="single" w:sz="4" w:space="0" w:color="000000"/>
+              <w:top w:val="single" w:color="000000" w:sz="4" w:space="0"/>
+              <w:left w:val="single" w:color="000000" w:sz="4" w:space="0"/>
+              <w:bottom w:val="single" w:color="000000" w:sz="4" w:space="0"/>
+              <w:right w:val="single" w:color="000000" w:sz="4" w:space="0"/>
             </w:tcBorders>
             <w:tcMar>
               <w:top w:w="0" w:type="dxa"/>
@@ -1696,7 +1468,7 @@
                 <w:b/>
                 <w:sz w:val="22"/>
                 <w:szCs w:val="22"/>
-                <w:shd w:val="clear" w:color="auto" w:fill="FFFF00"/>
+                <w:shd w:color="auto" w:fill="FFFF00" w:val="clear"/>
               </w:rPr>
             </w:pPr>
             <w:r>
@@ -1704,7 +1476,8 @@
                 <w:b/>
                 <w:sz w:val="22"/>
                 <w:szCs w:val="22"/>
-                <w:shd w:val="clear" w:color="auto" w:fill="FFFF00"/>
+                <w:shd w:color="auto" w:fill="FFFF00" w:val="clear"/>
+                <w:highlight w:val="yellow"/>
               </w:rPr>
               <w:t>HSN Code</w:t>
             </w:r>
@@ -1714,10 +1487,10 @@
           <w:tcPr>
             <w:tcW w:w="6618" w:type="dxa"/>
             <w:tcBorders>
-              <w:top w:val="single" w:sz="4" w:space="0" w:color="000000"/>
-              <w:left w:val="single" w:sz="4" w:space="0" w:color="000000"/>
-              <w:bottom w:val="single" w:sz="4" w:space="0" w:color="000000"/>
-              <w:right w:val="single" w:sz="4" w:space="0" w:color="000000"/>
+              <w:top w:val="single" w:color="000000" w:sz="4" w:space="0"/>
+              <w:left w:val="single" w:color="000000" w:sz="4" w:space="0"/>
+              <w:bottom w:val="single" w:color="000000" w:sz="4" w:space="0"/>
+              <w:right w:val="single" w:color="000000" w:sz="4" w:space="0"/>
             </w:tcBorders>
             <w:tcMar>
               <w:top w:w="0" w:type="dxa"/>
@@ -1754,16 +1527,17 @@
       </w:tr>
       <w:tr>
         <w:trPr>
+          <w:hidden w:val="0"/>
           <w:trHeight w:val="242"/>
         </w:trPr>
         <w:tc>
           <w:tcPr>
             <w:tcW w:w="2880" w:type="dxa"/>
             <w:tcBorders>
-              <w:top w:val="single" w:sz="4" w:space="0" w:color="000000"/>
-              <w:left w:val="single" w:sz="4" w:space="0" w:color="000000"/>
-              <w:bottom w:val="single" w:sz="4" w:space="0" w:color="000000"/>
-              <w:right w:val="single" w:sz="4" w:space="0" w:color="000000"/>
+              <w:top w:val="single" w:color="000000" w:sz="4" w:space="0"/>
+              <w:left w:val="single" w:color="000000" w:sz="4" w:space="0"/>
+              <w:bottom w:val="single" w:color="000000" w:sz="4" w:space="0"/>
+              <w:right w:val="single" w:color="000000" w:sz="4" w:space="0"/>
             </w:tcBorders>
             <w:tcMar>
               <w:top w:w="0" w:type="dxa"/>
@@ -1795,10 +1569,10 @@
           <w:tcPr>
             <w:tcW w:w="6618" w:type="dxa"/>
             <w:tcBorders>
-              <w:top w:val="single" w:sz="4" w:space="0" w:color="000000"/>
-              <w:left w:val="single" w:sz="4" w:space="0" w:color="000000"/>
-              <w:bottom w:val="single" w:sz="4" w:space="0" w:color="000000"/>
-              <w:right w:val="single" w:sz="4" w:space="0" w:color="000000"/>
+              <w:top w:val="single" w:color="000000" w:sz="4" w:space="0"/>
+              <w:left w:val="single" w:color="000000" w:sz="4" w:space="0"/>
+              <w:bottom w:val="single" w:color="000000" w:sz="4" w:space="0"/>
+              <w:right w:val="single" w:color="000000" w:sz="4" w:space="0"/>
             </w:tcBorders>
             <w:tcMar>
               <w:top w:w="0" w:type="dxa"/>
@@ -1844,16 +1618,17 @@
       </w:tr>
       <w:tr>
         <w:trPr>
+          <w:hidden w:val="0"/>
           <w:trHeight w:val="287"/>
         </w:trPr>
         <w:tc>
           <w:tcPr>
             <w:tcW w:w="2880" w:type="dxa"/>
             <w:tcBorders>
-              <w:top w:val="single" w:sz="4" w:space="0" w:color="000000"/>
-              <w:left w:val="single" w:sz="4" w:space="0" w:color="000000"/>
-              <w:bottom w:val="single" w:sz="4" w:space="0" w:color="000000"/>
-              <w:right w:val="single" w:sz="4" w:space="0" w:color="000000"/>
+              <w:top w:val="single" w:color="000000" w:sz="4" w:space="0"/>
+              <w:left w:val="single" w:color="000000" w:sz="4" w:space="0"/>
+              <w:bottom w:val="single" w:color="000000" w:sz="4" w:space="0"/>
+              <w:right w:val="single" w:color="000000" w:sz="4" w:space="0"/>
             </w:tcBorders>
             <w:tcMar>
               <w:top w:w="0" w:type="dxa"/>
@@ -1886,10 +1661,10 @@
           <w:tcPr>
             <w:tcW w:w="6618" w:type="dxa"/>
             <w:tcBorders>
-              <w:top w:val="single" w:sz="4" w:space="0" w:color="000000"/>
-              <w:left w:val="single" w:sz="4" w:space="0" w:color="000000"/>
-              <w:bottom w:val="single" w:sz="4" w:space="0" w:color="000000"/>
-              <w:right w:val="single" w:sz="4" w:space="0" w:color="000000"/>
+              <w:top w:val="single" w:color="000000" w:sz="4" w:space="0"/>
+              <w:left w:val="single" w:color="000000" w:sz="4" w:space="0"/>
+              <w:bottom w:val="single" w:color="000000" w:sz="4" w:space="0"/>
+              <w:right w:val="single" w:color="000000" w:sz="4" w:space="0"/>
             </w:tcBorders>
             <w:tcMar>
               <w:top w:w="0" w:type="dxa"/>
@@ -1908,26 +1683,29 @@
             </w:pPr>
             <w:r>
               <w:rPr>
-                <w:rFonts w:ascii="Times New Roman" w:hAnsi="Times New Roman" w:cs="Times New Roman"/>
-                <w:bCs/>
-                <w:sz w:val="20"/>
+                <w:rFonts w:ascii="Times New Roman" w:hAnsi="Times New Roman" w:eastAsia="Times New Roman" w:cs="Times New Roman"/>
+                <w:bCs/>
+                <w:sz w:val="20"/>
+                <w:szCs w:val="20"/>
               </w:rPr>
               <w:t>1250</w:t>
             </w:r>
             <w:r>
               <w:rPr>
-                <w:rFonts w:ascii="Times New Roman" w:hAnsi="Times New Roman" w:cs="Times New Roman"/>
+                <w:rFonts w:ascii="Times New Roman" w:hAnsi="Times New Roman" w:eastAsia="Times New Roman" w:cs="Times New Roman"/>
                 <w:bCs/>
                 <w:sz w:val="20"/>
                 <w:vertAlign w:val="superscript"/>
+                <w:szCs w:val="20"/>
               </w:rPr>
               <w:t>0</w:t>
             </w:r>
             <w:r>
               <w:rPr>
-                <w:rFonts w:ascii="Times New Roman" w:hAnsi="Times New Roman" w:cs="Times New Roman"/>
-                <w:bCs/>
-                <w:sz w:val="20"/>
+                <w:rFonts w:ascii="Times New Roman" w:hAnsi="Times New Roman" w:eastAsia="Times New Roman" w:cs="Times New Roman"/>
+                <w:bCs/>
+                <w:sz w:val="20"/>
+                <w:szCs w:val="20"/>
               </w:rPr>
               <w:t>C</w:t>
             </w:r>
@@ -1936,16 +1714,17 @@
       </w:tr>
       <w:tr>
         <w:trPr>
+          <w:hidden w:val="0"/>
           <w:trHeight w:val="206"/>
         </w:trPr>
         <w:tc>
           <w:tcPr>
             <w:tcW w:w="2880" w:type="dxa"/>
             <w:tcBorders>
-              <w:top w:val="single" w:sz="4" w:space="0" w:color="000000"/>
-              <w:left w:val="single" w:sz="4" w:space="0" w:color="000000"/>
-              <w:bottom w:val="single" w:sz="4" w:space="0" w:color="000000"/>
-              <w:right w:val="single" w:sz="4" w:space="0" w:color="000000"/>
+              <w:top w:val="single" w:color="000000" w:sz="4" w:space="0"/>
+              <w:left w:val="single" w:color="000000" w:sz="4" w:space="0"/>
+              <w:bottom w:val="single" w:color="000000" w:sz="4" w:space="0"/>
+              <w:right w:val="single" w:color="000000" w:sz="4" w:space="0"/>
             </w:tcBorders>
             <w:tcMar>
               <w:top w:w="0" w:type="dxa"/>
@@ -1979,10 +1758,10 @@
           <w:tcPr>
             <w:tcW w:w="6618" w:type="dxa"/>
             <w:tcBorders>
-              <w:top w:val="single" w:sz="4" w:space="0" w:color="000000"/>
-              <w:left w:val="single" w:sz="4" w:space="0" w:color="000000"/>
-              <w:bottom w:val="single" w:sz="4" w:space="0" w:color="000000"/>
-              <w:right w:val="single" w:sz="4" w:space="0" w:color="000000"/>
+              <w:top w:val="single" w:color="000000" w:sz="4" w:space="0"/>
+              <w:left w:val="single" w:color="000000" w:sz="4" w:space="0"/>
+              <w:bottom w:val="single" w:color="000000" w:sz="4" w:space="0"/>
+              <w:right w:val="single" w:color="000000" w:sz="4" w:space="0"/>
             </w:tcBorders>
             <w:tcMar>
               <w:top w:w="0" w:type="dxa"/>
@@ -2015,16 +1794,17 @@
       </w:tr>
       <w:tr>
         <w:trPr>
+          <w:hidden w:val="0"/>
           <w:trHeight w:val="260"/>
         </w:trPr>
         <w:tc>
           <w:tcPr>
             <w:tcW w:w="2880" w:type="dxa"/>
             <w:tcBorders>
-              <w:top w:val="single" w:sz="4" w:space="0" w:color="000000"/>
-              <w:left w:val="single" w:sz="4" w:space="0" w:color="000000"/>
-              <w:bottom w:val="single" w:sz="4" w:space="0" w:color="000000"/>
-              <w:right w:val="single" w:sz="4" w:space="0" w:color="000000"/>
+              <w:top w:val="single" w:color="000000" w:sz="4" w:space="0"/>
+              <w:left w:val="single" w:color="000000" w:sz="4" w:space="0"/>
+              <w:bottom w:val="single" w:color="000000" w:sz="4" w:space="0"/>
+              <w:right w:val="single" w:color="000000" w:sz="4" w:space="0"/>
             </w:tcBorders>
             <w:tcMar>
               <w:top w:w="0" w:type="dxa"/>
@@ -2058,10 +1838,10 @@
           <w:tcPr>
             <w:tcW w:w="6618" w:type="dxa"/>
             <w:tcBorders>
-              <w:top w:val="single" w:sz="4" w:space="0" w:color="000000"/>
-              <w:left w:val="single" w:sz="4" w:space="0" w:color="000000"/>
-              <w:bottom w:val="single" w:sz="4" w:space="0" w:color="000000"/>
-              <w:right w:val="single" w:sz="4" w:space="0" w:color="000000"/>
+              <w:top w:val="single" w:color="000000" w:sz="4" w:space="0"/>
+              <w:left w:val="single" w:color="000000" w:sz="4" w:space="0"/>
+              <w:bottom w:val="single" w:color="000000" w:sz="4" w:space="0"/>
+              <w:right w:val="single" w:color="000000" w:sz="4" w:space="0"/>
             </w:tcBorders>
             <w:tcMar>
               <w:top w:w="0" w:type="dxa"/>
@@ -2091,16 +1871,17 @@
       </w:tr>
       <w:tr>
         <w:trPr>
+          <w:hidden w:val="0"/>
           <w:trHeight w:val="260"/>
         </w:trPr>
         <w:tc>
           <w:tcPr>
             <w:tcW w:w="2880" w:type="dxa"/>
             <w:tcBorders>
-              <w:top w:val="single" w:sz="4" w:space="0" w:color="000000"/>
-              <w:left w:val="single" w:sz="4" w:space="0" w:color="000000"/>
-              <w:bottom w:val="single" w:sz="4" w:space="0" w:color="000000"/>
-              <w:right w:val="single" w:sz="4" w:space="0" w:color="000000"/>
+              <w:top w:val="single" w:color="000000" w:sz="4" w:space="0"/>
+              <w:left w:val="single" w:color="000000" w:sz="4" w:space="0"/>
+              <w:bottom w:val="single" w:color="000000" w:sz="4" w:space="0"/>
+              <w:right w:val="single" w:color="000000" w:sz="4" w:space="0"/>
             </w:tcBorders>
             <w:tcMar>
               <w:top w:w="0" w:type="dxa"/>
@@ -2134,10 +1915,10 @@
           <w:tcPr>
             <w:tcW w:w="6618" w:type="dxa"/>
             <w:tcBorders>
-              <w:top w:val="single" w:sz="4" w:space="0" w:color="000000"/>
-              <w:left w:val="single" w:sz="4" w:space="0" w:color="000000"/>
-              <w:bottom w:val="single" w:sz="4" w:space="0" w:color="000000"/>
-              <w:right w:val="single" w:sz="4" w:space="0" w:color="000000"/>
+              <w:top w:val="single" w:color="000000" w:sz="4" w:space="0"/>
+              <w:left w:val="single" w:color="000000" w:sz="4" w:space="0"/>
+              <w:bottom w:val="single" w:color="000000" w:sz="4" w:space="0"/>
+              <w:right w:val="single" w:color="000000" w:sz="4" w:space="0"/>
             </w:tcBorders>
             <w:tcMar>
               <w:top w:w="0" w:type="dxa"/>
@@ -2161,14 +1942,12 @@
               </w:rPr>
               <w:t xml:space="preserve">Low energy consumption vacuum formed </w:t>
             </w:r>
-            <w:proofErr w:type="spellStart"/>
             <w:r>
               <w:rPr>
                 <w:szCs w:val="22"/>
               </w:rPr>
               <w:t>fiber</w:t>
             </w:r>
-            <w:proofErr w:type="spellEnd"/>
             <w:r>
               <w:rPr>
                 <w:szCs w:val="22"/>
@@ -2221,6 +2000,7 @@
       </w:tr>
       <w:tr>
         <w:trPr>
+          <w:hidden w:val="0"/>
           <w:trHeight w:val="260"/>
         </w:trPr>
         <w:tc>
@@ -2228,10 +2008,10 @@
             <w:tcW w:w="9498" w:type="dxa"/>
             <w:gridSpan w:val="2"/>
             <w:tcBorders>
-              <w:top w:val="single" w:sz="4" w:space="0" w:color="000000"/>
-              <w:left w:val="single" w:sz="4" w:space="0" w:color="000000"/>
-              <w:bottom w:val="single" w:sz="4" w:space="0" w:color="000000"/>
-              <w:right w:val="single" w:sz="4" w:space="0" w:color="000000"/>
+              <w:top w:val="single" w:color="000000" w:sz="4" w:space="0"/>
+              <w:left w:val="single" w:color="000000" w:sz="4" w:space="0"/>
+              <w:bottom w:val="single" w:color="000000" w:sz="4" w:space="0"/>
+              <w:right w:val="single" w:color="000000" w:sz="4" w:space="0"/>
             </w:tcBorders>
             <w:tcMar>
               <w:top w:w="0" w:type="dxa"/>
@@ -2243,7 +2023,7 @@
           <w:p>
             <w:pPr>
               <w:pStyle w:val="NoSpacing"/>
-              <w:spacing w:before="60" w:after="60"/>
+              <w:spacing w:after="60" w:before="60"/>
               <w:jc w:val="center"/>
               <w:rPr>
                 <w:sz w:val="22"/>
@@ -2255,7 +2035,7 @@
                 <w:b/>
                 <w:bCs/>
                 <w:sz w:val="24"/>
-                <w:szCs w:val="22"/>
+                <w:szCs w:val="24"/>
                 <w:u w:val="single"/>
               </w:rPr>
               <w:t>CONTROL SYSTEM</w:t>
@@ -2265,16 +2045,17 @@
       </w:tr>
       <w:tr>
         <w:trPr>
+          <w:hidden w:val="0"/>
           <w:trHeight w:val="260"/>
         </w:trPr>
         <w:tc>
           <w:tcPr>
             <w:tcW w:w="2880" w:type="dxa"/>
             <w:tcBorders>
-              <w:top w:val="single" w:sz="4" w:space="0" w:color="000000"/>
-              <w:left w:val="single" w:sz="4" w:space="0" w:color="000000"/>
-              <w:bottom w:val="single" w:sz="4" w:space="0" w:color="000000"/>
-              <w:right w:val="single" w:sz="4" w:space="0" w:color="000000"/>
+              <w:top w:val="single" w:color="000000" w:sz="4" w:space="0"/>
+              <w:left w:val="single" w:color="000000" w:sz="4" w:space="0"/>
+              <w:bottom w:val="single" w:color="000000" w:sz="4" w:space="0"/>
+              <w:right w:val="single" w:color="000000" w:sz="4" w:space="0"/>
             </w:tcBorders>
             <w:tcMar>
               <w:top w:w="0" w:type="dxa"/>
@@ -2306,10 +2087,10 @@
           <w:tcPr>
             <w:tcW w:w="6618" w:type="dxa"/>
             <w:tcBorders>
-              <w:top w:val="single" w:sz="4" w:space="0" w:color="000000"/>
-              <w:left w:val="single" w:sz="4" w:space="0" w:color="000000"/>
-              <w:bottom w:val="single" w:sz="4" w:space="0" w:color="000000"/>
-              <w:right w:val="single" w:sz="4" w:space="0" w:color="000000"/>
+              <w:top w:val="single" w:color="000000" w:sz="4" w:space="0"/>
+              <w:left w:val="single" w:color="000000" w:sz="4" w:space="0"/>
+              <w:bottom w:val="single" w:color="000000" w:sz="4" w:space="0"/>
+              <w:right w:val="single" w:color="000000" w:sz="4" w:space="0"/>
             </w:tcBorders>
             <w:tcMar>
               <w:top w:w="0" w:type="dxa"/>
@@ -2341,16 +2122,17 @@
       </w:tr>
       <w:tr>
         <w:trPr>
+          <w:hidden w:val="0"/>
           <w:trHeight w:val="260"/>
         </w:trPr>
         <w:tc>
           <w:tcPr>
             <w:tcW w:w="2880" w:type="dxa"/>
             <w:tcBorders>
-              <w:top w:val="single" w:sz="4" w:space="0" w:color="000000"/>
-              <w:left w:val="single" w:sz="4" w:space="0" w:color="000000"/>
-              <w:bottom w:val="single" w:sz="4" w:space="0" w:color="000000"/>
-              <w:right w:val="single" w:sz="4" w:space="0" w:color="000000"/>
+              <w:top w:val="single" w:color="000000" w:sz="4" w:space="0"/>
+              <w:left w:val="single" w:color="000000" w:sz="4" w:space="0"/>
+              <w:bottom w:val="single" w:color="000000" w:sz="4" w:space="0"/>
+              <w:right w:val="single" w:color="000000" w:sz="4" w:space="0"/>
             </w:tcBorders>
             <w:tcMar>
               <w:top w:w="0" w:type="dxa"/>
@@ -2382,10 +2164,10 @@
           <w:tcPr>
             <w:tcW w:w="6618" w:type="dxa"/>
             <w:tcBorders>
-              <w:top w:val="single" w:sz="4" w:space="0" w:color="000000"/>
-              <w:left w:val="single" w:sz="4" w:space="0" w:color="000000"/>
-              <w:bottom w:val="single" w:sz="4" w:space="0" w:color="000000"/>
-              <w:right w:val="single" w:sz="4" w:space="0" w:color="000000"/>
+              <w:top w:val="single" w:color="000000" w:sz="4" w:space="0"/>
+              <w:left w:val="single" w:color="000000" w:sz="4" w:space="0"/>
+              <w:bottom w:val="single" w:color="000000" w:sz="4" w:space="0"/>
+              <w:right w:val="single" w:color="000000" w:sz="4" w:space="0"/>
             </w:tcBorders>
             <w:tcMar>
               <w:top w:w="0" w:type="dxa"/>
@@ -2400,14 +2182,12 @@
               <w:spacing w:before="40"/>
               <w:jc w:val="both"/>
             </w:pPr>
-            <w:proofErr w:type="spellStart"/>
             <w:r>
               <w:rPr>
                 <w:highlight w:val="yellow"/>
               </w:rPr>
               <w:t>SiC</w:t>
             </w:r>
-            <w:proofErr w:type="spellEnd"/>
             <w:r>
               <w:rPr>
                 <w:highlight w:val="yellow"/>
@@ -2419,16 +2199,17 @@
       </w:tr>
       <w:tr>
         <w:trPr>
+          <w:hidden w:val="0"/>
           <w:trHeight w:val="260"/>
         </w:trPr>
         <w:tc>
           <w:tcPr>
             <w:tcW w:w="2880" w:type="dxa"/>
             <w:tcBorders>
-              <w:top w:val="single" w:sz="4" w:space="0" w:color="000000"/>
-              <w:left w:val="single" w:sz="4" w:space="0" w:color="000000"/>
-              <w:bottom w:val="single" w:sz="4" w:space="0" w:color="000000"/>
-              <w:right w:val="single" w:sz="4" w:space="0" w:color="000000"/>
+              <w:top w:val="single" w:color="000000" w:sz="4" w:space="0"/>
+              <w:left w:val="single" w:color="000000" w:sz="4" w:space="0"/>
+              <w:bottom w:val="single" w:color="000000" w:sz="4" w:space="0"/>
+              <w:right w:val="single" w:color="000000" w:sz="4" w:space="0"/>
             </w:tcBorders>
             <w:tcMar>
               <w:top w:w="0" w:type="dxa"/>
@@ -2460,10 +2241,10 @@
           <w:tcPr>
             <w:tcW w:w="6618" w:type="dxa"/>
             <w:tcBorders>
-              <w:top w:val="single" w:sz="4" w:space="0" w:color="000000"/>
-              <w:left w:val="single" w:sz="4" w:space="0" w:color="000000"/>
-              <w:bottom w:val="single" w:sz="4" w:space="0" w:color="000000"/>
-              <w:right w:val="single" w:sz="4" w:space="0" w:color="000000"/>
+              <w:top w:val="single" w:color="000000" w:sz="4" w:space="0"/>
+              <w:left w:val="single" w:color="000000" w:sz="4" w:space="0"/>
+              <w:bottom w:val="single" w:color="000000" w:sz="4" w:space="0"/>
+              <w:right w:val="single" w:color="000000" w:sz="4" w:space="0"/>
             </w:tcBorders>
             <w:tcMar>
               <w:top w:w="0" w:type="dxa"/>
@@ -2504,16 +2285,17 @@
       </w:tr>
       <w:tr>
         <w:trPr>
+          <w:hidden w:val="0"/>
           <w:trHeight w:val="260"/>
         </w:trPr>
         <w:tc>
           <w:tcPr>
             <w:tcW w:w="2880" w:type="dxa"/>
             <w:tcBorders>
-              <w:top w:val="single" w:sz="4" w:space="0" w:color="000000"/>
-              <w:left w:val="single" w:sz="4" w:space="0" w:color="000000"/>
-              <w:bottom w:val="single" w:sz="4" w:space="0" w:color="000000"/>
-              <w:right w:val="single" w:sz="4" w:space="0" w:color="000000"/>
+              <w:top w:val="single" w:color="000000" w:sz="4" w:space="0"/>
+              <w:left w:val="single" w:color="000000" w:sz="4" w:space="0"/>
+              <w:bottom w:val="single" w:color="000000" w:sz="4" w:space="0"/>
+              <w:right w:val="single" w:color="000000" w:sz="4" w:space="0"/>
             </w:tcBorders>
             <w:tcMar>
               <w:top w:w="0" w:type="dxa"/>
@@ -2547,10 +2329,10 @@
           <w:tcPr>
             <w:tcW w:w="6618" w:type="dxa"/>
             <w:tcBorders>
-              <w:top w:val="single" w:sz="4" w:space="0" w:color="000000"/>
-              <w:left w:val="single" w:sz="4" w:space="0" w:color="000000"/>
-              <w:bottom w:val="single" w:sz="4" w:space="0" w:color="000000"/>
-              <w:right w:val="single" w:sz="4" w:space="0" w:color="000000"/>
+              <w:top w:val="single" w:color="000000" w:sz="4" w:space="0"/>
+              <w:left w:val="single" w:color="000000" w:sz="4" w:space="0"/>
+              <w:bottom w:val="single" w:color="000000" w:sz="4" w:space="0"/>
+              <w:right w:val="single" w:color="000000" w:sz="4" w:space="0"/>
             </w:tcBorders>
             <w:tcMar>
               <w:top w:w="0" w:type="dxa"/>
@@ -2601,16 +2383,17 @@
       </w:tr>
       <w:tr>
         <w:trPr>
+          <w:hidden w:val="0"/>
           <w:trHeight w:val="260"/>
         </w:trPr>
         <w:tc>
           <w:tcPr>
             <w:tcW w:w="2880" w:type="dxa"/>
             <w:tcBorders>
-              <w:top w:val="single" w:sz="4" w:space="0" w:color="000000"/>
-              <w:left w:val="single" w:sz="4" w:space="0" w:color="000000"/>
-              <w:bottom w:val="single" w:sz="4" w:space="0" w:color="000000"/>
-              <w:right w:val="single" w:sz="4" w:space="0" w:color="000000"/>
+              <w:top w:val="single" w:color="000000" w:sz="4" w:space="0"/>
+              <w:left w:val="single" w:color="000000" w:sz="4" w:space="0"/>
+              <w:bottom w:val="single" w:color="000000" w:sz="4" w:space="0"/>
+              <w:right w:val="single" w:color="000000" w:sz="4" w:space="0"/>
             </w:tcBorders>
             <w:tcMar>
               <w:top w:w="0" w:type="dxa"/>
@@ -2622,7 +2405,7 @@
           <w:p>
             <w:pPr>
               <w:pStyle w:val="NoSpacing"/>
-              <w:spacing w:before="40" w:after="20"/>
+              <w:spacing w:after="20" w:before="40"/>
               <w:jc w:val="both"/>
               <w:rPr>
                 <w:b/>
@@ -2642,10 +2425,10 @@
           <w:tcPr>
             <w:tcW w:w="6618" w:type="dxa"/>
             <w:tcBorders>
-              <w:top w:val="single" w:sz="4" w:space="0" w:color="000000"/>
-              <w:left w:val="single" w:sz="4" w:space="0" w:color="000000"/>
-              <w:bottom w:val="single" w:sz="4" w:space="0" w:color="000000"/>
-              <w:right w:val="single" w:sz="4" w:space="0" w:color="000000"/>
+              <w:top w:val="single" w:color="000000" w:sz="4" w:space="0"/>
+              <w:left w:val="single" w:color="000000" w:sz="4" w:space="0"/>
+              <w:bottom w:val="single" w:color="000000" w:sz="4" w:space="0"/>
+              <w:right w:val="single" w:color="000000" w:sz="4" w:space="0"/>
             </w:tcBorders>
             <w:tcMar>
               <w:top w:w="0" w:type="dxa"/>
@@ -2657,7 +2440,7 @@
           <w:p>
             <w:pPr>
               <w:pStyle w:val="NoSpacing"/>
-              <w:spacing w:before="40" w:after="20"/>
+              <w:spacing w:after="20" w:before="40"/>
               <w:jc w:val="both"/>
             </w:pPr>
             <w:r>
@@ -2695,16 +2478,17 @@
       </w:tr>
       <w:tr>
         <w:trPr>
+          <w:hidden w:val="0"/>
           <w:trHeight w:val="260"/>
         </w:trPr>
         <w:tc>
           <w:tcPr>
             <w:tcW w:w="2880" w:type="dxa"/>
             <w:tcBorders>
-              <w:top w:val="single" w:sz="4" w:space="0" w:color="000000"/>
-              <w:left w:val="single" w:sz="4" w:space="0" w:color="000000"/>
-              <w:bottom w:val="single" w:sz="4" w:space="0" w:color="000000"/>
-              <w:right w:val="single" w:sz="4" w:space="0" w:color="000000"/>
+              <w:top w:val="single" w:color="000000" w:sz="4" w:space="0"/>
+              <w:left w:val="single" w:color="000000" w:sz="4" w:space="0"/>
+              <w:bottom w:val="single" w:color="000000" w:sz="4" w:space="0"/>
+              <w:right w:val="single" w:color="000000" w:sz="4" w:space="0"/>
             </w:tcBorders>
             <w:tcMar>
               <w:top w:w="0" w:type="dxa"/>
@@ -2716,7 +2500,7 @@
           <w:p>
             <w:pPr>
               <w:pStyle w:val="NoSpacing"/>
-              <w:spacing w:before="40" w:after="20"/>
+              <w:spacing w:after="20" w:before="40"/>
               <w:jc w:val="both"/>
               <w:rPr>
                 <w:b/>
@@ -2744,10 +2528,10 @@
           <w:tcPr>
             <w:tcW w:w="6618" w:type="dxa"/>
             <w:tcBorders>
-              <w:top w:val="single" w:sz="4" w:space="0" w:color="000000"/>
-              <w:left w:val="single" w:sz="4" w:space="0" w:color="000000"/>
-              <w:bottom w:val="single" w:sz="4" w:space="0" w:color="000000"/>
-              <w:right w:val="single" w:sz="4" w:space="0" w:color="000000"/>
+              <w:top w:val="single" w:color="000000" w:sz="4" w:space="0"/>
+              <w:left w:val="single" w:color="000000" w:sz="4" w:space="0"/>
+              <w:bottom w:val="single" w:color="000000" w:sz="4" w:space="0"/>
+              <w:right w:val="single" w:color="000000" w:sz="4" w:space="0"/>
             </w:tcBorders>
             <w:tcMar>
               <w:top w:w="0" w:type="dxa"/>
@@ -2759,7 +2543,7 @@
           <w:p>
             <w:pPr>
               <w:pStyle w:val="NoSpacing"/>
-              <w:spacing w:before="40" w:after="20"/>
+              <w:spacing w:after="20" w:before="40"/>
               <w:jc w:val="both"/>
               <w:rPr>
                 <w:b/>
@@ -2788,16 +2572,17 @@
       </w:tr>
       <w:tr>
         <w:trPr>
+          <w:hidden w:val="0"/>
           <w:trHeight w:val="260"/>
         </w:trPr>
         <w:tc>
           <w:tcPr>
             <w:tcW w:w="2880" w:type="dxa"/>
             <w:tcBorders>
-              <w:top w:val="single" w:sz="4" w:space="0" w:color="000000"/>
-              <w:left w:val="single" w:sz="4" w:space="0" w:color="000000"/>
-              <w:bottom w:val="single" w:sz="4" w:space="0" w:color="000000"/>
-              <w:right w:val="single" w:sz="4" w:space="0" w:color="000000"/>
+              <w:top w:val="single" w:color="000000" w:sz="4" w:space="0"/>
+              <w:left w:val="single" w:color="000000" w:sz="4" w:space="0"/>
+              <w:bottom w:val="single" w:color="000000" w:sz="4" w:space="0"/>
+              <w:right w:val="single" w:color="000000" w:sz="4" w:space="0"/>
             </w:tcBorders>
             <w:tcMar>
               <w:top w:w="0" w:type="dxa"/>
@@ -2809,7 +2594,7 @@
           <w:p>
             <w:pPr>
               <w:pStyle w:val="NoSpacing"/>
-              <w:spacing w:before="40" w:after="20"/>
+              <w:spacing w:after="20" w:before="40"/>
               <w:jc w:val="both"/>
               <w:rPr>
                 <w:b/>
@@ -2829,10 +2614,10 @@
           <w:tcPr>
             <w:tcW w:w="6618" w:type="dxa"/>
             <w:tcBorders>
-              <w:top w:val="single" w:sz="4" w:space="0" w:color="000000"/>
-              <w:left w:val="single" w:sz="4" w:space="0" w:color="000000"/>
-              <w:bottom w:val="single" w:sz="4" w:space="0" w:color="000000"/>
-              <w:right w:val="single" w:sz="4" w:space="0" w:color="000000"/>
+              <w:top w:val="single" w:color="000000" w:sz="4" w:space="0"/>
+              <w:left w:val="single" w:color="000000" w:sz="4" w:space="0"/>
+              <w:bottom w:val="single" w:color="000000" w:sz="4" w:space="0"/>
+              <w:right w:val="single" w:color="000000" w:sz="4" w:space="0"/>
             </w:tcBorders>
             <w:tcMar>
               <w:top w:w="0" w:type="dxa"/>
@@ -2844,7 +2629,7 @@
           <w:p>
             <w:pPr>
               <w:pStyle w:val="NoSpacing"/>
-              <w:spacing w:before="40" w:after="20"/>
+              <w:spacing w:after="20" w:before="40"/>
               <w:jc w:val="both"/>
             </w:pPr>
             <w:r>
@@ -2864,16 +2649,17 @@
       </w:tr>
       <w:tr>
         <w:trPr>
+          <w:hidden w:val="0"/>
           <w:trHeight w:val="260"/>
         </w:trPr>
         <w:tc>
           <w:tcPr>
             <w:tcW w:w="2880" w:type="dxa"/>
             <w:tcBorders>
-              <w:top w:val="single" w:sz="4" w:space="0" w:color="000000"/>
-              <w:left w:val="single" w:sz="4" w:space="0" w:color="000000"/>
-              <w:bottom w:val="single" w:sz="4" w:space="0" w:color="000000"/>
-              <w:right w:val="single" w:sz="4" w:space="0" w:color="000000"/>
+              <w:top w:val="single" w:color="000000" w:sz="4" w:space="0"/>
+              <w:left w:val="single" w:color="000000" w:sz="4" w:space="0"/>
+              <w:bottom w:val="single" w:color="000000" w:sz="4" w:space="0"/>
+              <w:right w:val="single" w:color="000000" w:sz="4" w:space="0"/>
             </w:tcBorders>
             <w:tcMar>
               <w:top w:w="0" w:type="dxa"/>
@@ -2885,7 +2671,7 @@
           <w:p>
             <w:pPr>
               <w:pStyle w:val="NoSpacing"/>
-              <w:spacing w:before="40" w:after="20"/>
+              <w:spacing w:after="20" w:before="40"/>
               <w:jc w:val="both"/>
               <w:rPr>
                 <w:b/>
@@ -2905,10 +2691,10 @@
           <w:tcPr>
             <w:tcW w:w="6618" w:type="dxa"/>
             <w:tcBorders>
-              <w:top w:val="single" w:sz="4" w:space="0" w:color="000000"/>
-              <w:left w:val="single" w:sz="4" w:space="0" w:color="000000"/>
-              <w:bottom w:val="single" w:sz="4" w:space="0" w:color="000000"/>
-              <w:right w:val="single" w:sz="4" w:space="0" w:color="000000"/>
+              <w:top w:val="single" w:color="000000" w:sz="4" w:space="0"/>
+              <w:left w:val="single" w:color="000000" w:sz="4" w:space="0"/>
+              <w:bottom w:val="single" w:color="000000" w:sz="4" w:space="0"/>
+              <w:right w:val="single" w:color="000000" w:sz="4" w:space="0"/>
             </w:tcBorders>
             <w:tcMar>
               <w:top w:w="0" w:type="dxa"/>
@@ -2920,7 +2706,7 @@
           <w:p>
             <w:pPr>
               <w:pStyle w:val="NoSpacing"/>
-              <w:spacing w:before="40" w:after="20"/>
+              <w:spacing w:after="20" w:before="40"/>
               <w:jc w:val="both"/>
             </w:pPr>
             <w:r>
@@ -2940,16 +2726,17 @@
       </w:tr>
       <w:tr>
         <w:trPr>
+          <w:hidden w:val="0"/>
           <w:trHeight w:val="260"/>
         </w:trPr>
         <w:tc>
           <w:tcPr>
             <w:tcW w:w="2880" w:type="dxa"/>
             <w:tcBorders>
-              <w:top w:val="single" w:sz="4" w:space="0" w:color="000000"/>
-              <w:left w:val="single" w:sz="4" w:space="0" w:color="000000"/>
-              <w:bottom w:val="single" w:sz="4" w:space="0" w:color="000000"/>
-              <w:right w:val="single" w:sz="4" w:space="0" w:color="000000"/>
+              <w:top w:val="single" w:color="000000" w:sz="4" w:space="0"/>
+              <w:left w:val="single" w:color="000000" w:sz="4" w:space="0"/>
+              <w:bottom w:val="single" w:color="000000" w:sz="4" w:space="0"/>
+              <w:right w:val="single" w:color="000000" w:sz="4" w:space="0"/>
             </w:tcBorders>
             <w:tcMar>
               <w:top w:w="0" w:type="dxa"/>
@@ -2961,7 +2748,7 @@
           <w:p>
             <w:pPr>
               <w:pStyle w:val="NoSpacing"/>
-              <w:spacing w:before="40" w:after="20"/>
+              <w:spacing w:after="20" w:before="40"/>
               <w:jc w:val="both"/>
               <w:rPr>
                 <w:b/>
@@ -2981,10 +2768,10 @@
           <w:tcPr>
             <w:tcW w:w="6618" w:type="dxa"/>
             <w:tcBorders>
-              <w:top w:val="single" w:sz="4" w:space="0" w:color="000000"/>
-              <w:left w:val="single" w:sz="4" w:space="0" w:color="000000"/>
-              <w:bottom w:val="single" w:sz="4" w:space="0" w:color="000000"/>
-              <w:right w:val="single" w:sz="4" w:space="0" w:color="000000"/>
+              <w:top w:val="single" w:color="000000" w:sz="4" w:space="0"/>
+              <w:left w:val="single" w:color="000000" w:sz="4" w:space="0"/>
+              <w:bottom w:val="single" w:color="000000" w:sz="4" w:space="0"/>
+              <w:right w:val="single" w:color="000000" w:sz="4" w:space="0"/>
             </w:tcBorders>
             <w:tcMar>
               <w:top w:w="0" w:type="dxa"/>
@@ -2996,7 +2783,7 @@
           <w:p>
             <w:pPr>
               <w:pStyle w:val="NoSpacing"/>
-              <w:spacing w:before="40" w:after="20"/>
+              <w:spacing w:after="20" w:before="40"/>
               <w:jc w:val="both"/>
             </w:pPr>
             <w:r>
@@ -3007,16 +2794,17 @@
       </w:tr>
       <w:tr>
         <w:trPr>
+          <w:hidden w:val="0"/>
           <w:trHeight w:val="260"/>
         </w:trPr>
         <w:tc>
           <w:tcPr>
             <w:tcW w:w="2880" w:type="dxa"/>
             <w:tcBorders>
-              <w:top w:val="single" w:sz="4" w:space="0" w:color="000000"/>
-              <w:left w:val="single" w:sz="4" w:space="0" w:color="000000"/>
-              <w:bottom w:val="single" w:sz="4" w:space="0" w:color="000000"/>
-              <w:right w:val="single" w:sz="4" w:space="0" w:color="000000"/>
+              <w:top w:val="single" w:color="000000" w:sz="4" w:space="0"/>
+              <w:left w:val="single" w:color="000000" w:sz="4" w:space="0"/>
+              <w:bottom w:val="single" w:color="000000" w:sz="4" w:space="0"/>
+              <w:right w:val="single" w:color="000000" w:sz="4" w:space="0"/>
             </w:tcBorders>
             <w:tcMar>
               <w:top w:w="0" w:type="dxa"/>
@@ -3028,7 +2816,7 @@
           <w:p>
             <w:pPr>
               <w:pStyle w:val="NoSpacing"/>
-              <w:spacing w:before="40" w:after="20"/>
+              <w:spacing w:after="20" w:before="40"/>
               <w:jc w:val="both"/>
               <w:rPr>
                 <w:b/>
@@ -3048,10 +2836,10 @@
           <w:tcPr>
             <w:tcW w:w="6618" w:type="dxa"/>
             <w:tcBorders>
-              <w:top w:val="single" w:sz="4" w:space="0" w:color="000000"/>
-              <w:left w:val="single" w:sz="4" w:space="0" w:color="000000"/>
-              <w:bottom w:val="single" w:sz="4" w:space="0" w:color="000000"/>
-              <w:right w:val="single" w:sz="4" w:space="0" w:color="000000"/>
+              <w:top w:val="single" w:color="000000" w:sz="4" w:space="0"/>
+              <w:left w:val="single" w:color="000000" w:sz="4" w:space="0"/>
+              <w:bottom w:val="single" w:color="000000" w:sz="4" w:space="0"/>
+              <w:right w:val="single" w:color="000000" w:sz="4" w:space="0"/>
             </w:tcBorders>
             <w:tcMar>
               <w:top w:w="0" w:type="dxa"/>
@@ -3063,7 +2851,7 @@
           <w:p>
             <w:pPr>
               <w:pStyle w:val="NoSpacing"/>
-              <w:spacing w:before="40" w:after="20"/>
+              <w:spacing w:after="20" w:before="40"/>
               <w:jc w:val="both"/>
             </w:pPr>
             <w:r>
@@ -3074,16 +2862,17 @@
       </w:tr>
       <w:tr>
         <w:trPr>
+          <w:hidden w:val="0"/>
           <w:trHeight w:val="260"/>
         </w:trPr>
         <w:tc>
           <w:tcPr>
             <w:tcW w:w="2880" w:type="dxa"/>
             <w:tcBorders>
-              <w:top w:val="single" w:sz="4" w:space="0" w:color="000000"/>
-              <w:left w:val="single" w:sz="4" w:space="0" w:color="000000"/>
-              <w:bottom w:val="single" w:sz="4" w:space="0" w:color="000000"/>
-              <w:right w:val="single" w:sz="4" w:space="0" w:color="000000"/>
+              <w:top w:val="single" w:color="000000" w:sz="4" w:space="0"/>
+              <w:left w:val="single" w:color="000000" w:sz="4" w:space="0"/>
+              <w:bottom w:val="single" w:color="000000" w:sz="4" w:space="0"/>
+              <w:right w:val="single" w:color="000000" w:sz="4" w:space="0"/>
             </w:tcBorders>
             <w:tcMar>
               <w:top w:w="0" w:type="dxa"/>
@@ -3095,7 +2884,7 @@
           <w:p>
             <w:pPr>
               <w:pStyle w:val="NoSpacing"/>
-              <w:spacing w:before="40" w:after="20"/>
+              <w:spacing w:after="20" w:before="40"/>
               <w:jc w:val="both"/>
               <w:rPr>
                 <w:b/>
@@ -3115,10 +2904,10 @@
           <w:tcPr>
             <w:tcW w:w="6618" w:type="dxa"/>
             <w:tcBorders>
-              <w:top w:val="single" w:sz="4" w:space="0" w:color="000000"/>
-              <w:left w:val="single" w:sz="4" w:space="0" w:color="000000"/>
-              <w:bottom w:val="single" w:sz="4" w:space="0" w:color="000000"/>
-              <w:right w:val="single" w:sz="4" w:space="0" w:color="000000"/>
+              <w:top w:val="single" w:color="000000" w:sz="4" w:space="0"/>
+              <w:left w:val="single" w:color="000000" w:sz="4" w:space="0"/>
+              <w:bottom w:val="single" w:color="000000" w:sz="4" w:space="0"/>
+              <w:right w:val="single" w:color="000000" w:sz="4" w:space="0"/>
             </w:tcBorders>
             <w:tcMar>
               <w:top w:w="0" w:type="dxa"/>
@@ -3130,7 +2919,7 @@
           <w:p>
             <w:pPr>
               <w:pStyle w:val="NoSpacing"/>
-              <w:spacing w:before="40" w:after="20"/>
+              <w:spacing w:after="20" w:before="40"/>
               <w:jc w:val="both"/>
             </w:pPr>
             <w:r>
@@ -3141,16 +2930,17 @@
       </w:tr>
       <w:tr>
         <w:trPr>
+          <w:hidden w:val="0"/>
           <w:trHeight w:val="260"/>
         </w:trPr>
         <w:tc>
           <w:tcPr>
             <w:tcW w:w="2880" w:type="dxa"/>
             <w:tcBorders>
-              <w:top w:val="single" w:sz="4" w:space="0" w:color="000000"/>
-              <w:left w:val="single" w:sz="4" w:space="0" w:color="000000"/>
-              <w:bottom w:val="single" w:sz="4" w:space="0" w:color="000000"/>
-              <w:right w:val="single" w:sz="4" w:space="0" w:color="000000"/>
+              <w:top w:val="single" w:color="000000" w:sz="4" w:space="0"/>
+              <w:left w:val="single" w:color="000000" w:sz="4" w:space="0"/>
+              <w:bottom w:val="single" w:color="000000" w:sz="4" w:space="0"/>
+              <w:right w:val="single" w:color="000000" w:sz="4" w:space="0"/>
             </w:tcBorders>
             <w:tcMar>
               <w:top w:w="0" w:type="dxa"/>
@@ -3162,7 +2952,7 @@
           <w:p>
             <w:pPr>
               <w:pStyle w:val="NoSpacing"/>
-              <w:spacing w:before="40" w:after="20"/>
+              <w:spacing w:after="20" w:before="40"/>
               <w:jc w:val="both"/>
               <w:rPr>
                 <w:b/>
@@ -3182,10 +2972,10 @@
           <w:tcPr>
             <w:tcW w:w="6618" w:type="dxa"/>
             <w:tcBorders>
-              <w:top w:val="single" w:sz="4" w:space="0" w:color="000000"/>
-              <w:left w:val="single" w:sz="4" w:space="0" w:color="000000"/>
-              <w:bottom w:val="single" w:sz="4" w:space="0" w:color="000000"/>
-              <w:right w:val="single" w:sz="4" w:space="0" w:color="000000"/>
+              <w:top w:val="single" w:color="000000" w:sz="4" w:space="0"/>
+              <w:left w:val="single" w:color="000000" w:sz="4" w:space="0"/>
+              <w:bottom w:val="single" w:color="000000" w:sz="4" w:space="0"/>
+              <w:right w:val="single" w:color="000000" w:sz="4" w:space="0"/>
             </w:tcBorders>
             <w:tcMar>
               <w:top w:w="0" w:type="dxa"/>
@@ -3197,7 +2987,7 @@
           <w:p>
             <w:pPr>
               <w:pStyle w:val="NoSpacing"/>
-              <w:spacing w:before="40" w:after="20"/>
+              <w:spacing w:after="20" w:before="40"/>
               <w:jc w:val="both"/>
             </w:pPr>
             <w:r>
@@ -3214,16 +3004,17 @@
       </w:tr>
       <w:tr>
         <w:trPr>
+          <w:hidden w:val="0"/>
           <w:trHeight w:val="260"/>
         </w:trPr>
         <w:tc>
           <w:tcPr>
             <w:tcW w:w="2880" w:type="dxa"/>
             <w:tcBorders>
-              <w:top w:val="single" w:sz="4" w:space="0" w:color="000000"/>
-              <w:left w:val="single" w:sz="4" w:space="0" w:color="000000"/>
-              <w:bottom w:val="single" w:sz="4" w:space="0" w:color="000000"/>
-              <w:right w:val="single" w:sz="4" w:space="0" w:color="000000"/>
+              <w:top w:val="single" w:color="000000" w:sz="4" w:space="0"/>
+              <w:left w:val="single" w:color="000000" w:sz="4" w:space="0"/>
+              <w:bottom w:val="single" w:color="000000" w:sz="4" w:space="0"/>
+              <w:right w:val="single" w:color="000000" w:sz="4" w:space="0"/>
             </w:tcBorders>
             <w:tcMar>
               <w:top w:w="0" w:type="dxa"/>
@@ -3235,7 +3026,7 @@
           <w:p>
             <w:pPr>
               <w:pStyle w:val="NoSpacing"/>
-              <w:spacing w:before="40" w:after="20"/>
+              <w:spacing w:after="20" w:before="40"/>
               <w:jc w:val="both"/>
               <w:rPr>
                 <w:b/>
@@ -3255,10 +3046,10 @@
           <w:tcPr>
             <w:tcW w:w="6618" w:type="dxa"/>
             <w:tcBorders>
-              <w:top w:val="single" w:sz="4" w:space="0" w:color="000000"/>
-              <w:left w:val="single" w:sz="4" w:space="0" w:color="000000"/>
-              <w:bottom w:val="single" w:sz="4" w:space="0" w:color="000000"/>
-              <w:right w:val="single" w:sz="4" w:space="0" w:color="000000"/>
+              <w:top w:val="single" w:color="000000" w:sz="4" w:space="0"/>
+              <w:left w:val="single" w:color="000000" w:sz="4" w:space="0"/>
+              <w:bottom w:val="single" w:color="000000" w:sz="4" w:space="0"/>
+              <w:right w:val="single" w:color="000000" w:sz="4" w:space="0"/>
             </w:tcBorders>
             <w:tcMar>
               <w:top w:w="0" w:type="dxa"/>
@@ -3270,7 +3061,7 @@
           <w:p>
             <w:pPr>
               <w:pStyle w:val="NoSpacing"/>
-              <w:spacing w:before="40" w:after="20"/>
+              <w:spacing w:after="20" w:before="40"/>
               <w:jc w:val="both"/>
             </w:pPr>
             <w:r>
@@ -3281,6 +3072,7 @@
       </w:tr>
       <w:tr>
         <w:trPr>
+          <w:hidden w:val="0"/>
           <w:trHeight w:val="260"/>
         </w:trPr>
         <w:tc>
@@ -3288,10 +3080,10 @@
             <w:tcW w:w="9498" w:type="dxa"/>
             <w:gridSpan w:val="2"/>
             <w:tcBorders>
-              <w:top w:val="single" w:sz="4" w:space="0" w:color="000000"/>
-              <w:left w:val="single" w:sz="4" w:space="0" w:color="000000"/>
-              <w:bottom w:val="single" w:sz="4" w:space="0" w:color="000000"/>
-              <w:right w:val="single" w:sz="4" w:space="0" w:color="000000"/>
+              <w:top w:val="single" w:color="000000" w:sz="4" w:space="0"/>
+              <w:left w:val="single" w:color="000000" w:sz="4" w:space="0"/>
+              <w:bottom w:val="single" w:color="000000" w:sz="4" w:space="0"/>
+              <w:right w:val="single" w:color="000000" w:sz="4" w:space="0"/>
             </w:tcBorders>
             <w:tcMar>
               <w:top w:w="0" w:type="dxa"/>
@@ -3303,7 +3095,7 @@
           <w:p>
             <w:pPr>
               <w:pStyle w:val="NoSpacing"/>
-              <w:spacing w:before="40" w:after="60"/>
+              <w:spacing w:after="60" w:before="40"/>
               <w:jc w:val="center"/>
             </w:pPr>
             <w:r>
@@ -3312,6 +3104,7 @@
                 <w:bCs/>
                 <w:sz w:val="24"/>
                 <w:u w:val="single"/>
+                <w:szCs w:val="24"/>
               </w:rPr>
               <w:t>FEATURES</w:t>
             </w:r>
@@ -3320,6 +3113,7 @@
       </w:tr>
       <w:tr>
         <w:trPr>
+          <w:hidden w:val="0"/>
           <w:trHeight w:val="260"/>
         </w:trPr>
         <w:tc>
@@ -3327,10 +3121,10 @@
             <w:tcW w:w="9498" w:type="dxa"/>
             <w:gridSpan w:val="2"/>
             <w:tcBorders>
-              <w:top w:val="single" w:sz="4" w:space="0" w:color="000000"/>
-              <w:left w:val="single" w:sz="4" w:space="0" w:color="000000"/>
-              <w:bottom w:val="single" w:sz="4" w:space="0" w:color="000000"/>
-              <w:right w:val="single" w:sz="4" w:space="0" w:color="000000"/>
+              <w:top w:val="single" w:color="000000" w:sz="4" w:space="0"/>
+              <w:left w:val="single" w:color="000000" w:sz="4" w:space="0"/>
+              <w:bottom w:val="single" w:color="000000" w:sz="4" w:space="0"/>
+              <w:right w:val="single" w:color="000000" w:sz="4" w:space="0"/>
             </w:tcBorders>
             <w:tcMar>
               <w:top w:w="0" w:type="dxa"/>
@@ -3349,8 +3143,8 @@
               <w:tabs>
                 <w:tab w:val="left" w:pos="517"/>
               </w:tabs>
-              <w:spacing w:before="40" w:after="40"/>
-              <w:ind w:left="157" w:firstLine="0"/>
+              <w:spacing w:after="40" w:before="40"/>
+              <w:ind w:firstLine="0" w:left="157"/>
               <w:jc w:val="both"/>
               <w:rPr>
                 <w:szCs w:val="22"/>
@@ -3367,6 +3161,7 @@
       </w:tr>
       <w:tr>
         <w:trPr>
+          <w:hidden w:val="0"/>
           <w:trHeight w:val="260"/>
         </w:trPr>
         <w:tc>
@@ -3374,10 +3169,10 @@
             <w:tcW w:w="9498" w:type="dxa"/>
             <w:gridSpan w:val="2"/>
             <w:tcBorders>
-              <w:top w:val="single" w:sz="4" w:space="0" w:color="000000"/>
-              <w:left w:val="single" w:sz="4" w:space="0" w:color="000000"/>
-              <w:bottom w:val="single" w:sz="4" w:space="0" w:color="000000"/>
-              <w:right w:val="single" w:sz="4" w:space="0" w:color="000000"/>
+              <w:top w:val="single" w:color="000000" w:sz="4" w:space="0"/>
+              <w:left w:val="single" w:color="000000" w:sz="4" w:space="0"/>
+              <w:bottom w:val="single" w:color="000000" w:sz="4" w:space="0"/>
+              <w:right w:val="single" w:color="000000" w:sz="4" w:space="0"/>
             </w:tcBorders>
             <w:tcMar>
               <w:top w:w="0" w:type="dxa"/>
@@ -3393,7 +3188,7 @@
                 <w:ilvl w:val="0"/>
                 <w:numId w:val="56"/>
               </w:numPr>
-              <w:spacing w:before="40" w:after="40"/>
+              <w:spacing w:after="40" w:before="40"/>
               <w:ind w:left="517"/>
               <w:jc w:val="both"/>
               <w:rPr>
@@ -3411,6 +3206,7 @@
       </w:tr>
       <w:tr>
         <w:trPr>
+          <w:hidden w:val="0"/>
           <w:trHeight w:val="260"/>
         </w:trPr>
         <w:tc>
@@ -3418,10 +3214,10 @@
             <w:tcW w:w="9498" w:type="dxa"/>
             <w:gridSpan w:val="2"/>
             <w:tcBorders>
-              <w:top w:val="single" w:sz="4" w:space="0" w:color="000000"/>
-              <w:left w:val="single" w:sz="4" w:space="0" w:color="000000"/>
-              <w:bottom w:val="single" w:sz="4" w:space="0" w:color="000000"/>
-              <w:right w:val="single" w:sz="4" w:space="0" w:color="000000"/>
+              <w:top w:val="single" w:color="000000" w:sz="4" w:space="0"/>
+              <w:left w:val="single" w:color="000000" w:sz="4" w:space="0"/>
+              <w:bottom w:val="single" w:color="000000" w:sz="4" w:space="0"/>
+              <w:right w:val="single" w:color="000000" w:sz="4" w:space="0"/>
             </w:tcBorders>
             <w:tcMar>
               <w:top w:w="0" w:type="dxa"/>
@@ -3437,7 +3233,7 @@
                 <w:ilvl w:val="0"/>
                 <w:numId w:val="56"/>
               </w:numPr>
-              <w:spacing w:before="40" w:after="40" w:line="0" w:lineRule="atLeast"/>
+              <w:spacing w:after="40" w:before="40" w:line="0" w:lineRule="atLeast"/>
               <w:ind w:left="517"/>
               <w:rPr>
                 <w:sz w:val="20"/>
@@ -3447,7 +3243,7 @@
             <w:r>
               <w:rPr>
                 <w:sz w:val="20"/>
-                <w:szCs w:val="22"/>
+                <w:szCs w:val="20"/>
               </w:rPr>
               <w:t>Multilayer insulation with vacuum formed ceramic fibre board and refractory bricks with low thermal mass.</w:t>
             </w:r>
@@ -3456,6 +3252,7 @@
       </w:tr>
       <w:tr>
         <w:trPr>
+          <w:hidden w:val="0"/>
           <w:trHeight w:val="260"/>
         </w:trPr>
         <w:tc>
@@ -3463,10 +3260,10 @@
             <w:tcW w:w="9498" w:type="dxa"/>
             <w:gridSpan w:val="2"/>
             <w:tcBorders>
-              <w:top w:val="single" w:sz="4" w:space="0" w:color="000000"/>
-              <w:left w:val="single" w:sz="4" w:space="0" w:color="000000"/>
-              <w:bottom w:val="single" w:sz="4" w:space="0" w:color="000000"/>
-              <w:right w:val="single" w:sz="4" w:space="0" w:color="000000"/>
+              <w:top w:val="single" w:color="000000" w:sz="4" w:space="0"/>
+              <w:left w:val="single" w:color="000000" w:sz="4" w:space="0"/>
+              <w:bottom w:val="single" w:color="000000" w:sz="4" w:space="0"/>
+              <w:right w:val="single" w:color="000000" w:sz="4" w:space="0"/>
             </w:tcBorders>
             <w:tcMar>
               <w:top w:w="0" w:type="dxa"/>
@@ -3482,7 +3279,7 @@
                 <w:ilvl w:val="0"/>
                 <w:numId w:val="56"/>
               </w:numPr>
-              <w:spacing w:before="40" w:after="40" w:line="0" w:lineRule="atLeast"/>
+              <w:spacing w:after="40" w:before="40" w:line="0" w:lineRule="atLeast"/>
               <w:ind w:left="517"/>
               <w:rPr>
                 <w:sz w:val="20"/>
@@ -3492,7 +3289,7 @@
             <w:r>
               <w:rPr>
                 <w:sz w:val="20"/>
-                <w:szCs w:val="22"/>
+                <w:szCs w:val="20"/>
               </w:rPr>
               <w:t>Parallel guided swing aside door design for providing ease of operation.</w:t>
             </w:r>
@@ -3501,6 +3298,7 @@
       </w:tr>
       <w:tr>
         <w:trPr>
+          <w:hidden w:val="0"/>
           <w:trHeight w:val="260"/>
         </w:trPr>
         <w:tc>
@@ -3508,10 +3306,10 @@
             <w:tcW w:w="9498" w:type="dxa"/>
             <w:gridSpan w:val="2"/>
             <w:tcBorders>
-              <w:top w:val="single" w:sz="4" w:space="0" w:color="000000"/>
-              <w:left w:val="single" w:sz="4" w:space="0" w:color="000000"/>
-              <w:bottom w:val="single" w:sz="4" w:space="0" w:color="000000"/>
-              <w:right w:val="single" w:sz="4" w:space="0" w:color="000000"/>
+              <w:top w:val="single" w:color="000000" w:sz="4" w:space="0"/>
+              <w:left w:val="single" w:color="000000" w:sz="4" w:space="0"/>
+              <w:bottom w:val="single" w:color="000000" w:sz="4" w:space="0"/>
+              <w:right w:val="single" w:color="000000" w:sz="4" w:space="0"/>
             </w:tcBorders>
             <w:tcMar>
               <w:top w:w="0" w:type="dxa"/>
@@ -3527,7 +3325,7 @@
                 <w:ilvl w:val="0"/>
                 <w:numId w:val="56"/>
               </w:numPr>
-              <w:spacing w:before="40" w:after="40" w:line="0" w:lineRule="atLeast"/>
+              <w:spacing w:after="40" w:before="40" w:line="0" w:lineRule="atLeast"/>
               <w:ind w:left="517"/>
               <w:rPr>
                 <w:sz w:val="20"/>
@@ -3537,7 +3335,7 @@
             <w:r>
               <w:rPr>
                 <w:sz w:val="20"/>
-                <w:szCs w:val="22"/>
+                <w:szCs w:val="20"/>
               </w:rPr>
               <w:t>Furnace design with powerful heating elements for providing fast heating rate.</w:t>
             </w:r>
@@ -3546,6 +3344,7 @@
       </w:tr>
       <w:tr>
         <w:trPr>
+          <w:hidden w:val="0"/>
           <w:trHeight w:val="260"/>
         </w:trPr>
         <w:tc>
@@ -3553,10 +3352,10 @@
             <w:tcW w:w="9498" w:type="dxa"/>
             <w:gridSpan w:val="2"/>
             <w:tcBorders>
-              <w:top w:val="single" w:sz="4" w:space="0" w:color="000000"/>
-              <w:left w:val="single" w:sz="4" w:space="0" w:color="000000"/>
-              <w:bottom w:val="single" w:sz="4" w:space="0" w:color="000000"/>
-              <w:right w:val="single" w:sz="4" w:space="0" w:color="000000"/>
+              <w:top w:val="single" w:color="000000" w:sz="4" w:space="0"/>
+              <w:left w:val="single" w:color="000000" w:sz="4" w:space="0"/>
+              <w:bottom w:val="single" w:color="000000" w:sz="4" w:space="0"/>
+              <w:right w:val="single" w:color="000000" w:sz="4" w:space="0"/>
             </w:tcBorders>
             <w:tcMar>
               <w:top w:w="0" w:type="dxa"/>
@@ -3572,7 +3371,7 @@
                 <w:ilvl w:val="0"/>
                 <w:numId w:val="56"/>
               </w:numPr>
-              <w:spacing w:before="40" w:after="40" w:line="0" w:lineRule="atLeast"/>
+              <w:spacing w:after="40" w:before="40" w:line="0" w:lineRule="atLeast"/>
               <w:ind w:left="517"/>
               <w:rPr>
                 <w:sz w:val="20"/>
@@ -3582,7 +3381,7 @@
             <w:r>
               <w:rPr>
                 <w:sz w:val="20"/>
-                <w:szCs w:val="22"/>
+                <w:szCs w:val="20"/>
               </w:rPr>
               <w:t>Fast heat up and cool down rates.</w:t>
             </w:r>
@@ -3591,6 +3390,7 @@
       </w:tr>
       <w:tr>
         <w:trPr>
+          <w:hidden w:val="0"/>
           <w:trHeight w:val="260"/>
         </w:trPr>
         <w:tc>
@@ -3598,10 +3398,10 @@
             <w:tcW w:w="9498" w:type="dxa"/>
             <w:gridSpan w:val="2"/>
             <w:tcBorders>
-              <w:top w:val="single" w:sz="4" w:space="0" w:color="000000"/>
-              <w:left w:val="single" w:sz="4" w:space="0" w:color="000000"/>
-              <w:bottom w:val="single" w:sz="4" w:space="0" w:color="000000"/>
-              <w:right w:val="single" w:sz="4" w:space="0" w:color="000000"/>
+              <w:top w:val="single" w:color="000000" w:sz="4" w:space="0"/>
+              <w:left w:val="single" w:color="000000" w:sz="4" w:space="0"/>
+              <w:bottom w:val="single" w:color="000000" w:sz="4" w:space="0"/>
+              <w:right w:val="single" w:color="000000" w:sz="4" w:space="0"/>
             </w:tcBorders>
             <w:tcMar>
               <w:top w:w="0" w:type="dxa"/>
@@ -3617,7 +3417,7 @@
                 <w:ilvl w:val="0"/>
                 <w:numId w:val="56"/>
               </w:numPr>
-              <w:spacing w:before="40" w:after="40" w:line="0" w:lineRule="atLeast"/>
+              <w:spacing w:after="40" w:before="40" w:line="0" w:lineRule="atLeast"/>
               <w:ind w:left="517"/>
               <w:rPr>
                 <w:sz w:val="20"/>
@@ -3627,7 +3427,7 @@
             <w:r>
               <w:rPr>
                 <w:sz w:val="20"/>
-                <w:szCs w:val="22"/>
+                <w:szCs w:val="20"/>
               </w:rPr>
               <w:t>Better Temperature Uniformity</w:t>
             </w:r>
@@ -3636,6 +3436,7 @@
       </w:tr>
       <w:tr>
         <w:trPr>
+          <w:hidden w:val="0"/>
           <w:trHeight w:val="260"/>
         </w:trPr>
         <w:tc>
@@ -3643,10 +3444,10 @@
             <w:tcW w:w="9498" w:type="dxa"/>
             <w:gridSpan w:val="2"/>
             <w:tcBorders>
-              <w:top w:val="single" w:sz="4" w:space="0" w:color="000000"/>
-              <w:left w:val="single" w:sz="4" w:space="0" w:color="000000"/>
-              <w:bottom w:val="single" w:sz="4" w:space="0" w:color="000000"/>
-              <w:right w:val="single" w:sz="4" w:space="0" w:color="000000"/>
+              <w:top w:val="single" w:color="000000" w:sz="4" w:space="0"/>
+              <w:left w:val="single" w:color="000000" w:sz="4" w:space="0"/>
+              <w:bottom w:val="single" w:color="000000" w:sz="4" w:space="0"/>
+              <w:right w:val="single" w:color="000000" w:sz="4" w:space="0"/>
             </w:tcBorders>
             <w:tcMar>
               <w:top w:w="0" w:type="dxa"/>
@@ -3662,7 +3463,7 @@
                 <w:ilvl w:val="0"/>
                 <w:numId w:val="56"/>
               </w:numPr>
-              <w:spacing w:before="40" w:after="40" w:line="0" w:lineRule="atLeast"/>
+              <w:spacing w:after="40" w:before="40" w:line="0" w:lineRule="atLeast"/>
               <w:ind w:left="517"/>
               <w:rPr>
                 <w:sz w:val="20"/>
@@ -3672,7 +3473,7 @@
             <w:r>
               <w:rPr>
                 <w:sz w:val="20"/>
-                <w:szCs w:val="22"/>
+                <w:szCs w:val="20"/>
               </w:rPr>
               <w:t>Temperature Controller with PID Controllers.</w:t>
             </w:r>
@@ -3681,6 +3482,7 @@
       </w:tr>
       <w:tr>
         <w:trPr>
+          <w:hidden w:val="0"/>
           <w:trHeight w:val="260"/>
         </w:trPr>
         <w:tc>
@@ -3688,10 +3490,10 @@
             <w:tcW w:w="9498" w:type="dxa"/>
             <w:gridSpan w:val="2"/>
             <w:tcBorders>
-              <w:top w:val="single" w:sz="4" w:space="0" w:color="000000"/>
-              <w:left w:val="single" w:sz="4" w:space="0" w:color="000000"/>
-              <w:bottom w:val="single" w:sz="4" w:space="0" w:color="000000"/>
-              <w:right w:val="single" w:sz="4" w:space="0" w:color="000000"/>
+              <w:top w:val="single" w:color="000000" w:sz="4" w:space="0"/>
+              <w:left w:val="single" w:color="000000" w:sz="4" w:space="0"/>
+              <w:bottom w:val="single" w:color="000000" w:sz="4" w:space="0"/>
+              <w:right w:val="single" w:color="000000" w:sz="4" w:space="0"/>
             </w:tcBorders>
             <w:tcMar>
               <w:top w:w="0" w:type="dxa"/>
@@ -3707,7 +3509,7 @@
                 <w:ilvl w:val="0"/>
                 <w:numId w:val="56"/>
               </w:numPr>
-              <w:spacing w:before="40" w:after="40" w:line="0" w:lineRule="atLeast"/>
+              <w:spacing w:after="40" w:before="40" w:line="0" w:lineRule="atLeast"/>
               <w:ind w:left="517"/>
               <w:rPr>
                 <w:sz w:val="20"/>
@@ -3717,7 +3519,7 @@
             <w:r>
               <w:rPr>
                 <w:sz w:val="20"/>
-                <w:szCs w:val="22"/>
+                <w:szCs w:val="20"/>
               </w:rPr>
               <w:t>Power control with Thyristor units for very precise temperature Control, wear-free and noiseless.</w:t>
             </w:r>
@@ -3726,6 +3528,7 @@
       </w:tr>
       <w:tr>
         <w:trPr>
+          <w:hidden w:val="0"/>
           <w:trHeight w:val="260"/>
         </w:trPr>
         <w:tc>
@@ -3733,10 +3536,10 @@
             <w:tcW w:w="9498" w:type="dxa"/>
             <w:gridSpan w:val="2"/>
             <w:tcBorders>
-              <w:top w:val="single" w:sz="4" w:space="0" w:color="000000"/>
-              <w:left w:val="single" w:sz="4" w:space="0" w:color="000000"/>
-              <w:bottom w:val="single" w:sz="4" w:space="0" w:color="000000"/>
-              <w:right w:val="single" w:sz="4" w:space="0" w:color="000000"/>
+              <w:top w:val="single" w:color="000000" w:sz="4" w:space="0"/>
+              <w:left w:val="single" w:color="000000" w:sz="4" w:space="0"/>
+              <w:bottom w:val="single" w:color="000000" w:sz="4" w:space="0"/>
+              <w:right w:val="single" w:color="000000" w:sz="4" w:space="0"/>
             </w:tcBorders>
             <w:tcMar>
               <w:top w:w="0" w:type="dxa"/>
@@ -3752,7 +3555,7 @@
                 <w:ilvl w:val="0"/>
                 <w:numId w:val="56"/>
               </w:numPr>
-              <w:spacing w:before="40" w:after="40" w:line="0" w:lineRule="atLeast"/>
+              <w:spacing w:after="40" w:before="40" w:line="0" w:lineRule="atLeast"/>
               <w:ind w:left="517"/>
               <w:rPr>
                 <w:sz w:val="20"/>
@@ -3762,7 +3565,7 @@
             <w:r>
               <w:rPr>
                 <w:sz w:val="20"/>
-                <w:szCs w:val="22"/>
+                <w:szCs w:val="20"/>
               </w:rPr>
               <w:t>High mechanical durability, short heating cycle and low power consumption.</w:t>
             </w:r>
@@ -3771,6 +3574,7 @@
       </w:tr>
       <w:tr>
         <w:trPr>
+          <w:hidden w:val="0"/>
           <w:trHeight w:val="260"/>
         </w:trPr>
         <w:tc>
@@ -3778,10 +3582,10 @@
             <w:tcW w:w="9498" w:type="dxa"/>
             <w:gridSpan w:val="2"/>
             <w:tcBorders>
-              <w:top w:val="single" w:sz="4" w:space="0" w:color="000000"/>
-              <w:left w:val="single" w:sz="4" w:space="0" w:color="000000"/>
-              <w:bottom w:val="single" w:sz="4" w:space="0" w:color="000000"/>
-              <w:right w:val="single" w:sz="4" w:space="0" w:color="000000"/>
+              <w:top w:val="single" w:color="000000" w:sz="4" w:space="0"/>
+              <w:left w:val="single" w:color="000000" w:sz="4" w:space="0"/>
+              <w:bottom w:val="single" w:color="000000" w:sz="4" w:space="0"/>
+              <w:right w:val="single" w:color="000000" w:sz="4" w:space="0"/>
             </w:tcBorders>
             <w:tcMar>
               <w:top w:w="0" w:type="dxa"/>
@@ -3797,7 +3601,7 @@
                 <w:ilvl w:val="0"/>
                 <w:numId w:val="56"/>
               </w:numPr>
-              <w:spacing w:before="40" w:after="40" w:line="0" w:lineRule="atLeast"/>
+              <w:spacing w:after="40" w:before="40" w:line="0" w:lineRule="atLeast"/>
               <w:ind w:left="517"/>
               <w:rPr>
                 <w:sz w:val="20"/>
@@ -3807,41 +3611,35 @@
             <w:r>
               <w:rPr>
                 <w:sz w:val="20"/>
-                <w:szCs w:val="22"/>
+                <w:szCs w:val="20"/>
               </w:rPr>
               <w:t xml:space="preserve">Furnace is designed with powerful heating elements, </w:t>
             </w:r>
-            <w:proofErr w:type="spellStart"/>
-            <w:r>
-              <w:rPr>
-                <w:sz w:val="20"/>
-                <w:szCs w:val="22"/>
+            <w:r>
+              <w:rPr>
+                <w:sz w:val="20"/>
+                <w:szCs w:val="20"/>
               </w:rPr>
               <w:t>i.e</w:t>
             </w:r>
-            <w:proofErr w:type="spellEnd"/>
-            <w:r>
-              <w:rPr>
-                <w:sz w:val="20"/>
-                <w:szCs w:val="22"/>
+            <w:r>
+              <w:rPr>
+                <w:sz w:val="20"/>
+                <w:szCs w:val="20"/>
               </w:rPr>
               <w:t xml:space="preserve">, </w:t>
             </w:r>
-            <w:proofErr w:type="spellStart"/>
-            <w:proofErr w:type="gramStart"/>
-            <w:r>
-              <w:rPr>
-                <w:sz w:val="20"/>
-                <w:szCs w:val="22"/>
+            <w:r>
+              <w:rPr>
+                <w:sz w:val="20"/>
+                <w:szCs w:val="20"/>
               </w:rPr>
               <w:t>SiC</w:t>
             </w:r>
-            <w:proofErr w:type="spellEnd"/>
-            <w:proofErr w:type="gramEnd"/>
-            <w:r>
-              <w:rPr>
-                <w:sz w:val="20"/>
-                <w:szCs w:val="22"/>
+            <w:r>
+              <w:rPr>
+                <w:sz w:val="20"/>
+                <w:szCs w:val="20"/>
               </w:rPr>
               <w:t xml:space="preserve"> on all sides of the chamber providing fast heating rate.</w:t>
             </w:r>
@@ -3866,15 +3664,15 @@
         <w:tblW w:w="4884" w:type="pct"/>
         <w:tblInd w:w="108" w:type="dxa"/>
         <w:tblBorders>
-          <w:top w:val="single" w:sz="4" w:space="0" w:color="000000"/>
-          <w:left w:val="single" w:sz="4" w:space="0" w:color="000000"/>
-          <w:bottom w:val="single" w:sz="4" w:space="0" w:color="000000"/>
-          <w:right w:val="single" w:sz="4" w:space="0" w:color="000000"/>
-          <w:insideH w:val="single" w:sz="4" w:space="0" w:color="000000"/>
-          <w:insideV w:val="single" w:sz="4" w:space="0" w:color="000000"/>
+          <w:top w:val="single" w:color="000000" w:sz="4" w:space="0"/>
+          <w:left w:val="single" w:color="000000" w:sz="4" w:space="0"/>
+          <w:bottom w:val="single" w:color="000000" w:sz="4" w:space="0"/>
+          <w:right w:val="single" w:color="000000" w:sz="4" w:space="0"/>
+          <w:insideH w:val="single" w:color="000000" w:sz="4" w:space="0"/>
+          <w:insideV w:val="single" w:color="000000" w:sz="4" w:space="0"/>
         </w:tblBorders>
         <w:tblLayout w:type="fixed"/>
-        <w:tblLook w:val="04A0" w:firstRow="1" w:lastRow="0" w:firstColumn="1" w:lastColumn="0" w:noHBand="0" w:noVBand="1"/>
+        <w:tblLook w:firstColumn="1" w:firstRow="1" w:lastColumn="0" w:lastRow="0" w:noHBand="0" w:noVBand="1" w:val="04A0"/>
       </w:tblPr>
       <w:tblGrid>
         <w:gridCol w:w="1135"/>
@@ -3887,16 +3685,17 @@
       </w:tblGrid>
       <w:tr>
         <w:trPr>
+          <w:hidden w:val="0"/>
           <w:trHeight w:val="504"/>
         </w:trPr>
         <w:tc>
           <w:tcPr>
             <w:tcW w:w="597" w:type="pct"/>
             <w:tcBorders>
-              <w:top w:val="single" w:sz="4" w:space="0" w:color="000000"/>
-              <w:left w:val="single" w:sz="4" w:space="0" w:color="000000"/>
-              <w:bottom w:val="single" w:sz="4" w:space="0" w:color="000000"/>
-              <w:right w:val="single" w:sz="4" w:space="0" w:color="000000"/>
+              <w:top w:val="single" w:color="000000" w:sz="4" w:space="0"/>
+              <w:left w:val="single" w:color="000000" w:sz="4" w:space="0"/>
+              <w:bottom w:val="single" w:color="000000" w:sz="4" w:space="0"/>
+              <w:right w:val="single" w:color="000000" w:sz="4" w:space="0"/>
             </w:tcBorders>
             <w:vAlign w:val="center"/>
           </w:tcPr>
@@ -3910,14 +3709,14 @@
               </w:tabs>
               <w:jc w:val="center"/>
               <w:rPr>
-                <w:rFonts w:ascii="Times New Roman" w:eastAsia="MS Mincho" w:hAnsi="Times New Roman" w:cs="Times New Roman"/>
-                <w:b/>
-                <w:bCs/>
-              </w:rPr>
-            </w:pPr>
-            <w:r>
-              <w:rPr>
-                <w:rFonts w:ascii="Times New Roman" w:eastAsia="MS Mincho" w:hAnsi="Times New Roman" w:cs="Times New Roman"/>
+                <w:rFonts w:ascii="Times New Roman" w:hAnsi="Times New Roman" w:eastAsia="MS Mincho" w:cs="Times New Roman"/>
+                <w:b/>
+                <w:bCs/>
+              </w:rPr>
+            </w:pPr>
+            <w:r>
+              <w:rPr>
+                <w:rFonts w:ascii="Times New Roman" w:hAnsi="Times New Roman" w:eastAsia="Times New Roman" w:cs="Times New Roman"/>
                 <w:b/>
                 <w:bCs/>
               </w:rPr>
@@ -3929,10 +3728,10 @@
           <w:tcPr>
             <w:tcW w:w="373" w:type="pct"/>
             <w:tcBorders>
-              <w:top w:val="single" w:sz="4" w:space="0" w:color="000000"/>
-              <w:left w:val="single" w:sz="4" w:space="0" w:color="000000"/>
-              <w:bottom w:val="single" w:sz="4" w:space="0" w:color="000000"/>
-              <w:right w:val="single" w:sz="4" w:space="0" w:color="000000"/>
+              <w:top w:val="single" w:color="000000" w:sz="4" w:space="0"/>
+              <w:left w:val="single" w:color="000000" w:sz="4" w:space="0"/>
+              <w:bottom w:val="single" w:color="000000" w:sz="4" w:space="0"/>
+              <w:right w:val="single" w:color="000000" w:sz="4" w:space="0"/>
             </w:tcBorders>
             <w:vAlign w:val="center"/>
           </w:tcPr>
@@ -3945,32 +3744,30 @@
               </w:tabs>
               <w:jc w:val="center"/>
               <w:rPr>
-                <w:rFonts w:ascii="Times New Roman" w:eastAsia="MS Mincho" w:hAnsi="Times New Roman" w:cs="Times New Roman"/>
-                <w:b/>
-                <w:bCs/>
-              </w:rPr>
-            </w:pPr>
-            <w:r>
-              <w:rPr>
-                <w:rFonts w:ascii="Times New Roman" w:eastAsia="MS Mincho" w:hAnsi="Times New Roman" w:cs="Times New Roman"/>
+                <w:rFonts w:ascii="Times New Roman" w:hAnsi="Times New Roman" w:eastAsia="MS Mincho" w:cs="Times New Roman"/>
+                <w:b/>
+                <w:bCs/>
+              </w:rPr>
+            </w:pPr>
+            <w:r>
+              <w:rPr>
+                <w:rFonts w:ascii="Times New Roman" w:hAnsi="Times New Roman" w:eastAsia="Times New Roman" w:cs="Times New Roman"/>
                 <w:b/>
                 <w:bCs/>
               </w:rPr>
               <w:t xml:space="preserve">Cap. </w:t>
             </w:r>
-            <w:proofErr w:type="spellStart"/>
-            <w:r>
-              <w:rPr>
-                <w:rFonts w:ascii="Times New Roman" w:eastAsia="MS Mincho" w:hAnsi="Times New Roman" w:cs="Times New Roman"/>
+            <w:r>
+              <w:rPr>
+                <w:rFonts w:ascii="Times New Roman" w:hAnsi="Times New Roman" w:eastAsia="Times New Roman" w:cs="Times New Roman"/>
                 <w:b/>
                 <w:bCs/>
               </w:rPr>
               <w:t>Ltr</w:t>
             </w:r>
-            <w:proofErr w:type="spellEnd"/>
-            <w:r>
-              <w:rPr>
-                <w:rFonts w:ascii="Times New Roman" w:eastAsia="MS Mincho" w:hAnsi="Times New Roman" w:cs="Times New Roman"/>
+            <w:r>
+              <w:rPr>
+                <w:rFonts w:ascii="Times New Roman" w:hAnsi="Times New Roman" w:eastAsia="Times New Roman" w:cs="Times New Roman"/>
                 <w:b/>
                 <w:bCs/>
               </w:rPr>
@@ -3982,10 +3779,10 @@
           <w:tcPr>
             <w:tcW w:w="895" w:type="pct"/>
             <w:tcBorders>
-              <w:top w:val="single" w:sz="4" w:space="0" w:color="000000"/>
-              <w:left w:val="single" w:sz="4" w:space="0" w:color="000000"/>
-              <w:bottom w:val="single" w:sz="4" w:space="0" w:color="000000"/>
-              <w:right w:val="single" w:sz="4" w:space="0" w:color="000000"/>
+              <w:top w:val="single" w:color="000000" w:sz="4" w:space="0"/>
+              <w:left w:val="single" w:color="000000" w:sz="4" w:space="0"/>
+              <w:bottom w:val="single" w:color="000000" w:sz="4" w:space="0"/>
+              <w:right w:val="single" w:color="000000" w:sz="4" w:space="0"/>
             </w:tcBorders>
             <w:vAlign w:val="center"/>
           </w:tcPr>
@@ -3998,14 +3795,14 @@
               </w:tabs>
               <w:jc w:val="center"/>
               <w:rPr>
-                <w:rFonts w:ascii="Times New Roman" w:eastAsia="MS Mincho" w:hAnsi="Times New Roman" w:cs="Times New Roman"/>
-                <w:b/>
-                <w:bCs/>
-              </w:rPr>
-            </w:pPr>
-            <w:r>
-              <w:rPr>
-                <w:rFonts w:ascii="Times New Roman" w:eastAsia="MS Mincho" w:hAnsi="Times New Roman" w:cs="Times New Roman"/>
+                <w:rFonts w:ascii="Times New Roman" w:hAnsi="Times New Roman" w:eastAsia="MS Mincho" w:cs="Times New Roman"/>
+                <w:b/>
+                <w:bCs/>
+              </w:rPr>
+            </w:pPr>
+            <w:r>
+              <w:rPr>
+                <w:rFonts w:ascii="Times New Roman" w:hAnsi="Times New Roman" w:eastAsia="Times New Roman" w:cs="Times New Roman"/>
                 <w:b/>
                 <w:bCs/>
               </w:rPr>
@@ -4027,7 +3824,7 @@
             </w:pPr>
             <w:r>
               <w:rPr>
-                <w:rFonts w:ascii="Times New Roman" w:hAnsi="Times New Roman" w:cs="Times New Roman"/>
+                <w:rFonts w:ascii="Times New Roman" w:hAnsi="Times New Roman" w:cs="Times New Roman" w:eastAsiaTheme="minorHAnsi"/>
                 <w:b/>
               </w:rPr>
               <w:t>H x W x D in Cm</w:t>
@@ -4038,10 +3835,10 @@
           <w:tcPr>
             <w:tcW w:w="896" w:type="pct"/>
             <w:tcBorders>
-              <w:top w:val="single" w:sz="4" w:space="0" w:color="000000"/>
-              <w:left w:val="single" w:sz="4" w:space="0" w:color="000000"/>
-              <w:bottom w:val="single" w:sz="4" w:space="0" w:color="000000"/>
-              <w:right w:val="single" w:sz="4" w:space="0" w:color="000000"/>
+              <w:top w:val="single" w:color="000000" w:sz="4" w:space="0"/>
+              <w:left w:val="single" w:color="000000" w:sz="4" w:space="0"/>
+              <w:bottom w:val="single" w:color="000000" w:sz="4" w:space="0"/>
+              <w:right w:val="single" w:color="000000" w:sz="4" w:space="0"/>
             </w:tcBorders>
             <w:vAlign w:val="center"/>
           </w:tcPr>
@@ -4054,14 +3851,14 @@
               </w:tabs>
               <w:jc w:val="center"/>
               <w:rPr>
-                <w:rFonts w:ascii="Times New Roman" w:eastAsia="MS Mincho" w:hAnsi="Times New Roman" w:cs="Times New Roman"/>
-                <w:b/>
-                <w:bCs/>
-              </w:rPr>
-            </w:pPr>
-            <w:r>
-              <w:rPr>
-                <w:rFonts w:ascii="Times New Roman" w:eastAsia="MS Mincho" w:hAnsi="Times New Roman" w:cs="Times New Roman"/>
+                <w:rFonts w:ascii="Times New Roman" w:hAnsi="Times New Roman" w:eastAsia="MS Mincho" w:cs="Times New Roman"/>
+                <w:b/>
+                <w:bCs/>
+              </w:rPr>
+            </w:pPr>
+            <w:r>
+              <w:rPr>
+                <w:rFonts w:ascii="Times New Roman" w:hAnsi="Times New Roman" w:eastAsia="Times New Roman" w:cs="Times New Roman"/>
                 <w:b/>
                 <w:bCs/>
               </w:rPr>
@@ -4077,14 +3874,14 @@
               </w:tabs>
               <w:jc w:val="center"/>
               <w:rPr>
-                <w:rFonts w:ascii="Times New Roman" w:eastAsia="MS Mincho" w:hAnsi="Times New Roman" w:cs="Times New Roman"/>
-                <w:b/>
-                <w:bCs/>
-              </w:rPr>
-            </w:pPr>
-            <w:r>
-              <w:rPr>
-                <w:rFonts w:ascii="Times New Roman" w:eastAsia="MS Mincho" w:hAnsi="Times New Roman" w:cs="Times New Roman"/>
+                <w:rFonts w:ascii="Times New Roman" w:hAnsi="Times New Roman" w:eastAsia="MS Mincho" w:cs="Times New Roman"/>
+                <w:b/>
+                <w:bCs/>
+              </w:rPr>
+            </w:pPr>
+            <w:r>
+              <w:rPr>
+                <w:rFonts w:ascii="Times New Roman" w:hAnsi="Times New Roman" w:eastAsia="Times New Roman" w:cs="Times New Roman"/>
                 <w:b/>
                 <w:bCs/>
               </w:rPr>
@@ -4096,10 +3893,10 @@
           <w:tcPr>
             <w:tcW w:w="970" w:type="pct"/>
             <w:tcBorders>
-              <w:top w:val="single" w:sz="4" w:space="0" w:color="000000"/>
-              <w:left w:val="single" w:sz="4" w:space="0" w:color="000000"/>
-              <w:bottom w:val="single" w:sz="4" w:space="0" w:color="000000"/>
-              <w:right w:val="single" w:sz="4" w:space="0" w:color="000000"/>
+              <w:top w:val="single" w:color="000000" w:sz="4" w:space="0"/>
+              <w:left w:val="single" w:color="000000" w:sz="4" w:space="0"/>
+              <w:bottom w:val="single" w:color="000000" w:sz="4" w:space="0"/>
+              <w:right w:val="single" w:color="000000" w:sz="4" w:space="0"/>
             </w:tcBorders>
             <w:vAlign w:val="center"/>
           </w:tcPr>
@@ -4112,14 +3909,14 @@
               </w:tabs>
               <w:jc w:val="center"/>
               <w:rPr>
-                <w:rFonts w:ascii="Times New Roman" w:eastAsia="MS Mincho" w:hAnsi="Times New Roman" w:cs="Times New Roman"/>
-                <w:b/>
-                <w:bCs/>
-              </w:rPr>
-            </w:pPr>
-            <w:r>
-              <w:rPr>
-                <w:rFonts w:ascii="Times New Roman" w:eastAsia="MS Mincho" w:hAnsi="Times New Roman" w:cs="Times New Roman"/>
+                <w:rFonts w:ascii="Times New Roman" w:hAnsi="Times New Roman" w:eastAsia="MS Mincho" w:cs="Times New Roman"/>
+                <w:b/>
+                <w:bCs/>
+              </w:rPr>
+            </w:pPr>
+            <w:r>
+              <w:rPr>
+                <w:rFonts w:ascii="Times New Roman" w:hAnsi="Times New Roman" w:eastAsia="Times New Roman" w:cs="Times New Roman"/>
                 <w:b/>
                 <w:bCs/>
               </w:rPr>
@@ -4135,14 +3932,14 @@
               </w:tabs>
               <w:jc w:val="center"/>
               <w:rPr>
-                <w:rFonts w:ascii="Times New Roman" w:eastAsia="MS Mincho" w:hAnsi="Times New Roman" w:cs="Times New Roman"/>
-                <w:b/>
-                <w:bCs/>
-              </w:rPr>
-            </w:pPr>
-            <w:r>
-              <w:rPr>
-                <w:rFonts w:ascii="Times New Roman" w:eastAsia="MS Mincho" w:hAnsi="Times New Roman" w:cs="Times New Roman"/>
+                <w:rFonts w:ascii="Times New Roman" w:hAnsi="Times New Roman" w:eastAsia="MS Mincho" w:cs="Times New Roman"/>
+                <w:b/>
+                <w:bCs/>
+              </w:rPr>
+            </w:pPr>
+            <w:r>
+              <w:rPr>
+                <w:rFonts w:ascii="Times New Roman" w:hAnsi="Times New Roman" w:eastAsia="Times New Roman" w:cs="Times New Roman"/>
                 <w:b/>
                 <w:bCs/>
               </w:rPr>
@@ -4154,10 +3951,10 @@
           <w:tcPr>
             <w:tcW w:w="746" w:type="pct"/>
             <w:tcBorders>
-              <w:top w:val="single" w:sz="4" w:space="0" w:color="000000"/>
-              <w:left w:val="single" w:sz="4" w:space="0" w:color="000000"/>
-              <w:bottom w:val="single" w:sz="4" w:space="0" w:color="000000"/>
-              <w:right w:val="single" w:sz="4" w:space="0" w:color="000000"/>
+              <w:top w:val="single" w:color="000000" w:sz="4" w:space="0"/>
+              <w:left w:val="single" w:color="000000" w:sz="4" w:space="0"/>
+              <w:bottom w:val="single" w:color="000000" w:sz="4" w:space="0"/>
+              <w:right w:val="single" w:color="000000" w:sz="4" w:space="0"/>
             </w:tcBorders>
             <w:vAlign w:val="center"/>
           </w:tcPr>
@@ -4170,14 +3967,14 @@
               </w:tabs>
               <w:jc w:val="center"/>
               <w:rPr>
-                <w:rFonts w:ascii="Times New Roman" w:eastAsia="MS Mincho" w:hAnsi="Times New Roman" w:cs="Times New Roman"/>
-                <w:b/>
-                <w:bCs/>
-              </w:rPr>
-            </w:pPr>
-            <w:r>
-              <w:rPr>
-                <w:rFonts w:ascii="Times New Roman" w:eastAsia="MS Mincho" w:hAnsi="Times New Roman" w:cs="Times New Roman"/>
+                <w:rFonts w:ascii="Times New Roman" w:hAnsi="Times New Roman" w:eastAsia="MS Mincho" w:cs="Times New Roman"/>
+                <w:b/>
+                <w:bCs/>
+              </w:rPr>
+            </w:pPr>
+            <w:r>
+              <w:rPr>
+                <w:rFonts w:ascii="Times New Roman" w:hAnsi="Times New Roman" w:eastAsia="Times New Roman" w:cs="Times New Roman"/>
                 <w:b/>
                 <w:bCs/>
               </w:rPr>
@@ -4193,14 +3990,14 @@
               </w:tabs>
               <w:jc w:val="center"/>
               <w:rPr>
-                <w:rFonts w:ascii="Times New Roman" w:eastAsia="MS Mincho" w:hAnsi="Times New Roman" w:cs="Times New Roman"/>
-                <w:b/>
-                <w:bCs/>
-              </w:rPr>
-            </w:pPr>
-            <w:r>
-              <w:rPr>
-                <w:rFonts w:ascii="Times New Roman" w:eastAsia="MS Mincho" w:hAnsi="Times New Roman" w:cs="Times New Roman"/>
+                <w:rFonts w:ascii="Times New Roman" w:hAnsi="Times New Roman" w:eastAsia="MS Mincho" w:cs="Times New Roman"/>
+                <w:b/>
+                <w:bCs/>
+              </w:rPr>
+            </w:pPr>
+            <w:r>
+              <w:rPr>
+                <w:rFonts w:ascii="Times New Roman" w:hAnsi="Times New Roman" w:eastAsia="Times New Roman" w:cs="Times New Roman"/>
                 <w:b/>
                 <w:bCs/>
               </w:rPr>
@@ -4212,10 +4009,10 @@
           <w:tcPr>
             <w:tcW w:w="522" w:type="pct"/>
             <w:tcBorders>
-              <w:top w:val="single" w:sz="4" w:space="0" w:color="000000"/>
-              <w:left w:val="single" w:sz="4" w:space="0" w:color="000000"/>
-              <w:bottom w:val="single" w:sz="4" w:space="0" w:color="000000"/>
-              <w:right w:val="single" w:sz="4" w:space="0" w:color="000000"/>
+              <w:top w:val="single" w:color="000000" w:sz="4" w:space="0"/>
+              <w:left w:val="single" w:color="000000" w:sz="4" w:space="0"/>
+              <w:bottom w:val="single" w:color="000000" w:sz="4" w:space="0"/>
+              <w:right w:val="single" w:color="000000" w:sz="4" w:space="0"/>
             </w:tcBorders>
             <w:vAlign w:val="center"/>
           </w:tcPr>
@@ -4228,14 +4025,14 @@
               </w:tabs>
               <w:jc w:val="center"/>
               <w:rPr>
-                <w:rFonts w:ascii="Times New Roman" w:eastAsia="MS Mincho" w:hAnsi="Times New Roman" w:cs="Times New Roman"/>
-                <w:b/>
-                <w:bCs/>
-              </w:rPr>
-            </w:pPr>
-            <w:r>
-              <w:rPr>
-                <w:rFonts w:ascii="Times New Roman" w:eastAsia="MS Mincho" w:hAnsi="Times New Roman" w:cs="Times New Roman"/>
+                <w:rFonts w:ascii="Times New Roman" w:hAnsi="Times New Roman" w:eastAsia="MS Mincho" w:cs="Times New Roman"/>
+                <w:b/>
+                <w:bCs/>
+              </w:rPr>
+            </w:pPr>
+            <w:r>
+              <w:rPr>
+                <w:rFonts w:ascii="Times New Roman" w:hAnsi="Times New Roman" w:eastAsia="Times New Roman" w:cs="Times New Roman"/>
                 <w:b/>
                 <w:bCs/>
               </w:rPr>
@@ -4246,16 +4043,17 @@
       </w:tr>
       <w:tr>
         <w:trPr>
+          <w:hidden w:val="0"/>
           <w:trHeight w:val="360"/>
         </w:trPr>
         <w:tc>
           <w:tcPr>
             <w:tcW w:w="597" w:type="pct"/>
             <w:tcBorders>
-              <w:top w:val="single" w:sz="4" w:space="0" w:color="000000"/>
-              <w:left w:val="single" w:sz="4" w:space="0" w:color="000000"/>
-              <w:bottom w:val="single" w:sz="4" w:space="0" w:color="000000"/>
-              <w:right w:val="single" w:sz="4" w:space="0" w:color="000000"/>
+              <w:top w:val="single" w:color="000000" w:sz="4" w:space="0"/>
+              <w:left w:val="single" w:color="000000" w:sz="4" w:space="0"/>
+              <w:bottom w:val="single" w:color="000000" w:sz="4" w:space="0"/>
+              <w:right w:val="single" w:color="000000" w:sz="4" w:space="0"/>
             </w:tcBorders>
             <w:vAlign w:val="center"/>
           </w:tcPr>
@@ -4273,7 +4071,7 @@
             </w:pPr>
             <w:r>
               <w:rPr>
-                <w:rFonts w:ascii="Times New Roman" w:eastAsia="MS Mincho" w:hAnsi="Times New Roman" w:cs="Times New Roman"/>
+                <w:rFonts w:ascii="Times New Roman" w:hAnsi="Times New Roman" w:eastAsia="Times New Roman" w:cs="Times New Roman"/>
                 <w:bCs/>
               </w:rPr>
               <w:t>TI-61 HTA</w:t>
@@ -4284,10 +4082,10 @@
           <w:tcPr>
             <w:tcW w:w="373" w:type="pct"/>
             <w:tcBorders>
-              <w:top w:val="single" w:sz="4" w:space="0" w:color="000000"/>
-              <w:left w:val="single" w:sz="4" w:space="0" w:color="000000"/>
-              <w:bottom w:val="single" w:sz="4" w:space="0" w:color="000000"/>
-              <w:right w:val="single" w:sz="4" w:space="0" w:color="000000"/>
+              <w:top w:val="single" w:color="000000" w:sz="4" w:space="0"/>
+              <w:left w:val="single" w:color="000000" w:sz="4" w:space="0"/>
+              <w:bottom w:val="single" w:color="000000" w:sz="4" w:space="0"/>
+              <w:right w:val="single" w:color="000000" w:sz="4" w:space="0"/>
             </w:tcBorders>
             <w:vAlign w:val="center"/>
           </w:tcPr>
@@ -4305,7 +4103,7 @@
             </w:pPr>
             <w:r>
               <w:rPr>
-                <w:rFonts w:ascii="Times New Roman" w:hAnsi="Times New Roman" w:cs="Times New Roman"/>
+                <w:rFonts w:ascii="Times New Roman" w:hAnsi="Times New Roman" w:cs="Times New Roman" w:eastAsiaTheme="minorHAnsi"/>
               </w:rPr>
               <w:t>2.3</w:t>
             </w:r>
@@ -4315,10 +4113,10 @@
           <w:tcPr>
             <w:tcW w:w="895" w:type="pct"/>
             <w:tcBorders>
-              <w:top w:val="single" w:sz="4" w:space="0" w:color="000000"/>
-              <w:left w:val="single" w:sz="4" w:space="0" w:color="000000"/>
-              <w:bottom w:val="single" w:sz="4" w:space="0" w:color="000000"/>
-              <w:right w:val="single" w:sz="4" w:space="0" w:color="000000"/>
+              <w:top w:val="single" w:color="000000" w:sz="4" w:space="0"/>
+              <w:left w:val="single" w:color="000000" w:sz="4" w:space="0"/>
+              <w:bottom w:val="single" w:color="000000" w:sz="4" w:space="0"/>
+              <w:right w:val="single" w:color="000000" w:sz="4" w:space="0"/>
             </w:tcBorders>
             <w:vAlign w:val="center"/>
           </w:tcPr>
@@ -4336,7 +4134,7 @@
             </w:pPr>
             <w:r>
               <w:rPr>
-                <w:rFonts w:ascii="Times New Roman" w:hAnsi="Times New Roman" w:cs="Times New Roman"/>
+                <w:rFonts w:ascii="Times New Roman" w:hAnsi="Times New Roman" w:cs="Times New Roman" w:eastAsiaTheme="minorHAnsi"/>
               </w:rPr>
               <w:t>10 x 10 x 23</w:t>
             </w:r>
@@ -4346,10 +4144,10 @@
           <w:tcPr>
             <w:tcW w:w="896" w:type="pct"/>
             <w:tcBorders>
-              <w:top w:val="single" w:sz="4" w:space="0" w:color="000000"/>
-              <w:left w:val="single" w:sz="4" w:space="0" w:color="000000"/>
-              <w:bottom w:val="single" w:sz="4" w:space="0" w:color="000000"/>
-              <w:right w:val="single" w:sz="4" w:space="0" w:color="000000"/>
+              <w:top w:val="single" w:color="000000" w:sz="4" w:space="0"/>
+              <w:left w:val="single" w:color="000000" w:sz="4" w:space="0"/>
+              <w:bottom w:val="single" w:color="000000" w:sz="4" w:space="0"/>
+              <w:right w:val="single" w:color="000000" w:sz="4" w:space="0"/>
             </w:tcBorders>
             <w:vAlign w:val="center"/>
           </w:tcPr>
@@ -4364,10 +4162,10 @@
           <w:tcPr>
             <w:tcW w:w="970" w:type="pct"/>
             <w:tcBorders>
-              <w:top w:val="single" w:sz="4" w:space="0" w:color="000000"/>
-              <w:left w:val="single" w:sz="4" w:space="0" w:color="000000"/>
-              <w:bottom w:val="single" w:sz="4" w:space="0" w:color="000000"/>
-              <w:right w:val="single" w:sz="4" w:space="0" w:color="000000"/>
+              <w:top w:val="single" w:color="000000" w:sz="4" w:space="0"/>
+              <w:left w:val="single" w:color="000000" w:sz="4" w:space="0"/>
+              <w:bottom w:val="single" w:color="000000" w:sz="4" w:space="0"/>
+              <w:right w:val="single" w:color="000000" w:sz="4" w:space="0"/>
             </w:tcBorders>
             <w:vAlign w:val="center"/>
           </w:tcPr>
@@ -4394,10 +4192,10 @@
           <w:tcPr>
             <w:tcW w:w="746" w:type="pct"/>
             <w:tcBorders>
-              <w:top w:val="single" w:sz="4" w:space="0" w:color="000000"/>
-              <w:left w:val="single" w:sz="4" w:space="0" w:color="000000"/>
-              <w:bottom w:val="single" w:sz="4" w:space="0" w:color="000000"/>
-              <w:right w:val="single" w:sz="4" w:space="0" w:color="000000"/>
+              <w:top w:val="single" w:color="000000" w:sz="4" w:space="0"/>
+              <w:left w:val="single" w:color="000000" w:sz="4" w:space="0"/>
+              <w:bottom w:val="single" w:color="000000" w:sz="4" w:space="0"/>
+              <w:right w:val="single" w:color="000000" w:sz="4" w:space="0"/>
             </w:tcBorders>
             <w:vAlign w:val="center"/>
           </w:tcPr>
@@ -4410,9 +4208,10 @@
             </w:pPr>
             <w:r>
               <w:rPr>
-                <w:rFonts w:ascii="Times New Roman" w:hAnsi="Times New Roman" w:cs="Times New Roman"/>
+                <w:rFonts w:ascii="Times New Roman" w:hAnsi="Times New Roman" w:eastAsia="Times New Roman" w:cs="Times New Roman"/>
                 <w:sz w:val="20"/>
                 <w:highlight w:val="yellow"/>
+                <w:szCs w:val="20"/>
               </w:rPr>
               <w:t>PRICE ON REQUEST</w:t>
             </w:r>
@@ -4422,10 +4221,10 @@
           <w:tcPr>
             <w:tcW w:w="522" w:type="pct"/>
             <w:tcBorders>
-              <w:top w:val="single" w:sz="4" w:space="0" w:color="000000"/>
-              <w:left w:val="single" w:sz="4" w:space="0" w:color="000000"/>
-              <w:bottom w:val="single" w:sz="4" w:space="0" w:color="000000"/>
-              <w:right w:val="single" w:sz="4" w:space="0" w:color="000000"/>
+              <w:top w:val="single" w:color="000000" w:sz="4" w:space="0"/>
+              <w:left w:val="single" w:color="000000" w:sz="4" w:space="0"/>
+              <w:bottom w:val="single" w:color="000000" w:sz="4" w:space="0"/>
+              <w:right w:val="single" w:color="000000" w:sz="4" w:space="0"/>
             </w:tcBorders>
             <w:vAlign w:val="center"/>
           </w:tcPr>
@@ -4442,16 +4241,17 @@
       </w:tr>
       <w:tr>
         <w:trPr>
+          <w:hidden w:val="0"/>
           <w:trHeight w:val="310"/>
         </w:trPr>
         <w:tc>
           <w:tcPr>
             <w:tcW w:w="597" w:type="pct"/>
             <w:tcBorders>
-              <w:top w:val="single" w:sz="4" w:space="0" w:color="000000"/>
-              <w:left w:val="single" w:sz="4" w:space="0" w:color="000000"/>
-              <w:bottom w:val="single" w:sz="4" w:space="0" w:color="000000"/>
-              <w:right w:val="single" w:sz="4" w:space="0" w:color="000000"/>
+              <w:top w:val="single" w:color="000000" w:sz="4" w:space="0"/>
+              <w:left w:val="single" w:color="000000" w:sz="4" w:space="0"/>
+              <w:bottom w:val="single" w:color="000000" w:sz="4" w:space="0"/>
+              <w:right w:val="single" w:color="000000" w:sz="4" w:space="0"/>
             </w:tcBorders>
             <w:vAlign w:val="center"/>
           </w:tcPr>
@@ -4469,10 +4269,9 @@
             </w:pPr>
             <w:r>
               <w:rPr>
-                <w:rFonts w:ascii="Times New Roman" w:eastAsia="MS Mincho" w:hAnsi="Times New Roman" w:cs="Times New Roman"/>
-                <w:bCs/>
-              </w:rPr>
-              <w:lastRenderedPageBreak/>
+                <w:rFonts w:ascii="Times New Roman" w:hAnsi="Times New Roman" w:eastAsia="Times New Roman" w:cs="Times New Roman"/>
+                <w:bCs/>
+              </w:rPr>
               <w:t>TI-61 HTB</w:t>
             </w:r>
           </w:p>
@@ -4481,10 +4280,10 @@
           <w:tcPr>
             <w:tcW w:w="373" w:type="pct"/>
             <w:tcBorders>
-              <w:top w:val="single" w:sz="4" w:space="0" w:color="000000"/>
-              <w:left w:val="single" w:sz="4" w:space="0" w:color="000000"/>
-              <w:bottom w:val="single" w:sz="4" w:space="0" w:color="000000"/>
-              <w:right w:val="single" w:sz="4" w:space="0" w:color="000000"/>
+              <w:top w:val="single" w:color="000000" w:sz="4" w:space="0"/>
+              <w:left w:val="single" w:color="000000" w:sz="4" w:space="0"/>
+              <w:bottom w:val="single" w:color="000000" w:sz="4" w:space="0"/>
+              <w:right w:val="single" w:color="000000" w:sz="4" w:space="0"/>
             </w:tcBorders>
             <w:vAlign w:val="center"/>
           </w:tcPr>
@@ -4502,7 +4301,7 @@
             </w:pPr>
             <w:r>
               <w:rPr>
-                <w:rFonts w:ascii="Times New Roman" w:hAnsi="Times New Roman" w:cs="Times New Roman"/>
+                <w:rFonts w:ascii="Times New Roman" w:hAnsi="Times New Roman" w:cs="Times New Roman" w:eastAsiaTheme="minorHAnsi"/>
               </w:rPr>
               <w:t>6.75</w:t>
             </w:r>
@@ -4512,10 +4311,10 @@
           <w:tcPr>
             <w:tcW w:w="895" w:type="pct"/>
             <w:tcBorders>
-              <w:top w:val="single" w:sz="4" w:space="0" w:color="000000"/>
-              <w:left w:val="single" w:sz="4" w:space="0" w:color="000000"/>
-              <w:bottom w:val="single" w:sz="4" w:space="0" w:color="000000"/>
-              <w:right w:val="single" w:sz="4" w:space="0" w:color="000000"/>
+              <w:top w:val="single" w:color="000000" w:sz="4" w:space="0"/>
+              <w:left w:val="single" w:color="000000" w:sz="4" w:space="0"/>
+              <w:bottom w:val="single" w:color="000000" w:sz="4" w:space="0"/>
+              <w:right w:val="single" w:color="000000" w:sz="4" w:space="0"/>
             </w:tcBorders>
             <w:vAlign w:val="center"/>
           </w:tcPr>
@@ -4533,7 +4332,7 @@
             </w:pPr>
             <w:r>
               <w:rPr>
-                <w:rFonts w:ascii="Times New Roman" w:hAnsi="Times New Roman" w:cs="Times New Roman"/>
+                <w:rFonts w:ascii="Times New Roman" w:hAnsi="Times New Roman" w:cs="Times New Roman" w:eastAsiaTheme="minorHAnsi"/>
               </w:rPr>
               <w:t>15 x 15 x 30</w:t>
             </w:r>
@@ -4543,10 +4342,10 @@
           <w:tcPr>
             <w:tcW w:w="896" w:type="pct"/>
             <w:tcBorders>
-              <w:top w:val="single" w:sz="4" w:space="0" w:color="000000"/>
-              <w:left w:val="single" w:sz="4" w:space="0" w:color="000000"/>
-              <w:bottom w:val="single" w:sz="4" w:space="0" w:color="000000"/>
-              <w:right w:val="single" w:sz="4" w:space="0" w:color="000000"/>
+              <w:top w:val="single" w:color="000000" w:sz="4" w:space="0"/>
+              <w:left w:val="single" w:color="000000" w:sz="4" w:space="0"/>
+              <w:bottom w:val="single" w:color="000000" w:sz="4" w:space="0"/>
+              <w:right w:val="single" w:color="000000" w:sz="4" w:space="0"/>
             </w:tcBorders>
             <w:vAlign w:val="center"/>
           </w:tcPr>
@@ -4561,10 +4360,10 @@
           <w:tcPr>
             <w:tcW w:w="970" w:type="pct"/>
             <w:tcBorders>
-              <w:top w:val="single" w:sz="4" w:space="0" w:color="000000"/>
-              <w:left w:val="single" w:sz="4" w:space="0" w:color="000000"/>
-              <w:bottom w:val="single" w:sz="4" w:space="0" w:color="000000"/>
-              <w:right w:val="single" w:sz="4" w:space="0" w:color="000000"/>
+              <w:top w:val="single" w:color="000000" w:sz="4" w:space="0"/>
+              <w:left w:val="single" w:color="000000" w:sz="4" w:space="0"/>
+              <w:bottom w:val="single" w:color="000000" w:sz="4" w:space="0"/>
+              <w:right w:val="single" w:color="000000" w:sz="4" w:space="0"/>
             </w:tcBorders>
             <w:vAlign w:val="center"/>
           </w:tcPr>
@@ -4591,10 +4390,10 @@
           <w:tcPr>
             <w:tcW w:w="746" w:type="pct"/>
             <w:tcBorders>
-              <w:top w:val="single" w:sz="4" w:space="0" w:color="000000"/>
-              <w:left w:val="single" w:sz="4" w:space="0" w:color="000000"/>
-              <w:bottom w:val="single" w:sz="4" w:space="0" w:color="000000"/>
-              <w:right w:val="single" w:sz="4" w:space="0" w:color="000000"/>
+              <w:top w:val="single" w:color="000000" w:sz="4" w:space="0"/>
+              <w:left w:val="single" w:color="000000" w:sz="4" w:space="0"/>
+              <w:bottom w:val="single" w:color="000000" w:sz="4" w:space="0"/>
+              <w:right w:val="single" w:color="000000" w:sz="4" w:space="0"/>
             </w:tcBorders>
             <w:vAlign w:val="center"/>
           </w:tcPr>
@@ -4607,9 +4406,10 @@
             </w:pPr>
             <w:r>
               <w:rPr>
-                <w:rFonts w:ascii="Times New Roman" w:hAnsi="Times New Roman" w:cs="Times New Roman"/>
+                <w:rFonts w:ascii="Times New Roman" w:hAnsi="Times New Roman" w:eastAsia="Times New Roman" w:cs="Times New Roman"/>
                 <w:sz w:val="20"/>
                 <w:highlight w:val="yellow"/>
+                <w:szCs w:val="20"/>
               </w:rPr>
               <w:t>PRICE ON REQUEST</w:t>
             </w:r>
@@ -4619,10 +4419,10 @@
           <w:tcPr>
             <w:tcW w:w="522" w:type="pct"/>
             <w:tcBorders>
-              <w:top w:val="single" w:sz="4" w:space="0" w:color="000000"/>
-              <w:left w:val="single" w:sz="4" w:space="0" w:color="000000"/>
-              <w:bottom w:val="single" w:sz="4" w:space="0" w:color="000000"/>
-              <w:right w:val="single" w:sz="4" w:space="0" w:color="000000"/>
+              <w:top w:val="single" w:color="000000" w:sz="4" w:space="0"/>
+              <w:left w:val="single" w:color="000000" w:sz="4" w:space="0"/>
+              <w:bottom w:val="single" w:color="000000" w:sz="4" w:space="0"/>
+              <w:right w:val="single" w:color="000000" w:sz="4" w:space="0"/>
             </w:tcBorders>
             <w:vAlign w:val="center"/>
           </w:tcPr>
@@ -4639,16 +4439,17 @@
       </w:tr>
       <w:tr>
         <w:trPr>
+          <w:hidden w:val="0"/>
           <w:trHeight w:val="260"/>
         </w:trPr>
         <w:tc>
           <w:tcPr>
             <w:tcW w:w="597" w:type="pct"/>
             <w:tcBorders>
-              <w:top w:val="single" w:sz="4" w:space="0" w:color="000000"/>
-              <w:left w:val="single" w:sz="4" w:space="0" w:color="000000"/>
-              <w:bottom w:val="single" w:sz="4" w:space="0" w:color="000000"/>
-              <w:right w:val="single" w:sz="4" w:space="0" w:color="000000"/>
+              <w:top w:val="single" w:color="000000" w:sz="4" w:space="0"/>
+              <w:left w:val="single" w:color="000000" w:sz="4" w:space="0"/>
+              <w:bottom w:val="single" w:color="000000" w:sz="4" w:space="0"/>
+              <w:right w:val="single" w:color="000000" w:sz="4" w:space="0"/>
             </w:tcBorders>
             <w:vAlign w:val="center"/>
           </w:tcPr>
@@ -4661,13 +4462,13 @@
               </w:tabs>
               <w:jc w:val="center"/>
               <w:rPr>
-                <w:rFonts w:ascii="Times New Roman" w:eastAsia="MS Mincho" w:hAnsi="Times New Roman" w:cs="Times New Roman"/>
-                <w:bCs/>
-              </w:rPr>
-            </w:pPr>
-            <w:r>
-              <w:rPr>
-                <w:rFonts w:ascii="Times New Roman" w:eastAsia="MS Mincho" w:hAnsi="Times New Roman" w:cs="Times New Roman"/>
+                <w:rFonts w:ascii="Times New Roman" w:hAnsi="Times New Roman" w:eastAsia="MS Mincho" w:cs="Times New Roman"/>
+                <w:bCs/>
+              </w:rPr>
+            </w:pPr>
+            <w:r>
+              <w:rPr>
+                <w:rFonts w:ascii="Times New Roman" w:hAnsi="Times New Roman" w:eastAsia="Times New Roman" w:cs="Times New Roman"/>
                 <w:bCs/>
               </w:rPr>
               <w:t>TI-61 HTC</w:t>
@@ -4678,10 +4479,10 @@
           <w:tcPr>
             <w:tcW w:w="373" w:type="pct"/>
             <w:tcBorders>
-              <w:top w:val="single" w:sz="4" w:space="0" w:color="000000"/>
-              <w:left w:val="single" w:sz="4" w:space="0" w:color="000000"/>
-              <w:bottom w:val="single" w:sz="4" w:space="0" w:color="000000"/>
-              <w:right w:val="single" w:sz="4" w:space="0" w:color="000000"/>
+              <w:top w:val="single" w:color="000000" w:sz="4" w:space="0"/>
+              <w:left w:val="single" w:color="000000" w:sz="4" w:space="0"/>
+              <w:bottom w:val="single" w:color="000000" w:sz="4" w:space="0"/>
+              <w:right w:val="single" w:color="000000" w:sz="4" w:space="0"/>
             </w:tcBorders>
             <w:vAlign w:val="center"/>
           </w:tcPr>
@@ -4694,13 +4495,13 @@
               </w:tabs>
               <w:jc w:val="center"/>
               <w:rPr>
-                <w:rFonts w:ascii="Times New Roman" w:eastAsia="MS Mincho" w:hAnsi="Times New Roman" w:cs="Times New Roman"/>
-                <w:bCs/>
-              </w:rPr>
-            </w:pPr>
-            <w:r>
-              <w:rPr>
-                <w:rFonts w:ascii="Times New Roman" w:eastAsia="MS Mincho" w:hAnsi="Times New Roman" w:cs="Times New Roman"/>
+                <w:rFonts w:ascii="Times New Roman" w:hAnsi="Times New Roman" w:eastAsia="MS Mincho" w:cs="Times New Roman"/>
+                <w:bCs/>
+              </w:rPr>
+            </w:pPr>
+            <w:r>
+              <w:rPr>
+                <w:rFonts w:ascii="Times New Roman" w:hAnsi="Times New Roman" w:eastAsia="Times New Roman" w:cs="Times New Roman"/>
                 <w:bCs/>
               </w:rPr>
               <w:t>12</w:t>
@@ -4711,10 +4512,10 @@
           <w:tcPr>
             <w:tcW w:w="895" w:type="pct"/>
             <w:tcBorders>
-              <w:top w:val="single" w:sz="4" w:space="0" w:color="000000"/>
-              <w:left w:val="single" w:sz="4" w:space="0" w:color="000000"/>
-              <w:bottom w:val="single" w:sz="4" w:space="0" w:color="000000"/>
-              <w:right w:val="single" w:sz="4" w:space="0" w:color="000000"/>
+              <w:top w:val="single" w:color="000000" w:sz="4" w:space="0"/>
+              <w:left w:val="single" w:color="000000" w:sz="4" w:space="0"/>
+              <w:bottom w:val="single" w:color="000000" w:sz="4" w:space="0"/>
+              <w:right w:val="single" w:color="000000" w:sz="4" w:space="0"/>
             </w:tcBorders>
             <w:vAlign w:val="center"/>
           </w:tcPr>
@@ -4727,13 +4528,13 @@
               </w:tabs>
               <w:jc w:val="center"/>
               <w:rPr>
-                <w:rFonts w:ascii="Times New Roman" w:eastAsia="MS Mincho" w:hAnsi="Times New Roman" w:cs="Times New Roman"/>
-                <w:bCs/>
-              </w:rPr>
-            </w:pPr>
-            <w:r>
-              <w:rPr>
-                <w:rFonts w:ascii="Times New Roman" w:eastAsia="MS Mincho" w:hAnsi="Times New Roman" w:cs="Times New Roman"/>
+                <w:rFonts w:ascii="Times New Roman" w:hAnsi="Times New Roman" w:eastAsia="MS Mincho" w:cs="Times New Roman"/>
+                <w:bCs/>
+              </w:rPr>
+            </w:pPr>
+            <w:r>
+              <w:rPr>
+                <w:rFonts w:ascii="Times New Roman" w:hAnsi="Times New Roman" w:eastAsia="Times New Roman" w:cs="Times New Roman"/>
                 <w:bCs/>
               </w:rPr>
               <w:t>20 x 20 x 30</w:t>
@@ -4744,10 +4545,10 @@
           <w:tcPr>
             <w:tcW w:w="896" w:type="pct"/>
             <w:tcBorders>
-              <w:top w:val="single" w:sz="4" w:space="0" w:color="000000"/>
-              <w:left w:val="single" w:sz="4" w:space="0" w:color="000000"/>
-              <w:bottom w:val="single" w:sz="4" w:space="0" w:color="000000"/>
-              <w:right w:val="single" w:sz="4" w:space="0" w:color="000000"/>
+              <w:top w:val="single" w:color="000000" w:sz="4" w:space="0"/>
+              <w:left w:val="single" w:color="000000" w:sz="4" w:space="0"/>
+              <w:bottom w:val="single" w:color="000000" w:sz="4" w:space="0"/>
+              <w:right w:val="single" w:color="000000" w:sz="4" w:space="0"/>
             </w:tcBorders>
             <w:vAlign w:val="center"/>
           </w:tcPr>
@@ -4762,10 +4563,10 @@
           <w:tcPr>
             <w:tcW w:w="970" w:type="pct"/>
             <w:tcBorders>
-              <w:top w:val="single" w:sz="4" w:space="0" w:color="000000"/>
-              <w:left w:val="single" w:sz="4" w:space="0" w:color="000000"/>
-              <w:bottom w:val="single" w:sz="4" w:space="0" w:color="000000"/>
-              <w:right w:val="single" w:sz="4" w:space="0" w:color="000000"/>
+              <w:top w:val="single" w:color="000000" w:sz="4" w:space="0"/>
+              <w:left w:val="single" w:color="000000" w:sz="4" w:space="0"/>
+              <w:bottom w:val="single" w:color="000000" w:sz="4" w:space="0"/>
+              <w:right w:val="single" w:color="000000" w:sz="4" w:space="0"/>
             </w:tcBorders>
             <w:vAlign w:val="center"/>
           </w:tcPr>
@@ -4792,10 +4593,10 @@
           <w:tcPr>
             <w:tcW w:w="746" w:type="pct"/>
             <w:tcBorders>
-              <w:top w:val="single" w:sz="4" w:space="0" w:color="000000"/>
-              <w:left w:val="single" w:sz="4" w:space="0" w:color="000000"/>
-              <w:bottom w:val="single" w:sz="4" w:space="0" w:color="000000"/>
-              <w:right w:val="single" w:sz="4" w:space="0" w:color="000000"/>
+              <w:top w:val="single" w:color="000000" w:sz="4" w:space="0"/>
+              <w:left w:val="single" w:color="000000" w:sz="4" w:space="0"/>
+              <w:bottom w:val="single" w:color="000000" w:sz="4" w:space="0"/>
+              <w:right w:val="single" w:color="000000" w:sz="4" w:space="0"/>
             </w:tcBorders>
             <w:vAlign w:val="center"/>
           </w:tcPr>
@@ -4808,9 +4609,10 @@
             </w:pPr>
             <w:r>
               <w:rPr>
-                <w:rFonts w:ascii="Times New Roman" w:hAnsi="Times New Roman" w:cs="Times New Roman"/>
+                <w:rFonts w:ascii="Times New Roman" w:hAnsi="Times New Roman" w:eastAsia="Times New Roman" w:cs="Times New Roman"/>
                 <w:sz w:val="20"/>
                 <w:highlight w:val="yellow"/>
+                <w:szCs w:val="20"/>
               </w:rPr>
               <w:t>PRICE ON REQUEST</w:t>
             </w:r>
@@ -4820,10 +4622,10 @@
           <w:tcPr>
             <w:tcW w:w="522" w:type="pct"/>
             <w:tcBorders>
-              <w:top w:val="single" w:sz="4" w:space="0" w:color="000000"/>
-              <w:left w:val="single" w:sz="4" w:space="0" w:color="000000"/>
-              <w:bottom w:val="single" w:sz="4" w:space="0" w:color="000000"/>
-              <w:right w:val="single" w:sz="4" w:space="0" w:color="000000"/>
+              <w:top w:val="single" w:color="000000" w:sz="4" w:space="0"/>
+              <w:left w:val="single" w:color="000000" w:sz="4" w:space="0"/>
+              <w:bottom w:val="single" w:color="000000" w:sz="4" w:space="0"/>
+              <w:right w:val="single" w:color="000000" w:sz="4" w:space="0"/>
             </w:tcBorders>
             <w:vAlign w:val="center"/>
           </w:tcPr>
@@ -4839,9 +4641,9 @@
             </w:pPr>
             <w:r>
               <w:rPr>
-                <w:rFonts w:eastAsia="MS Mincho"/>
-                <w:bCs/>
-                <w:lang w:bidi="hi-IN"/>
+                <w:rFonts w:eastAsia="MS Mincho" w:asciiTheme="minorHAnsi" w:hAnsiTheme="minorHAnsi" w:cstheme="minorBidi"/>
+                <w:bCs/>
+                <w:lang w:val="en-US" w:eastAsia="en-US" w:bidi="hi-IN"/>
               </w:rPr>
               <w:t>7,500</w:t>
             </w:r>
@@ -4850,16 +4652,17 @@
       </w:tr>
       <w:tr>
         <w:trPr>
+          <w:hidden w:val="0"/>
           <w:trHeight w:val="366"/>
         </w:trPr>
         <w:tc>
           <w:tcPr>
             <w:tcW w:w="597" w:type="pct"/>
             <w:tcBorders>
-              <w:top w:val="single" w:sz="4" w:space="0" w:color="000000"/>
-              <w:left w:val="single" w:sz="4" w:space="0" w:color="000000"/>
-              <w:bottom w:val="single" w:sz="4" w:space="0" w:color="000000"/>
-              <w:right w:val="single" w:sz="4" w:space="0" w:color="000000"/>
+              <w:top w:val="single" w:color="000000" w:sz="4" w:space="0"/>
+              <w:left w:val="single" w:color="000000" w:sz="4" w:space="0"/>
+              <w:bottom w:val="single" w:color="000000" w:sz="4" w:space="0"/>
+              <w:right w:val="single" w:color="000000" w:sz="4" w:space="0"/>
             </w:tcBorders>
             <w:vAlign w:val="center"/>
           </w:tcPr>
@@ -4872,13 +4675,13 @@
               </w:tabs>
               <w:jc w:val="center"/>
               <w:rPr>
-                <w:rFonts w:ascii="Times New Roman" w:eastAsia="MS Mincho" w:hAnsi="Times New Roman" w:cs="Times New Roman"/>
-                <w:bCs/>
-              </w:rPr>
-            </w:pPr>
-            <w:r>
-              <w:rPr>
-                <w:rFonts w:ascii="Times New Roman" w:eastAsia="MS Mincho" w:hAnsi="Times New Roman" w:cs="Times New Roman"/>
+                <w:rFonts w:ascii="Times New Roman" w:hAnsi="Times New Roman" w:eastAsia="MS Mincho" w:cs="Times New Roman"/>
+                <w:bCs/>
+              </w:rPr>
+            </w:pPr>
+            <w:r>
+              <w:rPr>
+                <w:rFonts w:ascii="Times New Roman" w:hAnsi="Times New Roman" w:eastAsia="Times New Roman" w:cs="Times New Roman"/>
                 <w:bCs/>
               </w:rPr>
               <w:t>TI-61 HTD</w:t>
@@ -4889,10 +4692,10 @@
           <w:tcPr>
             <w:tcW w:w="373" w:type="pct"/>
             <w:tcBorders>
-              <w:top w:val="single" w:sz="4" w:space="0" w:color="000000"/>
-              <w:left w:val="single" w:sz="4" w:space="0" w:color="000000"/>
-              <w:bottom w:val="single" w:sz="4" w:space="0" w:color="000000"/>
-              <w:right w:val="single" w:sz="4" w:space="0" w:color="000000"/>
+              <w:top w:val="single" w:color="000000" w:sz="4" w:space="0"/>
+              <w:left w:val="single" w:color="000000" w:sz="4" w:space="0"/>
+              <w:bottom w:val="single" w:color="000000" w:sz="4" w:space="0"/>
+              <w:right w:val="single" w:color="000000" w:sz="4" w:space="0"/>
             </w:tcBorders>
             <w:vAlign w:val="center"/>
           </w:tcPr>
@@ -4905,13 +4708,13 @@
               </w:tabs>
               <w:jc w:val="center"/>
               <w:rPr>
-                <w:rFonts w:ascii="Times New Roman" w:eastAsia="MS Mincho" w:hAnsi="Times New Roman" w:cs="Times New Roman"/>
-                <w:bCs/>
-              </w:rPr>
-            </w:pPr>
-            <w:r>
-              <w:rPr>
-                <w:rFonts w:ascii="Times New Roman" w:eastAsia="MS Mincho" w:hAnsi="Times New Roman" w:cs="Times New Roman"/>
+                <w:rFonts w:ascii="Times New Roman" w:hAnsi="Times New Roman" w:eastAsia="MS Mincho" w:cs="Times New Roman"/>
+                <w:bCs/>
+              </w:rPr>
+            </w:pPr>
+            <w:r>
+              <w:rPr>
+                <w:rFonts w:ascii="Times New Roman" w:hAnsi="Times New Roman" w:eastAsia="Times New Roman" w:cs="Times New Roman"/>
                 <w:bCs/>
               </w:rPr>
               <w:t>22.78</w:t>
@@ -4922,10 +4725,10 @@
           <w:tcPr>
             <w:tcW w:w="895" w:type="pct"/>
             <w:tcBorders>
-              <w:top w:val="single" w:sz="4" w:space="0" w:color="000000"/>
-              <w:left w:val="single" w:sz="4" w:space="0" w:color="000000"/>
-              <w:bottom w:val="single" w:sz="4" w:space="0" w:color="000000"/>
-              <w:right w:val="single" w:sz="4" w:space="0" w:color="000000"/>
+              <w:top w:val="single" w:color="000000" w:sz="4" w:space="0"/>
+              <w:left w:val="single" w:color="000000" w:sz="4" w:space="0"/>
+              <w:bottom w:val="single" w:color="000000" w:sz="4" w:space="0"/>
+              <w:right w:val="single" w:color="000000" w:sz="4" w:space="0"/>
             </w:tcBorders>
             <w:vAlign w:val="center"/>
           </w:tcPr>
@@ -4938,13 +4741,13 @@
               </w:tabs>
               <w:jc w:val="center"/>
               <w:rPr>
-                <w:rFonts w:ascii="Times New Roman" w:eastAsia="MS Mincho" w:hAnsi="Times New Roman" w:cs="Times New Roman"/>
-                <w:bCs/>
-              </w:rPr>
-            </w:pPr>
-            <w:r>
-              <w:rPr>
-                <w:rFonts w:ascii="Times New Roman" w:eastAsia="MS Mincho" w:hAnsi="Times New Roman" w:cs="Times New Roman"/>
+                <w:rFonts w:ascii="Times New Roman" w:hAnsi="Times New Roman" w:eastAsia="MS Mincho" w:cs="Times New Roman"/>
+                <w:bCs/>
+              </w:rPr>
+            </w:pPr>
+            <w:r>
+              <w:rPr>
+                <w:rFonts w:ascii="Times New Roman" w:hAnsi="Times New Roman" w:eastAsia="Times New Roman" w:cs="Times New Roman"/>
                 <w:bCs/>
               </w:rPr>
               <w:t>22.5 x 22.5 x 45</w:t>
@@ -4955,10 +4758,10 @@
           <w:tcPr>
             <w:tcW w:w="896" w:type="pct"/>
             <w:tcBorders>
-              <w:top w:val="single" w:sz="4" w:space="0" w:color="000000"/>
-              <w:left w:val="single" w:sz="4" w:space="0" w:color="000000"/>
-              <w:bottom w:val="single" w:sz="4" w:space="0" w:color="000000"/>
-              <w:right w:val="single" w:sz="4" w:space="0" w:color="000000"/>
+              <w:top w:val="single" w:color="000000" w:sz="4" w:space="0"/>
+              <w:left w:val="single" w:color="000000" w:sz="4" w:space="0"/>
+              <w:bottom w:val="single" w:color="000000" w:sz="4" w:space="0"/>
+              <w:right w:val="single" w:color="000000" w:sz="4" w:space="0"/>
             </w:tcBorders>
             <w:vAlign w:val="center"/>
           </w:tcPr>
@@ -4973,10 +4776,10 @@
           <w:tcPr>
             <w:tcW w:w="970" w:type="pct"/>
             <w:tcBorders>
-              <w:top w:val="single" w:sz="4" w:space="0" w:color="000000"/>
-              <w:left w:val="single" w:sz="4" w:space="0" w:color="000000"/>
-              <w:bottom w:val="single" w:sz="4" w:space="0" w:color="000000"/>
-              <w:right w:val="single" w:sz="4" w:space="0" w:color="000000"/>
+              <w:top w:val="single" w:color="000000" w:sz="4" w:space="0"/>
+              <w:left w:val="single" w:color="000000" w:sz="4" w:space="0"/>
+              <w:bottom w:val="single" w:color="000000" w:sz="4" w:space="0"/>
+              <w:right w:val="single" w:color="000000" w:sz="4" w:space="0"/>
             </w:tcBorders>
             <w:vAlign w:val="center"/>
           </w:tcPr>
@@ -5003,10 +4806,10 @@
           <w:tcPr>
             <w:tcW w:w="746" w:type="pct"/>
             <w:tcBorders>
-              <w:top w:val="single" w:sz="4" w:space="0" w:color="000000"/>
-              <w:left w:val="single" w:sz="4" w:space="0" w:color="000000"/>
-              <w:bottom w:val="single" w:sz="4" w:space="0" w:color="000000"/>
-              <w:right w:val="single" w:sz="4" w:space="0" w:color="000000"/>
+              <w:top w:val="single" w:color="000000" w:sz="4" w:space="0"/>
+              <w:left w:val="single" w:color="000000" w:sz="4" w:space="0"/>
+              <w:bottom w:val="single" w:color="000000" w:sz="4" w:space="0"/>
+              <w:right w:val="single" w:color="000000" w:sz="4" w:space="0"/>
             </w:tcBorders>
             <w:vAlign w:val="center"/>
           </w:tcPr>
@@ -5019,9 +4822,10 @@
             </w:pPr>
             <w:r>
               <w:rPr>
-                <w:rFonts w:ascii="Times New Roman" w:hAnsi="Times New Roman" w:cs="Times New Roman"/>
+                <w:rFonts w:ascii="Times New Roman" w:hAnsi="Times New Roman" w:eastAsia="Times New Roman" w:cs="Times New Roman"/>
                 <w:sz w:val="20"/>
                 <w:highlight w:val="yellow"/>
+                <w:szCs w:val="20"/>
               </w:rPr>
               <w:t>PRICE ON REQUEST</w:t>
             </w:r>
@@ -5031,10 +4835,10 @@
           <w:tcPr>
             <w:tcW w:w="522" w:type="pct"/>
             <w:tcBorders>
-              <w:top w:val="single" w:sz="4" w:space="0" w:color="000000"/>
-              <w:left w:val="single" w:sz="4" w:space="0" w:color="000000"/>
-              <w:bottom w:val="single" w:sz="4" w:space="0" w:color="000000"/>
-              <w:right w:val="single" w:sz="4" w:space="0" w:color="000000"/>
+              <w:top w:val="single" w:color="000000" w:sz="4" w:space="0"/>
+              <w:left w:val="single" w:color="000000" w:sz="4" w:space="0"/>
+              <w:bottom w:val="single" w:color="000000" w:sz="4" w:space="0"/>
+              <w:right w:val="single" w:color="000000" w:sz="4" w:space="0"/>
             </w:tcBorders>
             <w:vAlign w:val="center"/>
           </w:tcPr>
@@ -5050,9 +4854,9 @@
             </w:pPr>
             <w:r>
               <w:rPr>
-                <w:rFonts w:eastAsia="MS Mincho"/>
-                <w:bCs/>
-                <w:lang w:bidi="hi-IN"/>
+                <w:rFonts w:eastAsia="MS Mincho" w:asciiTheme="minorHAnsi" w:hAnsiTheme="minorHAnsi" w:cstheme="minorBidi"/>
+                <w:bCs/>
+                <w:lang w:val="en-US" w:eastAsia="en-US" w:bidi="hi-IN"/>
               </w:rPr>
               <w:t>9,000</w:t>
             </w:r>
@@ -5077,43 +4881,41 @@
         </w:tabs>
         <w:jc w:val="both"/>
         <w:rPr>
-          <w:rFonts w:ascii="Times New Roman" w:eastAsia="MS Mincho" w:hAnsi="Times New Roman" w:cs="Times New Roman"/>
+          <w:rFonts w:ascii="Times New Roman" w:hAnsi="Times New Roman" w:eastAsia="MS Mincho" w:cs="Times New Roman"/>
           <w:b/>
           <w:bCs/>
           <w:sz w:val="24"/>
           <w:szCs w:val="26"/>
         </w:rPr>
       </w:pPr>
-      <w:proofErr w:type="gramStart"/>
-      <w:r>
-        <w:rPr>
-          <w:rFonts w:ascii="Times New Roman" w:eastAsia="MS Mincho" w:hAnsi="Times New Roman" w:cs="Times New Roman"/>
+      <w:r>
+        <w:rPr>
+          <w:rFonts w:ascii="Times New Roman" w:hAnsi="Times New Roman" w:eastAsia="Times New Roman" w:cs="Times New Roman"/>
           <w:b/>
           <w:bCs/>
           <w:sz w:val="24"/>
-          <w:szCs w:val="26"/>
+          <w:szCs w:val="24"/>
           <w:u w:val="single"/>
         </w:rPr>
         <w:t>OPTIONALS</w:t>
       </w:r>
       <w:r>
         <w:rPr>
-          <w:rFonts w:ascii="Times New Roman" w:eastAsia="MS Mincho" w:hAnsi="Times New Roman" w:cs="Times New Roman"/>
+          <w:rFonts w:ascii="Times New Roman" w:hAnsi="Times New Roman" w:eastAsia="Times New Roman" w:cs="Times New Roman"/>
           <w:b/>
           <w:bCs/>
           <w:sz w:val="24"/>
-          <w:szCs w:val="26"/>
+          <w:szCs w:val="24"/>
         </w:rPr>
         <w:t xml:space="preserve"> :</w:t>
       </w:r>
-      <w:proofErr w:type="gramEnd"/>
-      <w:r>
-        <w:rPr>
-          <w:rFonts w:ascii="Times New Roman" w:eastAsia="MS Mincho" w:hAnsi="Times New Roman" w:cs="Times New Roman"/>
+      <w:r>
+        <w:rPr>
+          <w:rFonts w:ascii="Times New Roman" w:hAnsi="Times New Roman" w:eastAsia="Times New Roman" w:cs="Times New Roman"/>
           <w:b/>
           <w:bCs/>
           <w:sz w:val="24"/>
-          <w:szCs w:val="26"/>
+          <w:szCs w:val="24"/>
         </w:rPr>
         <w:t>-</w:t>
       </w:r>
@@ -5127,7 +4929,7 @@
         </w:tabs>
         <w:jc w:val="both"/>
         <w:rPr>
-          <w:rFonts w:ascii="Times New Roman" w:eastAsia="MS Mincho" w:hAnsi="Times New Roman" w:cs="Times New Roman"/>
+          <w:rFonts w:ascii="Times New Roman" w:hAnsi="Times New Roman" w:eastAsia="MS Mincho" w:cs="Times New Roman"/>
           <w:b/>
           <w:bCs/>
           <w:szCs w:val="26"/>
@@ -5143,7 +4945,7 @@
           <w:left w:w="10" w:type="dxa"/>
           <w:right w:w="10" w:type="dxa"/>
         </w:tblCellMar>
-        <w:tblLook w:val="0000" w:firstRow="0" w:lastRow="0" w:firstColumn="0" w:lastColumn="0" w:noHBand="0" w:noVBand="0"/>
+        <w:tblLook w:firstColumn="0" w:firstRow="0" w:lastColumn="0" w:lastRow="0" w:noHBand="0" w:noVBand="0" w:val="0000"/>
       </w:tblPr>
       <w:tblGrid>
         <w:gridCol w:w="408"/>
@@ -5152,16 +4954,17 @@
       </w:tblGrid>
       <w:tr>
         <w:trPr>
+          <w:hidden w:val="0"/>
           <w:trHeight w:val="260"/>
         </w:trPr>
         <w:tc>
           <w:tcPr>
             <w:tcW w:w="408" w:type="dxa"/>
             <w:tcBorders>
-              <w:top w:val="single" w:sz="4" w:space="0" w:color="000000"/>
-              <w:left w:val="single" w:sz="4" w:space="0" w:color="000000"/>
-              <w:bottom w:val="single" w:sz="4" w:space="0" w:color="000000"/>
-              <w:right w:val="single" w:sz="4" w:space="0" w:color="000000"/>
+              <w:top w:val="single" w:color="000000" w:sz="4" w:space="0"/>
+              <w:left w:val="single" w:color="000000" w:sz="4" w:space="0"/>
+              <w:bottom w:val="single" w:color="000000" w:sz="4" w:space="0"/>
+              <w:right w:val="single" w:color="000000" w:sz="4" w:space="0"/>
             </w:tcBorders>
             <w:tcMar>
               <w:top w:w="0" w:type="dxa"/>
@@ -5187,9 +4990,10 @@
             </w:pPr>
             <w:r>
               <w:rPr>
-                <w:rFonts w:ascii="Times New Roman" w:hAnsi="Times New Roman" w:cs="Times New Roman"/>
-                <w:bCs/>
-                <w:sz w:val="20"/>
+                <w:rFonts w:ascii="Times New Roman" w:hAnsi="Times New Roman" w:cs="Times New Roman" w:eastAsiaTheme="minorHAnsi"/>
+                <w:bCs/>
+                <w:sz w:val="20"/>
+                <w:szCs w:val="20"/>
               </w:rPr>
               <w:t>1</w:t>
             </w:r>
@@ -5199,10 +5003,10 @@
           <w:tcPr>
             <w:tcW w:w="7966" w:type="dxa"/>
             <w:tcBorders>
-              <w:top w:val="single" w:sz="4" w:space="0" w:color="000000"/>
-              <w:left w:val="single" w:sz="4" w:space="0" w:color="000000"/>
-              <w:bottom w:val="single" w:sz="4" w:space="0" w:color="000000"/>
-              <w:right w:val="single" w:sz="4" w:space="0" w:color="000000"/>
+              <w:top w:val="single" w:color="000000" w:sz="4" w:space="0"/>
+              <w:left w:val="single" w:color="000000" w:sz="4" w:space="0"/>
+              <w:bottom w:val="single" w:color="000000" w:sz="4" w:space="0"/>
+              <w:right w:val="single" w:color="000000" w:sz="4" w:space="0"/>
             </w:tcBorders>
             <w:tcMar>
               <w:top w:w="0" w:type="dxa"/>
@@ -5223,7 +5027,7 @@
             </w:pPr>
             <w:r>
               <w:rPr>
-                <w:rFonts w:ascii="Times New Roman" w:hAnsi="Times New Roman" w:cs="Times New Roman"/>
+                <w:rFonts w:ascii="Times New Roman" w:hAnsi="Times New Roman" w:cs="Times New Roman" w:eastAsiaTheme="minorHAnsi"/>
                 <w:b/>
                 <w:sz w:val="20"/>
                 <w:szCs w:val="20"/>
@@ -5232,7 +5036,7 @@
             </w:r>
             <w:r>
               <w:rPr>
-                <w:rFonts w:ascii="Times New Roman" w:hAnsi="Times New Roman" w:cs="Times New Roman"/>
+                <w:rFonts w:ascii="Times New Roman" w:hAnsi="Times New Roman" w:cs="Times New Roman" w:eastAsiaTheme="minorHAnsi"/>
                 <w:b/>
                 <w:sz w:val="20"/>
                 <w:szCs w:val="20"/>
@@ -5247,7 +5051,7 @@
                 <w:ilvl w:val="0"/>
                 <w:numId w:val="150"/>
               </w:numPr>
-              <w:ind w:left="340" w:hanging="340"/>
+              <w:ind w:hanging="340" w:left="340"/>
               <w:rPr>
                 <w:rFonts w:ascii="Times New Roman" w:hAnsi="Times New Roman" w:cs="Times New Roman"/>
                 <w:b/>
@@ -5257,7 +5061,7 @@
             </w:pPr>
             <w:r>
               <w:rPr>
-                <w:rFonts w:ascii="Times New Roman" w:hAnsi="Times New Roman" w:cs="Times New Roman"/>
+                <w:rFonts w:ascii="Times New Roman" w:hAnsi="Times New Roman" w:cs="Times New Roman" w:eastAsiaTheme="minorHAnsi"/>
                 <w:sz w:val="20"/>
                 <w:szCs w:val="20"/>
               </w:rPr>
@@ -5271,7 +5075,7 @@
                 <w:ilvl w:val="0"/>
                 <w:numId w:val="150"/>
               </w:numPr>
-              <w:ind w:left="340" w:hanging="340"/>
+              <w:ind w:hanging="340" w:left="340"/>
               <w:rPr>
                 <w:rFonts w:ascii="Times New Roman" w:hAnsi="Times New Roman" w:cs="Times New Roman"/>
                 <w:b/>
@@ -5281,7 +5085,7 @@
             </w:pPr>
             <w:r>
               <w:rPr>
-                <w:rFonts w:ascii="Times New Roman" w:hAnsi="Times New Roman" w:cs="Times New Roman"/>
+                <w:rFonts w:ascii="Times New Roman" w:hAnsi="Times New Roman" w:cs="Times New Roman" w:eastAsiaTheme="minorHAnsi"/>
                 <w:sz w:val="20"/>
                 <w:szCs w:val="20"/>
               </w:rPr>
@@ -5295,7 +5099,7 @@
                 <w:ilvl w:val="0"/>
                 <w:numId w:val="150"/>
               </w:numPr>
-              <w:ind w:left="340" w:hanging="340"/>
+              <w:ind w:hanging="340" w:left="340"/>
               <w:rPr>
                 <w:rFonts w:ascii="Times New Roman" w:hAnsi="Times New Roman" w:cs="Times New Roman"/>
                 <w:b/>
@@ -5305,7 +5109,7 @@
             </w:pPr>
             <w:r>
               <w:rPr>
-                <w:rFonts w:ascii="Times New Roman" w:hAnsi="Times New Roman" w:cs="Times New Roman"/>
+                <w:rFonts w:ascii="Times New Roman" w:hAnsi="Times New Roman" w:cs="Times New Roman" w:eastAsiaTheme="minorHAnsi"/>
                 <w:sz w:val="20"/>
                 <w:szCs w:val="20"/>
               </w:rPr>
@@ -5319,7 +5123,7 @@
                 <w:ilvl w:val="0"/>
                 <w:numId w:val="150"/>
               </w:numPr>
-              <w:ind w:left="340" w:hanging="340"/>
+              <w:ind w:hanging="340" w:left="340"/>
               <w:rPr>
                 <w:rFonts w:ascii="Times New Roman" w:hAnsi="Times New Roman" w:cs="Times New Roman"/>
                 <w:b/>
@@ -5329,7 +5133,7 @@
             </w:pPr>
             <w:r>
               <w:rPr>
-                <w:rFonts w:ascii="Times New Roman" w:hAnsi="Times New Roman" w:cs="Times New Roman"/>
+                <w:rFonts w:ascii="Times New Roman" w:hAnsi="Times New Roman" w:cs="Times New Roman" w:eastAsiaTheme="minorHAnsi"/>
                 <w:sz w:val="20"/>
                 <w:szCs w:val="20"/>
               </w:rPr>
@@ -5343,7 +5147,7 @@
                 <w:ilvl w:val="0"/>
                 <w:numId w:val="150"/>
               </w:numPr>
-              <w:ind w:left="340" w:hanging="340"/>
+              <w:ind w:hanging="340" w:left="340"/>
               <w:rPr>
                 <w:rFonts w:ascii="Times New Roman" w:hAnsi="Times New Roman" w:cs="Times New Roman"/>
                 <w:b/>
@@ -5353,7 +5157,7 @@
             </w:pPr>
             <w:r>
               <w:rPr>
-                <w:rFonts w:ascii="Times New Roman" w:hAnsi="Times New Roman" w:cs="Times New Roman"/>
+                <w:rFonts w:ascii="Times New Roman" w:hAnsi="Times New Roman" w:cs="Times New Roman" w:eastAsiaTheme="minorHAnsi"/>
                 <w:sz w:val="20"/>
                 <w:szCs w:val="20"/>
               </w:rPr>
@@ -5367,7 +5171,7 @@
                 <w:ilvl w:val="0"/>
                 <w:numId w:val="150"/>
               </w:numPr>
-              <w:ind w:left="340" w:hanging="340"/>
+              <w:ind w:hanging="340" w:left="340"/>
               <w:rPr>
                 <w:rFonts w:ascii="Times New Roman" w:hAnsi="Times New Roman" w:cs="Times New Roman"/>
                 <w:b/>
@@ -5377,7 +5181,7 @@
             </w:pPr>
             <w:r>
               <w:rPr>
-                <w:rFonts w:ascii="Times New Roman" w:hAnsi="Times New Roman" w:cs="Times New Roman"/>
+                <w:rFonts w:ascii="Times New Roman" w:hAnsi="Times New Roman" w:cs="Times New Roman" w:eastAsiaTheme="minorHAnsi"/>
                 <w:sz w:val="20"/>
                 <w:szCs w:val="20"/>
               </w:rPr>
@@ -5391,7 +5195,7 @@
                 <w:ilvl w:val="0"/>
                 <w:numId w:val="150"/>
               </w:numPr>
-              <w:ind w:left="340" w:hanging="340"/>
+              <w:ind w:hanging="340" w:left="340"/>
               <w:rPr>
                 <w:rFonts w:ascii="Times New Roman" w:hAnsi="Times New Roman" w:cs="Times New Roman"/>
                 <w:b/>
@@ -5401,7 +5205,7 @@
             </w:pPr>
             <w:r>
               <w:rPr>
-                <w:rFonts w:ascii="Times New Roman" w:hAnsi="Times New Roman" w:cs="Times New Roman"/>
+                <w:rFonts w:ascii="Times New Roman" w:hAnsi="Times New Roman" w:cs="Times New Roman" w:eastAsiaTheme="minorHAnsi"/>
                 <w:sz w:val="20"/>
                 <w:szCs w:val="20"/>
               </w:rPr>
@@ -5415,7 +5219,7 @@
                 <w:ilvl w:val="0"/>
                 <w:numId w:val="150"/>
               </w:numPr>
-              <w:ind w:left="340" w:hanging="340"/>
+              <w:ind w:hanging="340" w:left="340"/>
               <w:rPr>
                 <w:rFonts w:ascii="Times New Roman" w:hAnsi="Times New Roman" w:cs="Times New Roman"/>
                 <w:b/>
@@ -5425,7 +5229,7 @@
             </w:pPr>
             <w:r>
               <w:rPr>
-                <w:rFonts w:ascii="Times New Roman" w:hAnsi="Times New Roman" w:cs="Times New Roman"/>
+                <w:rFonts w:ascii="Times New Roman" w:hAnsi="Times New Roman" w:cs="Times New Roman" w:eastAsiaTheme="minorHAnsi"/>
                 <w:sz w:val="20"/>
                 <w:szCs w:val="20"/>
               </w:rPr>
@@ -5437,10 +5241,10 @@
           <w:tcPr>
             <w:tcW w:w="1134" w:type="dxa"/>
             <w:tcBorders>
-              <w:top w:val="single" w:sz="4" w:space="0" w:color="000000"/>
-              <w:left w:val="single" w:sz="4" w:space="0" w:color="000000"/>
-              <w:bottom w:val="single" w:sz="4" w:space="0" w:color="000000"/>
-              <w:right w:val="single" w:sz="4" w:space="0" w:color="000000"/>
+              <w:top w:val="single" w:color="000000" w:sz="4" w:space="0"/>
+              <w:left w:val="single" w:color="000000" w:sz="4" w:space="0"/>
+              <w:bottom w:val="single" w:color="000000" w:sz="4" w:space="0"/>
+              <w:right w:val="single" w:color="000000" w:sz="4" w:space="0"/>
             </w:tcBorders>
             <w:tcMar>
               <w:top w:w="0" w:type="dxa"/>
@@ -5460,8 +5264,9 @@
             </w:pPr>
             <w:r>
               <w:rPr>
-                <w:rFonts w:ascii="Times New Roman" w:hAnsi="Times New Roman" w:cs="Times New Roman"/>
-                <w:sz w:val="20"/>
+                <w:rFonts w:ascii="Times New Roman" w:hAnsi="Times New Roman" w:cs="Times New Roman" w:eastAsiaTheme="minorHAnsi"/>
+                <w:sz w:val="20"/>
+                <w:szCs w:val="20"/>
               </w:rPr>
               <w:t>22,000</w:t>
             </w:r>
@@ -5470,16 +5275,17 @@
       </w:tr>
       <w:tr>
         <w:trPr>
+          <w:hidden w:val="0"/>
           <w:trHeight w:val="260"/>
         </w:trPr>
         <w:tc>
           <w:tcPr>
             <w:tcW w:w="408" w:type="dxa"/>
             <w:tcBorders>
-              <w:top w:val="single" w:sz="4" w:space="0" w:color="000000"/>
-              <w:left w:val="single" w:sz="4" w:space="0" w:color="000000"/>
-              <w:bottom w:val="single" w:sz="4" w:space="0" w:color="000000"/>
-              <w:right w:val="single" w:sz="4" w:space="0" w:color="000000"/>
+              <w:top w:val="single" w:color="000000" w:sz="4" w:space="0"/>
+              <w:left w:val="single" w:color="000000" w:sz="4" w:space="0"/>
+              <w:bottom w:val="single" w:color="000000" w:sz="4" w:space="0"/>
+              <w:right w:val="single" w:color="000000" w:sz="4" w:space="0"/>
             </w:tcBorders>
             <w:tcMar>
               <w:top w:w="0" w:type="dxa"/>
@@ -5505,9 +5311,10 @@
             </w:pPr>
             <w:r>
               <w:rPr>
-                <w:rFonts w:ascii="Times New Roman" w:hAnsi="Times New Roman" w:cs="Times New Roman"/>
-                <w:bCs/>
-                <w:sz w:val="20"/>
+                <w:rFonts w:ascii="Times New Roman" w:hAnsi="Times New Roman" w:cs="Times New Roman" w:eastAsiaTheme="minorHAnsi"/>
+                <w:bCs/>
+                <w:sz w:val="20"/>
+                <w:szCs w:val="20"/>
               </w:rPr>
               <w:t>2</w:t>
             </w:r>
@@ -5517,10 +5324,10 @@
           <w:tcPr>
             <w:tcW w:w="7966" w:type="dxa"/>
             <w:tcBorders>
-              <w:top w:val="single" w:sz="4" w:space="0" w:color="000000"/>
-              <w:left w:val="single" w:sz="4" w:space="0" w:color="000000"/>
-              <w:bottom w:val="single" w:sz="4" w:space="0" w:color="000000"/>
-              <w:right w:val="single" w:sz="4" w:space="0" w:color="000000"/>
+              <w:top w:val="single" w:color="000000" w:sz="4" w:space="0"/>
+              <w:left w:val="single" w:color="000000" w:sz="4" w:space="0"/>
+              <w:bottom w:val="single" w:color="000000" w:sz="4" w:space="0"/>
+              <w:right w:val="single" w:color="000000" w:sz="4" w:space="0"/>
             </w:tcBorders>
             <w:tcMar>
               <w:top w:w="0" w:type="dxa"/>
@@ -5541,7 +5348,7 @@
             </w:pPr>
             <w:r>
               <w:rPr>
-                <w:rFonts w:ascii="Times New Roman" w:hAnsi="Times New Roman" w:cs="Times New Roman"/>
+                <w:rFonts w:ascii="Times New Roman" w:hAnsi="Times New Roman" w:cs="Times New Roman" w:eastAsiaTheme="minorHAnsi"/>
                 <w:b/>
                 <w:sz w:val="20"/>
                 <w:szCs w:val="20"/>
@@ -5550,7 +5357,7 @@
             </w:r>
             <w:r>
               <w:rPr>
-                <w:rFonts w:ascii="Times New Roman" w:hAnsi="Times New Roman" w:cs="Times New Roman"/>
+                <w:rFonts w:ascii="Times New Roman" w:hAnsi="Times New Roman" w:cs="Times New Roman" w:eastAsiaTheme="minorHAnsi"/>
                 <w:b/>
                 <w:sz w:val="20"/>
                 <w:szCs w:val="20"/>
@@ -5565,7 +5372,7 @@
                 <w:ilvl w:val="0"/>
                 <w:numId w:val="151"/>
               </w:numPr>
-              <w:ind w:left="340" w:hanging="340"/>
+              <w:ind w:hanging="340" w:left="340"/>
               <w:rPr>
                 <w:rFonts w:ascii="Times New Roman" w:hAnsi="Times New Roman" w:cs="Times New Roman"/>
                 <w:b/>
@@ -5575,7 +5382,7 @@
             </w:pPr>
             <w:r>
               <w:rPr>
-                <w:rFonts w:ascii="Times New Roman" w:hAnsi="Times New Roman" w:cs="Times New Roman"/>
+                <w:rFonts w:ascii="Times New Roman" w:hAnsi="Times New Roman" w:cs="Times New Roman" w:eastAsiaTheme="minorHAnsi"/>
                 <w:sz w:val="20"/>
                 <w:szCs w:val="20"/>
               </w:rPr>
@@ -5589,7 +5396,7 @@
                 <w:ilvl w:val="0"/>
                 <w:numId w:val="151"/>
               </w:numPr>
-              <w:ind w:left="340" w:hanging="340"/>
+              <w:ind w:hanging="340" w:left="340"/>
               <w:rPr>
                 <w:rFonts w:ascii="Times New Roman" w:hAnsi="Times New Roman" w:cs="Times New Roman"/>
                 <w:b/>
@@ -5599,7 +5406,7 @@
             </w:pPr>
             <w:r>
               <w:rPr>
-                <w:rFonts w:ascii="Times New Roman" w:hAnsi="Times New Roman" w:cs="Times New Roman"/>
+                <w:rFonts w:ascii="Times New Roman" w:hAnsi="Times New Roman" w:cs="Times New Roman" w:eastAsiaTheme="minorHAnsi"/>
                 <w:sz w:val="20"/>
                 <w:szCs w:val="20"/>
               </w:rPr>
@@ -5613,7 +5420,7 @@
                 <w:ilvl w:val="0"/>
                 <w:numId w:val="151"/>
               </w:numPr>
-              <w:ind w:left="340" w:hanging="340"/>
+              <w:ind w:hanging="340" w:left="340"/>
               <w:rPr>
                 <w:rFonts w:ascii="Times New Roman" w:hAnsi="Times New Roman" w:cs="Times New Roman"/>
                 <w:b/>
@@ -5623,7 +5430,7 @@
             </w:pPr>
             <w:r>
               <w:rPr>
-                <w:rFonts w:ascii="Times New Roman" w:hAnsi="Times New Roman" w:cs="Times New Roman"/>
+                <w:rFonts w:ascii="Times New Roman" w:hAnsi="Times New Roman" w:cs="Times New Roman" w:eastAsiaTheme="minorHAnsi"/>
                 <w:sz w:val="20"/>
                 <w:szCs w:val="20"/>
               </w:rPr>
@@ -5637,7 +5444,7 @@
                 <w:ilvl w:val="0"/>
                 <w:numId w:val="151"/>
               </w:numPr>
-              <w:ind w:left="340" w:hanging="340"/>
+              <w:ind w:hanging="340" w:left="340"/>
               <w:rPr>
                 <w:rFonts w:ascii="Times New Roman" w:hAnsi="Times New Roman" w:cs="Times New Roman"/>
                 <w:b/>
@@ -5647,7 +5454,7 @@
             </w:pPr>
             <w:r>
               <w:rPr>
-                <w:rFonts w:ascii="Times New Roman" w:hAnsi="Times New Roman" w:cs="Times New Roman"/>
+                <w:rFonts w:ascii="Times New Roman" w:hAnsi="Times New Roman" w:cs="Times New Roman" w:eastAsiaTheme="minorHAnsi"/>
                 <w:sz w:val="20"/>
                 <w:szCs w:val="20"/>
               </w:rPr>
@@ -5661,7 +5468,7 @@
                 <w:ilvl w:val="0"/>
                 <w:numId w:val="151"/>
               </w:numPr>
-              <w:ind w:left="340" w:hanging="340"/>
+              <w:ind w:hanging="340" w:left="340"/>
               <w:rPr>
                 <w:rFonts w:ascii="Times New Roman" w:hAnsi="Times New Roman" w:cs="Times New Roman"/>
                 <w:b/>
@@ -5671,7 +5478,7 @@
             </w:pPr>
             <w:r>
               <w:rPr>
-                <w:rFonts w:ascii="Times New Roman" w:hAnsi="Times New Roman" w:cs="Times New Roman"/>
+                <w:rFonts w:ascii="Times New Roman" w:hAnsi="Times New Roman" w:cs="Times New Roman" w:eastAsiaTheme="minorHAnsi"/>
                 <w:sz w:val="20"/>
                 <w:szCs w:val="20"/>
               </w:rPr>
@@ -5685,7 +5492,7 @@
                 <w:ilvl w:val="0"/>
                 <w:numId w:val="151"/>
               </w:numPr>
-              <w:ind w:left="340" w:hanging="340"/>
+              <w:ind w:hanging="340" w:left="340"/>
               <w:rPr>
                 <w:rFonts w:ascii="Times New Roman" w:hAnsi="Times New Roman" w:cs="Times New Roman"/>
                 <w:b/>
@@ -5695,7 +5502,7 @@
             </w:pPr>
             <w:r>
               <w:rPr>
-                <w:rFonts w:ascii="Times New Roman" w:hAnsi="Times New Roman" w:cs="Times New Roman"/>
+                <w:rFonts w:ascii="Times New Roman" w:hAnsi="Times New Roman" w:cs="Times New Roman" w:eastAsiaTheme="minorHAnsi"/>
                 <w:sz w:val="20"/>
                 <w:szCs w:val="20"/>
               </w:rPr>
@@ -5709,7 +5516,7 @@
                 <w:ilvl w:val="0"/>
                 <w:numId w:val="151"/>
               </w:numPr>
-              <w:ind w:left="340" w:hanging="340"/>
+              <w:ind w:hanging="340" w:left="340"/>
               <w:rPr>
                 <w:rFonts w:ascii="Times New Roman" w:hAnsi="Times New Roman" w:cs="Times New Roman"/>
                 <w:b/>
@@ -5719,7 +5526,7 @@
             </w:pPr>
             <w:r>
               <w:rPr>
-                <w:rFonts w:ascii="Times New Roman" w:hAnsi="Times New Roman" w:cs="Times New Roman"/>
+                <w:rFonts w:ascii="Times New Roman" w:hAnsi="Times New Roman" w:cs="Times New Roman" w:eastAsiaTheme="minorHAnsi"/>
                 <w:sz w:val="20"/>
                 <w:szCs w:val="20"/>
               </w:rPr>
@@ -5731,10 +5538,10 @@
           <w:tcPr>
             <w:tcW w:w="1134" w:type="dxa"/>
             <w:tcBorders>
-              <w:top w:val="single" w:sz="4" w:space="0" w:color="000000"/>
-              <w:left w:val="single" w:sz="4" w:space="0" w:color="000000"/>
-              <w:bottom w:val="single" w:sz="4" w:space="0" w:color="000000"/>
-              <w:right w:val="single" w:sz="4" w:space="0" w:color="000000"/>
+              <w:top w:val="single" w:color="000000" w:sz="4" w:space="0"/>
+              <w:left w:val="single" w:color="000000" w:sz="4" w:space="0"/>
+              <w:bottom w:val="single" w:color="000000" w:sz="4" w:space="0"/>
+              <w:right w:val="single" w:color="000000" w:sz="4" w:space="0"/>
             </w:tcBorders>
             <w:tcMar>
               <w:top w:w="0" w:type="dxa"/>
@@ -5754,8 +5561,9 @@
             </w:pPr>
             <w:r>
               <w:rPr>
-                <w:rFonts w:ascii="Times New Roman" w:hAnsi="Times New Roman" w:cs="Times New Roman"/>
-                <w:sz w:val="20"/>
+                <w:rFonts w:ascii="Times New Roman" w:hAnsi="Times New Roman" w:cs="Times New Roman" w:eastAsiaTheme="minorHAnsi"/>
+                <w:sz w:val="20"/>
+                <w:szCs w:val="20"/>
               </w:rPr>
               <w:t>20,000</w:t>
             </w:r>
@@ -5772,7 +5580,7 @@
         </w:tabs>
         <w:jc w:val="center"/>
         <w:rPr>
-          <w:rFonts w:ascii="Times New Roman" w:eastAsia="MS Mincho" w:hAnsi="Times New Roman" w:cs="Times New Roman"/>
+          <w:rFonts w:ascii="Times New Roman" w:hAnsi="Times New Roman" w:eastAsia="MS Mincho" w:cs="Times New Roman"/>
           <w:b/>
           <w:bCs/>
           <w:sz w:val="24"/>
@@ -5789,7 +5597,7 @@
         </w:tabs>
         <w:jc w:val="center"/>
         <w:rPr>
-          <w:rFonts w:ascii="Times New Roman" w:eastAsia="MS Mincho" w:hAnsi="Times New Roman" w:cs="Times New Roman"/>
+          <w:rFonts w:ascii="Times New Roman" w:hAnsi="Times New Roman" w:eastAsia="MS Mincho" w:cs="Times New Roman"/>
           <w:b/>
           <w:bCs/>
           <w:sz w:val="24"/>
@@ -5797,20 +5605,22 @@
       </w:pPr>
       <w:r>
         <w:rPr>
-          <w:rFonts w:ascii="Times New Roman" w:eastAsia="MS Mincho" w:hAnsi="Times New Roman" w:cs="Times New Roman"/>
+          <w:rFonts w:ascii="Times New Roman" w:hAnsi="Times New Roman" w:eastAsia="Times New Roman" w:cs="Times New Roman"/>
           <w:b/>
           <w:bCs/>
           <w:sz w:val="24"/>
           <w:u w:val="single"/>
+          <w:szCs w:val="24"/>
         </w:rPr>
         <w:t>SPARE PARTS KEEP IN STOCK</w:t>
       </w:r>
       <w:r>
         <w:rPr>
-          <w:rFonts w:ascii="Times New Roman" w:eastAsia="MS Mincho" w:hAnsi="Times New Roman" w:cs="Times New Roman"/>
+          <w:rFonts w:ascii="Times New Roman" w:hAnsi="Times New Roman" w:eastAsia="Times New Roman" w:cs="Times New Roman"/>
           <w:b/>
           <w:bCs/>
           <w:sz w:val="24"/>
+          <w:szCs w:val="24"/>
         </w:rPr>
         <w:t xml:space="preserve"> </w:t>
       </w:r>
@@ -5824,7 +5634,7 @@
         </w:tabs>
         <w:jc w:val="both"/>
         <w:rPr>
-          <w:rFonts w:ascii="Times New Roman" w:eastAsia="MS Mincho" w:hAnsi="Times New Roman" w:cs="Times New Roman"/>
+          <w:rFonts w:ascii="Times New Roman" w:hAnsi="Times New Roman" w:eastAsia="MS Mincho" w:cs="Times New Roman"/>
           <w:b/>
           <w:bCs/>
           <w:sz w:val="16"/>
@@ -5840,7 +5650,7 @@
           <w:left w:w="10" w:type="dxa"/>
           <w:right w:w="10" w:type="dxa"/>
         </w:tblCellMar>
-        <w:tblLook w:val="0000" w:firstRow="0" w:lastRow="0" w:firstColumn="0" w:lastColumn="0" w:noHBand="0" w:noVBand="0"/>
+        <w:tblLook w:firstColumn="0" w:firstRow="0" w:lastColumn="0" w:lastRow="0" w:noHBand="0" w:noVBand="0" w:val="0000"/>
       </w:tblPr>
       <w:tblGrid>
         <w:gridCol w:w="436"/>
@@ -5849,16 +5659,17 @@
       </w:tblGrid>
       <w:tr>
         <w:trPr>
+          <w:hidden w:val="0"/>
           <w:trHeight w:val="260"/>
         </w:trPr>
         <w:tc>
           <w:tcPr>
             <w:tcW w:w="436" w:type="dxa"/>
             <w:tcBorders>
-              <w:top w:val="single" w:sz="4" w:space="0" w:color="000000"/>
-              <w:left w:val="single" w:sz="4" w:space="0" w:color="000000"/>
-              <w:bottom w:val="single" w:sz="4" w:space="0" w:color="000000"/>
-              <w:right w:val="single" w:sz="4" w:space="0" w:color="000000"/>
+              <w:top w:val="single" w:color="000000" w:sz="4" w:space="0"/>
+              <w:left w:val="single" w:color="000000" w:sz="4" w:space="0"/>
+              <w:bottom w:val="single" w:color="000000" w:sz="4" w:space="0"/>
+              <w:right w:val="single" w:color="000000" w:sz="4" w:space="0"/>
             </w:tcBorders>
             <w:tcMar>
               <w:top w:w="0" w:type="dxa"/>
@@ -5891,10 +5702,10 @@
           <w:tcPr>
             <w:tcW w:w="6945" w:type="dxa"/>
             <w:tcBorders>
-              <w:top w:val="single" w:sz="4" w:space="0" w:color="000000"/>
-              <w:left w:val="single" w:sz="4" w:space="0" w:color="000000"/>
-              <w:bottom w:val="single" w:sz="4" w:space="0" w:color="000000"/>
-              <w:right w:val="single" w:sz="4" w:space="0" w:color="auto"/>
+              <w:top w:val="single" w:color="000000" w:sz="4" w:space="0"/>
+              <w:left w:val="single" w:color="000000" w:sz="4" w:space="0"/>
+              <w:bottom w:val="single" w:color="000000" w:sz="4" w:space="0"/>
+              <w:right w:val="single" w:color="auto" w:sz="4" w:space="0"/>
             </w:tcBorders>
             <w:tcMar>
               <w:top w:w="0" w:type="dxa"/>
@@ -5921,10 +5732,10 @@
           <w:tcPr>
             <w:tcW w:w="2127" w:type="dxa"/>
             <w:tcBorders>
-              <w:top w:val="single" w:sz="4" w:space="0" w:color="000000"/>
-              <w:left w:val="single" w:sz="4" w:space="0" w:color="000000"/>
-              <w:bottom w:val="single" w:sz="4" w:space="0" w:color="000000"/>
-              <w:right w:val="single" w:sz="4" w:space="0" w:color="000000"/>
+              <w:top w:val="single" w:color="000000" w:sz="4" w:space="0"/>
+              <w:left w:val="single" w:color="000000" w:sz="4" w:space="0"/>
+              <w:bottom w:val="single" w:color="000000" w:sz="4" w:space="0"/>
+              <w:right w:val="single" w:color="000000" w:sz="4" w:space="0"/>
             </w:tcBorders>
             <w:tcMar>
               <w:top w:w="0" w:type="dxa"/>
@@ -5946,7 +5757,7 @@
             </w:pPr>
             <w:r>
               <w:rPr>
-                <w:rFonts w:ascii="Times New Roman" w:hAnsi="Times New Roman" w:cs="Times New Roman"/>
+                <w:rFonts w:ascii="Times New Roman" w:hAnsi="Times New Roman" w:cs="Times New Roman" w:eastAsiaTheme="minorHAnsi"/>
                 <w:b/>
                 <w:sz w:val="20"/>
                 <w:szCs w:val="20"/>
@@ -5967,7 +5778,7 @@
             </w:pPr>
             <w:r>
               <w:rPr>
-                <w:rFonts w:ascii="Times New Roman" w:hAnsi="Times New Roman" w:cs="Times New Roman"/>
+                <w:rFonts w:ascii="Times New Roman" w:hAnsi="Times New Roman" w:cs="Times New Roman" w:eastAsiaTheme="minorHAnsi"/>
                 <w:b/>
                 <w:sz w:val="20"/>
                 <w:szCs w:val="20"/>
@@ -5979,16 +5790,17 @@
       </w:tr>
       <w:tr>
         <w:trPr>
+          <w:hidden w:val="0"/>
           <w:trHeight w:val="260"/>
         </w:trPr>
         <w:tc>
           <w:tcPr>
             <w:tcW w:w="436" w:type="dxa"/>
             <w:tcBorders>
-              <w:top w:val="single" w:sz="4" w:space="0" w:color="000000"/>
-              <w:left w:val="single" w:sz="4" w:space="0" w:color="000000"/>
-              <w:bottom w:val="single" w:sz="4" w:space="0" w:color="000000"/>
-              <w:right w:val="single" w:sz="4" w:space="0" w:color="000000"/>
+              <w:top w:val="single" w:color="000000" w:sz="4" w:space="0"/>
+              <w:left w:val="single" w:color="000000" w:sz="4" w:space="0"/>
+              <w:bottom w:val="single" w:color="000000" w:sz="4" w:space="0"/>
+              <w:right w:val="single" w:color="000000" w:sz="4" w:space="0"/>
             </w:tcBorders>
             <w:tcMar>
               <w:top w:w="0" w:type="dxa"/>
@@ -6006,7 +5818,7 @@
                 <w:tab w:val="left" w:pos="2340"/>
                 <w:tab w:val="left" w:pos="2520"/>
               </w:tabs>
-              <w:spacing w:before="60" w:after="60"/>
+              <w:spacing w:after="60" w:before="60"/>
               <w:jc w:val="center"/>
               <w:rPr>
                 <w:rFonts w:ascii="Times New Roman" w:hAnsi="Times New Roman" w:cs="Times New Roman"/>
@@ -6017,7 +5829,7 @@
             </w:pPr>
             <w:r>
               <w:rPr>
-                <w:rFonts w:ascii="Times New Roman" w:hAnsi="Times New Roman" w:cs="Times New Roman"/>
+                <w:rFonts w:ascii="Times New Roman" w:hAnsi="Times New Roman" w:cs="Times New Roman" w:eastAsiaTheme="minorHAnsi"/>
                 <w:bCs/>
                 <w:sz w:val="20"/>
                 <w:szCs w:val="20"/>
@@ -6030,10 +5842,10 @@
           <w:tcPr>
             <w:tcW w:w="6945" w:type="dxa"/>
             <w:tcBorders>
-              <w:top w:val="single" w:sz="4" w:space="0" w:color="000000"/>
-              <w:left w:val="single" w:sz="4" w:space="0" w:color="000000"/>
-              <w:bottom w:val="single" w:sz="4" w:space="0" w:color="000000"/>
-              <w:right w:val="single" w:sz="4" w:space="0" w:color="auto"/>
+              <w:top w:val="single" w:color="000000" w:sz="4" w:space="0"/>
+              <w:left w:val="single" w:color="000000" w:sz="4" w:space="0"/>
+              <w:bottom w:val="single" w:color="000000" w:sz="4" w:space="0"/>
+              <w:right w:val="single" w:color="auto" w:sz="4" w:space="0"/>
             </w:tcBorders>
             <w:tcMar>
               <w:top w:w="0" w:type="dxa"/>
@@ -6045,47 +5857,43 @@
           <w:p>
             <w:pPr>
               <w:pStyle w:val="Standard"/>
-              <w:spacing w:before="60" w:after="60"/>
+              <w:spacing w:after="60" w:before="60"/>
               <w:rPr>
                 <w:rFonts w:ascii="Times New Roman" w:hAnsi="Times New Roman" w:cs="Times New Roman"/>
                 <w:sz w:val="20"/>
                 <w:szCs w:val="20"/>
               </w:rPr>
             </w:pPr>
-            <w:proofErr w:type="spellStart"/>
-            <w:r>
-              <w:rPr>
-                <w:rFonts w:ascii="Times New Roman" w:hAnsi="Times New Roman" w:cs="Times New Roman"/>
+            <w:r>
+              <w:rPr>
+                <w:rFonts w:ascii="Times New Roman" w:hAnsi="Times New Roman" w:cs="Times New Roman" w:eastAsiaTheme="minorHAnsi"/>
                 <w:bCs/>
                 <w:sz w:val="20"/>
                 <w:szCs w:val="20"/>
               </w:rPr>
               <w:t>SiC</w:t>
             </w:r>
-            <w:proofErr w:type="spellEnd"/>
-            <w:r>
-              <w:rPr>
-                <w:rFonts w:ascii="Times New Roman" w:hAnsi="Times New Roman" w:cs="Times New Roman"/>
+            <w:r>
+              <w:rPr>
+                <w:rFonts w:ascii="Times New Roman" w:hAnsi="Times New Roman" w:cs="Times New Roman" w:eastAsiaTheme="minorHAnsi"/>
                 <w:bCs/>
                 <w:sz w:val="20"/>
                 <w:szCs w:val="20"/>
               </w:rPr>
               <w:t xml:space="preserve"> Heating Elements for TI-61 </w:t>
             </w:r>
-            <w:proofErr w:type="gramStart"/>
-            <w:r>
-              <w:rPr>
-                <w:rFonts w:ascii="Times New Roman" w:hAnsi="Times New Roman" w:cs="Times New Roman"/>
+            <w:r>
+              <w:rPr>
+                <w:rFonts w:ascii="Times New Roman" w:hAnsi="Times New Roman" w:cs="Times New Roman" w:eastAsiaTheme="minorHAnsi"/>
                 <w:bCs/>
                 <w:sz w:val="20"/>
                 <w:szCs w:val="20"/>
               </w:rPr>
               <w:t>HTA  (</w:t>
             </w:r>
-            <w:proofErr w:type="gramEnd"/>
-            <w:r>
-              <w:rPr>
-                <w:rFonts w:ascii="Times New Roman" w:hAnsi="Times New Roman" w:cs="Times New Roman"/>
+            <w:r>
+              <w:rPr>
+                <w:rFonts w:ascii="Times New Roman" w:hAnsi="Times New Roman" w:cs="Times New Roman" w:eastAsiaTheme="minorHAnsi"/>
                 <w:bCs/>
                 <w:sz w:val="20"/>
                 <w:szCs w:val="20"/>
@@ -6098,10 +5906,10 @@
           <w:tcPr>
             <w:tcW w:w="2127" w:type="dxa"/>
             <w:tcBorders>
-              <w:top w:val="single" w:sz="4" w:space="0" w:color="000000"/>
-              <w:left w:val="single" w:sz="4" w:space="0" w:color="000000"/>
-              <w:bottom w:val="single" w:sz="4" w:space="0" w:color="000000"/>
-              <w:right w:val="single" w:sz="4" w:space="0" w:color="000000"/>
+              <w:top w:val="single" w:color="000000" w:sz="4" w:space="0"/>
+              <w:left w:val="single" w:color="000000" w:sz="4" w:space="0"/>
+              <w:bottom w:val="single" w:color="000000" w:sz="4" w:space="0"/>
+              <w:right w:val="single" w:color="000000" w:sz="4" w:space="0"/>
             </w:tcBorders>
             <w:tcMar>
               <w:top w:w="0" w:type="dxa"/>
@@ -6120,9 +5928,10 @@
             </w:pPr>
             <w:r>
               <w:rPr>
-                <w:rFonts w:ascii="Times New Roman" w:hAnsi="Times New Roman" w:cs="Times New Roman"/>
+                <w:rFonts w:ascii="Times New Roman" w:hAnsi="Times New Roman" w:eastAsia="Times New Roman" w:cs="Times New Roman"/>
                 <w:sz w:val="20"/>
                 <w:highlight w:val="yellow"/>
+                <w:szCs w:val="20"/>
               </w:rPr>
               <w:t>PRICE ON REQUEST</w:t>
             </w:r>
@@ -6131,16 +5940,17 @@
       </w:tr>
       <w:tr>
         <w:trPr>
+          <w:hidden w:val="0"/>
           <w:trHeight w:val="260"/>
         </w:trPr>
         <w:tc>
           <w:tcPr>
             <w:tcW w:w="436" w:type="dxa"/>
             <w:tcBorders>
-              <w:top w:val="single" w:sz="4" w:space="0" w:color="000000"/>
-              <w:left w:val="single" w:sz="4" w:space="0" w:color="000000"/>
-              <w:bottom w:val="single" w:sz="4" w:space="0" w:color="000000"/>
-              <w:right w:val="single" w:sz="4" w:space="0" w:color="000000"/>
+              <w:top w:val="single" w:color="000000" w:sz="4" w:space="0"/>
+              <w:left w:val="single" w:color="000000" w:sz="4" w:space="0"/>
+              <w:bottom w:val="single" w:color="000000" w:sz="4" w:space="0"/>
+              <w:right w:val="single" w:color="000000" w:sz="4" w:space="0"/>
             </w:tcBorders>
             <w:tcMar>
               <w:top w:w="0" w:type="dxa"/>
@@ -6157,7 +5967,7 @@
                 <w:tab w:val="left" w:pos="2340"/>
                 <w:tab w:val="left" w:pos="2520"/>
               </w:tabs>
-              <w:spacing w:before="60" w:after="60"/>
+              <w:spacing w:after="60" w:before="60"/>
               <w:jc w:val="center"/>
               <w:rPr>
                 <w:rFonts w:ascii="Times New Roman" w:hAnsi="Times New Roman" w:cs="Times New Roman"/>
@@ -6168,7 +5978,7 @@
             </w:pPr>
             <w:r>
               <w:rPr>
-                <w:rFonts w:ascii="Times New Roman" w:hAnsi="Times New Roman" w:cs="Times New Roman"/>
+                <w:rFonts w:ascii="Times New Roman" w:hAnsi="Times New Roman" w:cs="Times New Roman" w:eastAsiaTheme="minorHAnsi"/>
                 <w:bCs/>
                 <w:sz w:val="20"/>
                 <w:szCs w:val="20"/>
@@ -6181,10 +5991,10 @@
           <w:tcPr>
             <w:tcW w:w="6945" w:type="dxa"/>
             <w:tcBorders>
-              <w:top w:val="single" w:sz="4" w:space="0" w:color="000000"/>
-              <w:left w:val="single" w:sz="4" w:space="0" w:color="000000"/>
-              <w:bottom w:val="single" w:sz="4" w:space="0" w:color="000000"/>
-              <w:right w:val="single" w:sz="4" w:space="0" w:color="auto"/>
+              <w:top w:val="single" w:color="000000" w:sz="4" w:space="0"/>
+              <w:left w:val="single" w:color="000000" w:sz="4" w:space="0"/>
+              <w:bottom w:val="single" w:color="000000" w:sz="4" w:space="0"/>
+              <w:right w:val="single" w:color="auto" w:sz="4" w:space="0"/>
             </w:tcBorders>
             <w:tcMar>
               <w:top w:w="0" w:type="dxa"/>
@@ -6196,47 +6006,43 @@
           <w:p>
             <w:pPr>
               <w:pStyle w:val="Standard"/>
-              <w:spacing w:before="60" w:after="60"/>
+              <w:spacing w:after="60" w:before="60"/>
               <w:rPr>
                 <w:rFonts w:ascii="Times New Roman" w:hAnsi="Times New Roman" w:cs="Times New Roman"/>
                 <w:sz w:val="20"/>
                 <w:szCs w:val="20"/>
               </w:rPr>
             </w:pPr>
-            <w:proofErr w:type="spellStart"/>
-            <w:r>
-              <w:rPr>
-                <w:rFonts w:ascii="Times New Roman" w:hAnsi="Times New Roman" w:cs="Times New Roman"/>
+            <w:r>
+              <w:rPr>
+                <w:rFonts w:ascii="Times New Roman" w:hAnsi="Times New Roman" w:cs="Times New Roman" w:eastAsiaTheme="minorHAnsi"/>
                 <w:bCs/>
                 <w:sz w:val="20"/>
                 <w:szCs w:val="20"/>
               </w:rPr>
               <w:t>SiC</w:t>
             </w:r>
-            <w:proofErr w:type="spellEnd"/>
-            <w:r>
-              <w:rPr>
-                <w:rFonts w:ascii="Times New Roman" w:hAnsi="Times New Roman" w:cs="Times New Roman"/>
+            <w:r>
+              <w:rPr>
+                <w:rFonts w:ascii="Times New Roman" w:hAnsi="Times New Roman" w:cs="Times New Roman" w:eastAsiaTheme="minorHAnsi"/>
                 <w:bCs/>
                 <w:sz w:val="20"/>
                 <w:szCs w:val="20"/>
               </w:rPr>
               <w:t xml:space="preserve"> Heating Elements for TI-61 </w:t>
             </w:r>
-            <w:proofErr w:type="gramStart"/>
-            <w:r>
-              <w:rPr>
-                <w:rFonts w:ascii="Times New Roman" w:hAnsi="Times New Roman" w:cs="Times New Roman"/>
+            <w:r>
+              <w:rPr>
+                <w:rFonts w:ascii="Times New Roman" w:hAnsi="Times New Roman" w:cs="Times New Roman" w:eastAsiaTheme="minorHAnsi"/>
                 <w:bCs/>
                 <w:sz w:val="20"/>
                 <w:szCs w:val="20"/>
               </w:rPr>
               <w:t>HTB  (</w:t>
             </w:r>
-            <w:proofErr w:type="gramEnd"/>
-            <w:r>
-              <w:rPr>
-                <w:rFonts w:ascii="Times New Roman" w:hAnsi="Times New Roman" w:cs="Times New Roman"/>
+            <w:r>
+              <w:rPr>
+                <w:rFonts w:ascii="Times New Roman" w:hAnsi="Times New Roman" w:cs="Times New Roman" w:eastAsiaTheme="minorHAnsi"/>
                 <w:bCs/>
                 <w:sz w:val="20"/>
                 <w:szCs w:val="20"/>
@@ -6249,10 +6055,10 @@
           <w:tcPr>
             <w:tcW w:w="2127" w:type="dxa"/>
             <w:tcBorders>
-              <w:top w:val="single" w:sz="4" w:space="0" w:color="000000"/>
-              <w:left w:val="single" w:sz="4" w:space="0" w:color="000000"/>
-              <w:bottom w:val="single" w:sz="4" w:space="0" w:color="000000"/>
-              <w:right w:val="single" w:sz="4" w:space="0" w:color="000000"/>
+              <w:top w:val="single" w:color="000000" w:sz="4" w:space="0"/>
+              <w:left w:val="single" w:color="000000" w:sz="4" w:space="0"/>
+              <w:bottom w:val="single" w:color="000000" w:sz="4" w:space="0"/>
+              <w:right w:val="single" w:color="000000" w:sz="4" w:space="0"/>
             </w:tcBorders>
             <w:tcMar>
               <w:top w:w="0" w:type="dxa"/>
@@ -6271,9 +6077,10 @@
             </w:pPr>
             <w:r>
               <w:rPr>
-                <w:rFonts w:ascii="Times New Roman" w:hAnsi="Times New Roman" w:cs="Times New Roman"/>
+                <w:rFonts w:ascii="Times New Roman" w:hAnsi="Times New Roman" w:eastAsia="Times New Roman" w:cs="Times New Roman"/>
                 <w:sz w:val="20"/>
                 <w:highlight w:val="yellow"/>
+                <w:szCs w:val="20"/>
               </w:rPr>
               <w:t>PRICE ON REQUEST</w:t>
             </w:r>
@@ -6282,16 +6089,17 @@
       </w:tr>
       <w:tr>
         <w:trPr>
+          <w:hidden w:val="0"/>
           <w:trHeight w:val="260"/>
         </w:trPr>
         <w:tc>
           <w:tcPr>
             <w:tcW w:w="436" w:type="dxa"/>
             <w:tcBorders>
-              <w:top w:val="single" w:sz="4" w:space="0" w:color="000000"/>
-              <w:left w:val="single" w:sz="4" w:space="0" w:color="000000"/>
-              <w:bottom w:val="single" w:sz="4" w:space="0" w:color="000000"/>
-              <w:right w:val="single" w:sz="4" w:space="0" w:color="000000"/>
+              <w:top w:val="single" w:color="000000" w:sz="4" w:space="0"/>
+              <w:left w:val="single" w:color="000000" w:sz="4" w:space="0"/>
+              <w:bottom w:val="single" w:color="000000" w:sz="4" w:space="0"/>
+              <w:right w:val="single" w:color="000000" w:sz="4" w:space="0"/>
             </w:tcBorders>
             <w:tcMar>
               <w:top w:w="0" w:type="dxa"/>
@@ -6308,7 +6116,7 @@
                 <w:tab w:val="left" w:pos="2340"/>
                 <w:tab w:val="left" w:pos="2520"/>
               </w:tabs>
-              <w:spacing w:before="60" w:after="60"/>
+              <w:spacing w:after="60" w:before="60"/>
               <w:jc w:val="center"/>
               <w:rPr>
                 <w:rFonts w:ascii="Times New Roman" w:hAnsi="Times New Roman" w:cs="Times New Roman"/>
@@ -6319,7 +6127,7 @@
             </w:pPr>
             <w:r>
               <w:rPr>
-                <w:rFonts w:ascii="Times New Roman" w:hAnsi="Times New Roman" w:cs="Times New Roman"/>
+                <w:rFonts w:ascii="Times New Roman" w:hAnsi="Times New Roman" w:cs="Times New Roman" w:eastAsiaTheme="minorHAnsi"/>
                 <w:bCs/>
                 <w:sz w:val="20"/>
                 <w:szCs w:val="20"/>
@@ -6332,10 +6140,10 @@
           <w:tcPr>
             <w:tcW w:w="6945" w:type="dxa"/>
             <w:tcBorders>
-              <w:top w:val="single" w:sz="4" w:space="0" w:color="000000"/>
-              <w:left w:val="single" w:sz="4" w:space="0" w:color="000000"/>
-              <w:bottom w:val="single" w:sz="4" w:space="0" w:color="000000"/>
-              <w:right w:val="single" w:sz="4" w:space="0" w:color="auto"/>
+              <w:top w:val="single" w:color="000000" w:sz="4" w:space="0"/>
+              <w:left w:val="single" w:color="000000" w:sz="4" w:space="0"/>
+              <w:bottom w:val="single" w:color="000000" w:sz="4" w:space="0"/>
+              <w:right w:val="single" w:color="auto" w:sz="4" w:space="0"/>
             </w:tcBorders>
             <w:tcMar>
               <w:top w:w="0" w:type="dxa"/>
@@ -6347,47 +6155,43 @@
           <w:p>
             <w:pPr>
               <w:pStyle w:val="Standard"/>
-              <w:spacing w:before="60" w:after="60"/>
+              <w:spacing w:after="60" w:before="60"/>
               <w:rPr>
                 <w:rFonts w:ascii="Times New Roman" w:hAnsi="Times New Roman" w:cs="Times New Roman"/>
                 <w:sz w:val="20"/>
                 <w:szCs w:val="20"/>
               </w:rPr>
             </w:pPr>
-            <w:proofErr w:type="spellStart"/>
-            <w:r>
-              <w:rPr>
-                <w:rFonts w:ascii="Times New Roman" w:hAnsi="Times New Roman" w:cs="Times New Roman"/>
+            <w:r>
+              <w:rPr>
+                <w:rFonts w:ascii="Times New Roman" w:hAnsi="Times New Roman" w:cs="Times New Roman" w:eastAsiaTheme="minorHAnsi"/>
                 <w:bCs/>
                 <w:sz w:val="20"/>
                 <w:szCs w:val="20"/>
               </w:rPr>
               <w:t>SiC</w:t>
             </w:r>
-            <w:proofErr w:type="spellEnd"/>
-            <w:r>
-              <w:rPr>
-                <w:rFonts w:ascii="Times New Roman" w:hAnsi="Times New Roman" w:cs="Times New Roman"/>
+            <w:r>
+              <w:rPr>
+                <w:rFonts w:ascii="Times New Roman" w:hAnsi="Times New Roman" w:cs="Times New Roman" w:eastAsiaTheme="minorHAnsi"/>
                 <w:bCs/>
                 <w:sz w:val="20"/>
                 <w:szCs w:val="20"/>
               </w:rPr>
               <w:t xml:space="preserve"> Heating Elements for TI-61 </w:t>
             </w:r>
-            <w:proofErr w:type="gramStart"/>
-            <w:r>
-              <w:rPr>
-                <w:rFonts w:ascii="Times New Roman" w:hAnsi="Times New Roman" w:cs="Times New Roman"/>
+            <w:r>
+              <w:rPr>
+                <w:rFonts w:ascii="Times New Roman" w:hAnsi="Times New Roman" w:cs="Times New Roman" w:eastAsiaTheme="minorHAnsi"/>
                 <w:bCs/>
                 <w:sz w:val="20"/>
                 <w:szCs w:val="20"/>
               </w:rPr>
               <w:t>HTC  (</w:t>
             </w:r>
-            <w:proofErr w:type="gramEnd"/>
-            <w:r>
-              <w:rPr>
-                <w:rFonts w:ascii="Times New Roman" w:hAnsi="Times New Roman" w:cs="Times New Roman"/>
+            <w:r>
+              <w:rPr>
+                <w:rFonts w:ascii="Times New Roman" w:hAnsi="Times New Roman" w:cs="Times New Roman" w:eastAsiaTheme="minorHAnsi"/>
                 <w:bCs/>
                 <w:sz w:val="20"/>
                 <w:szCs w:val="20"/>
@@ -6400,10 +6204,10 @@
           <w:tcPr>
             <w:tcW w:w="2127" w:type="dxa"/>
             <w:tcBorders>
-              <w:top w:val="single" w:sz="4" w:space="0" w:color="000000"/>
-              <w:left w:val="single" w:sz="4" w:space="0" w:color="000000"/>
-              <w:bottom w:val="single" w:sz="4" w:space="0" w:color="000000"/>
-              <w:right w:val="single" w:sz="4" w:space="0" w:color="000000"/>
+              <w:top w:val="single" w:color="000000" w:sz="4" w:space="0"/>
+              <w:left w:val="single" w:color="000000" w:sz="4" w:space="0"/>
+              <w:bottom w:val="single" w:color="000000" w:sz="4" w:space="0"/>
+              <w:right w:val="single" w:color="000000" w:sz="4" w:space="0"/>
             </w:tcBorders>
             <w:tcMar>
               <w:top w:w="0" w:type="dxa"/>
@@ -6422,9 +6226,10 @@
             </w:pPr>
             <w:r>
               <w:rPr>
-                <w:rFonts w:ascii="Times New Roman" w:hAnsi="Times New Roman" w:cs="Times New Roman"/>
+                <w:rFonts w:ascii="Times New Roman" w:hAnsi="Times New Roman" w:eastAsia="Times New Roman" w:cs="Times New Roman"/>
                 <w:sz w:val="20"/>
                 <w:highlight w:val="yellow"/>
+                <w:szCs w:val="20"/>
               </w:rPr>
               <w:t>PRICE ON REQUEST</w:t>
             </w:r>
@@ -6433,16 +6238,17 @@
       </w:tr>
       <w:tr>
         <w:trPr>
+          <w:hidden w:val="0"/>
           <w:trHeight w:val="260"/>
         </w:trPr>
         <w:tc>
           <w:tcPr>
             <w:tcW w:w="436" w:type="dxa"/>
             <w:tcBorders>
-              <w:top w:val="single" w:sz="4" w:space="0" w:color="000000"/>
-              <w:left w:val="single" w:sz="4" w:space="0" w:color="000000"/>
-              <w:bottom w:val="single" w:sz="4" w:space="0" w:color="000000"/>
-              <w:right w:val="single" w:sz="4" w:space="0" w:color="000000"/>
+              <w:top w:val="single" w:color="000000" w:sz="4" w:space="0"/>
+              <w:left w:val="single" w:color="000000" w:sz="4" w:space="0"/>
+              <w:bottom w:val="single" w:color="000000" w:sz="4" w:space="0"/>
+              <w:right w:val="single" w:color="000000" w:sz="4" w:space="0"/>
             </w:tcBorders>
             <w:tcMar>
               <w:top w:w="0" w:type="dxa"/>
@@ -6459,7 +6265,7 @@
                 <w:tab w:val="left" w:pos="2340"/>
                 <w:tab w:val="left" w:pos="2520"/>
               </w:tabs>
-              <w:spacing w:before="60" w:after="60"/>
+              <w:spacing w:after="60" w:before="60"/>
               <w:jc w:val="center"/>
               <w:rPr>
                 <w:rFonts w:ascii="Times New Roman" w:hAnsi="Times New Roman" w:cs="Times New Roman"/>
@@ -6470,7 +6276,7 @@
             </w:pPr>
             <w:r>
               <w:rPr>
-                <w:rFonts w:ascii="Times New Roman" w:hAnsi="Times New Roman" w:cs="Times New Roman"/>
+                <w:rFonts w:ascii="Times New Roman" w:hAnsi="Times New Roman" w:cs="Times New Roman" w:eastAsiaTheme="minorHAnsi"/>
                 <w:bCs/>
                 <w:sz w:val="20"/>
                 <w:szCs w:val="20"/>
@@ -6483,10 +6289,10 @@
           <w:tcPr>
             <w:tcW w:w="6945" w:type="dxa"/>
             <w:tcBorders>
-              <w:top w:val="single" w:sz="4" w:space="0" w:color="000000"/>
-              <w:left w:val="single" w:sz="4" w:space="0" w:color="000000"/>
-              <w:bottom w:val="single" w:sz="4" w:space="0" w:color="000000"/>
-              <w:right w:val="single" w:sz="4" w:space="0" w:color="auto"/>
+              <w:top w:val="single" w:color="000000" w:sz="4" w:space="0"/>
+              <w:left w:val="single" w:color="000000" w:sz="4" w:space="0"/>
+              <w:bottom w:val="single" w:color="000000" w:sz="4" w:space="0"/>
+              <w:right w:val="single" w:color="auto" w:sz="4" w:space="0"/>
             </w:tcBorders>
             <w:tcMar>
               <w:top w:w="0" w:type="dxa"/>
@@ -6498,7 +6304,7 @@
           <w:p>
             <w:pPr>
               <w:pStyle w:val="Standard"/>
-              <w:spacing w:before="60" w:after="60"/>
+              <w:spacing w:after="60" w:before="60"/>
               <w:rPr>
                 <w:rFonts w:ascii="Times New Roman" w:hAnsi="Times New Roman" w:cs="Times New Roman"/>
                 <w:bCs/>
@@ -6506,40 +6312,36 @@
                 <w:szCs w:val="20"/>
               </w:rPr>
             </w:pPr>
-            <w:proofErr w:type="spellStart"/>
-            <w:r>
-              <w:rPr>
-                <w:rFonts w:ascii="Times New Roman" w:hAnsi="Times New Roman" w:cs="Times New Roman"/>
+            <w:r>
+              <w:rPr>
+                <w:rFonts w:ascii="Times New Roman" w:hAnsi="Times New Roman" w:cs="Times New Roman" w:eastAsiaTheme="minorHAnsi"/>
                 <w:bCs/>
                 <w:sz w:val="20"/>
                 <w:szCs w:val="20"/>
               </w:rPr>
               <w:t>SiC</w:t>
             </w:r>
-            <w:proofErr w:type="spellEnd"/>
-            <w:r>
-              <w:rPr>
-                <w:rFonts w:ascii="Times New Roman" w:hAnsi="Times New Roman" w:cs="Times New Roman"/>
+            <w:r>
+              <w:rPr>
+                <w:rFonts w:ascii="Times New Roman" w:hAnsi="Times New Roman" w:cs="Times New Roman" w:eastAsiaTheme="minorHAnsi"/>
                 <w:bCs/>
                 <w:sz w:val="20"/>
                 <w:szCs w:val="20"/>
               </w:rPr>
               <w:t xml:space="preserve"> Heating Elements for TI-61 </w:t>
             </w:r>
-            <w:proofErr w:type="gramStart"/>
-            <w:r>
-              <w:rPr>
-                <w:rFonts w:ascii="Times New Roman" w:hAnsi="Times New Roman" w:cs="Times New Roman"/>
+            <w:r>
+              <w:rPr>
+                <w:rFonts w:ascii="Times New Roman" w:hAnsi="Times New Roman" w:cs="Times New Roman" w:eastAsiaTheme="minorHAnsi"/>
                 <w:bCs/>
                 <w:sz w:val="20"/>
                 <w:szCs w:val="20"/>
               </w:rPr>
               <w:t>HTD  (</w:t>
             </w:r>
-            <w:proofErr w:type="gramEnd"/>
-            <w:r>
-              <w:rPr>
-                <w:rFonts w:ascii="Times New Roman" w:hAnsi="Times New Roman" w:cs="Times New Roman"/>
+            <w:r>
+              <w:rPr>
+                <w:rFonts w:ascii="Times New Roman" w:hAnsi="Times New Roman" w:cs="Times New Roman" w:eastAsiaTheme="minorHAnsi"/>
                 <w:bCs/>
                 <w:sz w:val="20"/>
                 <w:szCs w:val="20"/>
@@ -6552,10 +6354,10 @@
           <w:tcPr>
             <w:tcW w:w="2127" w:type="dxa"/>
             <w:tcBorders>
-              <w:top w:val="single" w:sz="4" w:space="0" w:color="000000"/>
-              <w:left w:val="single" w:sz="4" w:space="0" w:color="000000"/>
-              <w:bottom w:val="single" w:sz="4" w:space="0" w:color="000000"/>
-              <w:right w:val="single" w:sz="4" w:space="0" w:color="000000"/>
+              <w:top w:val="single" w:color="000000" w:sz="4" w:space="0"/>
+              <w:left w:val="single" w:color="000000" w:sz="4" w:space="0"/>
+              <w:bottom w:val="single" w:color="000000" w:sz="4" w:space="0"/>
+              <w:right w:val="single" w:color="000000" w:sz="4" w:space="0"/>
             </w:tcBorders>
             <w:tcMar>
               <w:top w:w="0" w:type="dxa"/>
@@ -6574,9 +6376,10 @@
             </w:pPr>
             <w:r>
               <w:rPr>
-                <w:rFonts w:ascii="Times New Roman" w:hAnsi="Times New Roman" w:cs="Times New Roman"/>
+                <w:rFonts w:ascii="Times New Roman" w:hAnsi="Times New Roman" w:eastAsia="Times New Roman" w:cs="Times New Roman"/>
                 <w:sz w:val="20"/>
                 <w:highlight w:val="yellow"/>
+                <w:szCs w:val="20"/>
               </w:rPr>
               <w:t>PRICE ON REQUEST</w:t>
             </w:r>
@@ -6585,16 +6388,17 @@
       </w:tr>
       <w:tr>
         <w:trPr>
+          <w:hidden w:val="0"/>
           <w:trHeight w:val="260"/>
         </w:trPr>
         <w:tc>
           <w:tcPr>
             <w:tcW w:w="436" w:type="dxa"/>
             <w:tcBorders>
-              <w:top w:val="single" w:sz="4" w:space="0" w:color="000000"/>
-              <w:left w:val="single" w:sz="4" w:space="0" w:color="000000"/>
-              <w:bottom w:val="single" w:sz="4" w:space="0" w:color="000000"/>
-              <w:right w:val="single" w:sz="4" w:space="0" w:color="000000"/>
+              <w:top w:val="single" w:color="000000" w:sz="4" w:space="0"/>
+              <w:left w:val="single" w:color="000000" w:sz="4" w:space="0"/>
+              <w:bottom w:val="single" w:color="000000" w:sz="4" w:space="0"/>
+              <w:right w:val="single" w:color="000000" w:sz="4" w:space="0"/>
             </w:tcBorders>
             <w:tcMar>
               <w:top w:w="0" w:type="dxa"/>
@@ -6611,7 +6415,7 @@
                 <w:tab w:val="left" w:pos="2340"/>
                 <w:tab w:val="left" w:pos="2520"/>
               </w:tabs>
-              <w:spacing w:before="60" w:after="60"/>
+              <w:spacing w:after="60" w:before="60"/>
               <w:jc w:val="center"/>
               <w:rPr>
                 <w:rFonts w:ascii="Times New Roman" w:hAnsi="Times New Roman" w:cs="Times New Roman"/>
@@ -6622,7 +6426,7 @@
             </w:pPr>
             <w:r>
               <w:rPr>
-                <w:rFonts w:ascii="Times New Roman" w:hAnsi="Times New Roman" w:cs="Times New Roman"/>
+                <w:rFonts w:ascii="Times New Roman" w:hAnsi="Times New Roman" w:cs="Times New Roman" w:eastAsiaTheme="minorHAnsi"/>
                 <w:bCs/>
                 <w:sz w:val="20"/>
                 <w:szCs w:val="20"/>
@@ -6635,10 +6439,10 @@
           <w:tcPr>
             <w:tcW w:w="6945" w:type="dxa"/>
             <w:tcBorders>
-              <w:top w:val="single" w:sz="4" w:space="0" w:color="000000"/>
-              <w:left w:val="single" w:sz="4" w:space="0" w:color="000000"/>
-              <w:bottom w:val="single" w:sz="4" w:space="0" w:color="000000"/>
-              <w:right w:val="single" w:sz="4" w:space="0" w:color="auto"/>
+              <w:top w:val="single" w:color="000000" w:sz="4" w:space="0"/>
+              <w:left w:val="single" w:color="000000" w:sz="4" w:space="0"/>
+              <w:bottom w:val="single" w:color="000000" w:sz="4" w:space="0"/>
+              <w:right w:val="single" w:color="auto" w:sz="4" w:space="0"/>
             </w:tcBorders>
             <w:tcMar>
               <w:top w:w="0" w:type="dxa"/>
@@ -6650,7 +6454,7 @@
           <w:p>
             <w:pPr>
               <w:pStyle w:val="Standard"/>
-              <w:spacing w:before="60" w:after="60"/>
+              <w:spacing w:after="60" w:before="60"/>
               <w:rPr>
                 <w:rFonts w:ascii="Times New Roman" w:hAnsi="Times New Roman" w:cs="Times New Roman"/>
                 <w:bCs/>
@@ -6660,7 +6464,7 @@
             </w:pPr>
             <w:r>
               <w:rPr>
-                <w:rFonts w:ascii="Times New Roman" w:hAnsi="Times New Roman" w:cs="Times New Roman"/>
+                <w:rFonts w:ascii="Times New Roman" w:hAnsi="Times New Roman" w:cs="Times New Roman" w:eastAsiaTheme="minorHAnsi"/>
                 <w:bCs/>
                 <w:sz w:val="20"/>
                 <w:szCs w:val="20"/>
@@ -6673,10 +6477,10 @@
           <w:tcPr>
             <w:tcW w:w="2127" w:type="dxa"/>
             <w:tcBorders>
-              <w:top w:val="single" w:sz="4" w:space="0" w:color="000000"/>
-              <w:left w:val="single" w:sz="4" w:space="0" w:color="000000"/>
-              <w:bottom w:val="single" w:sz="4" w:space="0" w:color="000000"/>
-              <w:right w:val="single" w:sz="4" w:space="0" w:color="000000"/>
+              <w:top w:val="single" w:color="000000" w:sz="4" w:space="0"/>
+              <w:left w:val="single" w:color="000000" w:sz="4" w:space="0"/>
+              <w:bottom w:val="single" w:color="000000" w:sz="4" w:space="0"/>
+              <w:right w:val="single" w:color="000000" w:sz="4" w:space="0"/>
             </w:tcBorders>
             <w:tcMar>
               <w:top w:w="0" w:type="dxa"/>
@@ -6695,9 +6499,10 @@
             </w:pPr>
             <w:r>
               <w:rPr>
-                <w:rFonts w:ascii="Times New Roman" w:hAnsi="Times New Roman" w:cs="Times New Roman"/>
+                <w:rFonts w:ascii="Times New Roman" w:hAnsi="Times New Roman" w:eastAsia="Times New Roman" w:cs="Times New Roman"/>
                 <w:sz w:val="20"/>
                 <w:highlight w:val="yellow"/>
+                <w:szCs w:val="20"/>
               </w:rPr>
               <w:t>PRICE ON REQUEST</w:t>
             </w:r>
@@ -6706,16 +6511,17 @@
       </w:tr>
       <w:tr>
         <w:trPr>
+          <w:hidden w:val="0"/>
           <w:trHeight w:val="260"/>
         </w:trPr>
         <w:tc>
           <w:tcPr>
             <w:tcW w:w="436" w:type="dxa"/>
             <w:tcBorders>
-              <w:top w:val="single" w:sz="4" w:space="0" w:color="000000"/>
-              <w:left w:val="single" w:sz="4" w:space="0" w:color="000000"/>
-              <w:bottom w:val="single" w:sz="4" w:space="0" w:color="000000"/>
-              <w:right w:val="single" w:sz="4" w:space="0" w:color="000000"/>
+              <w:top w:val="single" w:color="000000" w:sz="4" w:space="0"/>
+              <w:left w:val="single" w:color="000000" w:sz="4" w:space="0"/>
+              <w:bottom w:val="single" w:color="000000" w:sz="4" w:space="0"/>
+              <w:right w:val="single" w:color="000000" w:sz="4" w:space="0"/>
             </w:tcBorders>
             <w:tcMar>
               <w:top w:w="0" w:type="dxa"/>
@@ -6732,7 +6538,7 @@
                 <w:tab w:val="left" w:pos="2340"/>
                 <w:tab w:val="left" w:pos="2520"/>
               </w:tabs>
-              <w:spacing w:before="60" w:after="60"/>
+              <w:spacing w:after="60" w:before="60"/>
               <w:jc w:val="center"/>
               <w:rPr>
                 <w:rFonts w:ascii="Times New Roman" w:hAnsi="Times New Roman" w:cs="Times New Roman"/>
@@ -6743,7 +6549,7 @@
             </w:pPr>
             <w:r>
               <w:rPr>
-                <w:rFonts w:ascii="Times New Roman" w:hAnsi="Times New Roman" w:cs="Times New Roman"/>
+                <w:rFonts w:ascii="Times New Roman" w:hAnsi="Times New Roman" w:cs="Times New Roman" w:eastAsiaTheme="minorHAnsi"/>
                 <w:bCs/>
                 <w:sz w:val="20"/>
                 <w:szCs w:val="20"/>
@@ -6756,10 +6562,10 @@
           <w:tcPr>
             <w:tcW w:w="6945" w:type="dxa"/>
             <w:tcBorders>
-              <w:top w:val="single" w:sz="4" w:space="0" w:color="000000"/>
-              <w:left w:val="single" w:sz="4" w:space="0" w:color="000000"/>
-              <w:bottom w:val="single" w:sz="4" w:space="0" w:color="000000"/>
-              <w:right w:val="single" w:sz="4" w:space="0" w:color="auto"/>
+              <w:top w:val="single" w:color="000000" w:sz="4" w:space="0"/>
+              <w:left w:val="single" w:color="000000" w:sz="4" w:space="0"/>
+              <w:bottom w:val="single" w:color="000000" w:sz="4" w:space="0"/>
+              <w:right w:val="single" w:color="auto" w:sz="4" w:space="0"/>
             </w:tcBorders>
             <w:tcMar>
               <w:top w:w="0" w:type="dxa"/>
@@ -6771,7 +6577,7 @@
           <w:p>
             <w:pPr>
               <w:pStyle w:val="Standard"/>
-              <w:spacing w:before="60" w:after="60"/>
+              <w:spacing w:after="60" w:before="60"/>
               <w:rPr>
                 <w:rFonts w:ascii="Times New Roman" w:hAnsi="Times New Roman" w:cs="Times New Roman"/>
                 <w:bCs/>
@@ -6781,7 +6587,7 @@
             </w:pPr>
             <w:r>
               <w:rPr>
-                <w:rFonts w:ascii="Times New Roman" w:hAnsi="Times New Roman" w:cs="Times New Roman"/>
+                <w:rFonts w:ascii="Times New Roman" w:hAnsi="Times New Roman" w:cs="Times New Roman" w:eastAsiaTheme="minorHAnsi"/>
                 <w:bCs/>
                 <w:sz w:val="20"/>
                 <w:szCs w:val="20"/>
@@ -6794,10 +6600,10 @@
           <w:tcPr>
             <w:tcW w:w="2127" w:type="dxa"/>
             <w:tcBorders>
-              <w:top w:val="single" w:sz="4" w:space="0" w:color="000000"/>
-              <w:left w:val="single" w:sz="4" w:space="0" w:color="000000"/>
-              <w:bottom w:val="single" w:sz="4" w:space="0" w:color="000000"/>
-              <w:right w:val="single" w:sz="4" w:space="0" w:color="000000"/>
+              <w:top w:val="single" w:color="000000" w:sz="4" w:space="0"/>
+              <w:left w:val="single" w:color="000000" w:sz="4" w:space="0"/>
+              <w:bottom w:val="single" w:color="000000" w:sz="4" w:space="0"/>
+              <w:right w:val="single" w:color="000000" w:sz="4" w:space="0"/>
             </w:tcBorders>
             <w:tcMar>
               <w:top w:w="0" w:type="dxa"/>
@@ -6816,9 +6622,10 @@
             </w:pPr>
             <w:r>
               <w:rPr>
-                <w:rFonts w:ascii="Times New Roman" w:hAnsi="Times New Roman" w:cs="Times New Roman"/>
+                <w:rFonts w:ascii="Times New Roman" w:hAnsi="Times New Roman" w:eastAsia="Times New Roman" w:cs="Times New Roman"/>
                 <w:sz w:val="20"/>
                 <w:highlight w:val="yellow"/>
+                <w:szCs w:val="20"/>
               </w:rPr>
               <w:t>PRICE ON REQUEST</w:t>
             </w:r>
@@ -6827,16 +6634,17 @@
       </w:tr>
       <w:tr>
         <w:trPr>
+          <w:hidden w:val="0"/>
           <w:trHeight w:val="260"/>
         </w:trPr>
         <w:tc>
           <w:tcPr>
             <w:tcW w:w="436" w:type="dxa"/>
             <w:tcBorders>
-              <w:top w:val="single" w:sz="4" w:space="0" w:color="000000"/>
-              <w:left w:val="single" w:sz="4" w:space="0" w:color="000000"/>
-              <w:bottom w:val="single" w:sz="4" w:space="0" w:color="000000"/>
-              <w:right w:val="single" w:sz="4" w:space="0" w:color="000000"/>
+              <w:top w:val="single" w:color="000000" w:sz="4" w:space="0"/>
+              <w:left w:val="single" w:color="000000" w:sz="4" w:space="0"/>
+              <w:bottom w:val="single" w:color="000000" w:sz="4" w:space="0"/>
+              <w:right w:val="single" w:color="000000" w:sz="4" w:space="0"/>
             </w:tcBorders>
             <w:tcMar>
               <w:top w:w="0" w:type="dxa"/>
@@ -6853,7 +6661,7 @@
                 <w:tab w:val="left" w:pos="2340"/>
                 <w:tab w:val="left" w:pos="2520"/>
               </w:tabs>
-              <w:spacing w:before="60" w:after="60"/>
+              <w:spacing w:after="60" w:before="60"/>
               <w:jc w:val="center"/>
               <w:rPr>
                 <w:rFonts w:ascii="Times New Roman" w:hAnsi="Times New Roman" w:cs="Times New Roman"/>
@@ -6864,7 +6672,7 @@
             </w:pPr>
             <w:r>
               <w:rPr>
-                <w:rFonts w:ascii="Times New Roman" w:hAnsi="Times New Roman" w:cs="Times New Roman"/>
+                <w:rFonts w:ascii="Times New Roman" w:hAnsi="Times New Roman" w:cs="Times New Roman" w:eastAsiaTheme="minorHAnsi"/>
                 <w:bCs/>
                 <w:sz w:val="20"/>
                 <w:szCs w:val="20"/>
@@ -6877,10 +6685,10 @@
           <w:tcPr>
             <w:tcW w:w="6945" w:type="dxa"/>
             <w:tcBorders>
-              <w:top w:val="single" w:sz="4" w:space="0" w:color="000000"/>
-              <w:left w:val="single" w:sz="4" w:space="0" w:color="000000"/>
-              <w:bottom w:val="single" w:sz="4" w:space="0" w:color="000000"/>
-              <w:right w:val="single" w:sz="4" w:space="0" w:color="auto"/>
+              <w:top w:val="single" w:color="000000" w:sz="4" w:space="0"/>
+              <w:left w:val="single" w:color="000000" w:sz="4" w:space="0"/>
+              <w:bottom w:val="single" w:color="000000" w:sz="4" w:space="0"/>
+              <w:right w:val="single" w:color="auto" w:sz="4" w:space="0"/>
             </w:tcBorders>
             <w:tcMar>
               <w:top w:w="0" w:type="dxa"/>
@@ -6891,7 +6699,7 @@
           </w:tcPr>
           <w:p>
             <w:pPr>
-              <w:spacing w:before="60" w:after="60"/>
+              <w:spacing w:after="60" w:before="60"/>
               <w:rPr>
                 <w:rFonts w:ascii="Times New Roman" w:hAnsi="Times New Roman" w:cs="Times New Roman"/>
                 <w:sz w:val="20"/>
@@ -6900,7 +6708,7 @@
             </w:pPr>
             <w:r>
               <w:rPr>
-                <w:rFonts w:ascii="Times New Roman" w:hAnsi="Times New Roman" w:cs="Times New Roman"/>
+                <w:rFonts w:ascii="Times New Roman" w:hAnsi="Times New Roman" w:eastAsia="Times New Roman" w:cs="Times New Roman"/>
                 <w:bCs/>
                 <w:sz w:val="20"/>
                 <w:szCs w:val="20"/>
@@ -6913,10 +6721,10 @@
           <w:tcPr>
             <w:tcW w:w="2127" w:type="dxa"/>
             <w:tcBorders>
-              <w:top w:val="single" w:sz="4" w:space="0" w:color="000000"/>
-              <w:left w:val="single" w:sz="4" w:space="0" w:color="000000"/>
-              <w:bottom w:val="single" w:sz="4" w:space="0" w:color="000000"/>
-              <w:right w:val="single" w:sz="4" w:space="0" w:color="000000"/>
+              <w:top w:val="single" w:color="000000" w:sz="4" w:space="0"/>
+              <w:left w:val="single" w:color="000000" w:sz="4" w:space="0"/>
+              <w:bottom w:val="single" w:color="000000" w:sz="4" w:space="0"/>
+              <w:right w:val="single" w:color="000000" w:sz="4" w:space="0"/>
             </w:tcBorders>
             <w:tcMar>
               <w:top w:w="0" w:type="dxa"/>
@@ -6935,9 +6743,10 @@
             </w:pPr>
             <w:r>
               <w:rPr>
-                <w:rFonts w:ascii="Times New Roman" w:hAnsi="Times New Roman" w:cs="Times New Roman"/>
+                <w:rFonts w:ascii="Times New Roman" w:hAnsi="Times New Roman" w:eastAsia="Times New Roman" w:cs="Times New Roman"/>
                 <w:sz w:val="20"/>
                 <w:highlight w:val="yellow"/>
+                <w:szCs w:val="20"/>
               </w:rPr>
               <w:t>PRICE ON REQUEST</w:t>
             </w:r>
@@ -6946,16 +6755,17 @@
       </w:tr>
       <w:tr>
         <w:trPr>
+          <w:hidden w:val="0"/>
           <w:trHeight w:val="260"/>
         </w:trPr>
         <w:tc>
           <w:tcPr>
             <w:tcW w:w="436" w:type="dxa"/>
             <w:tcBorders>
-              <w:top w:val="single" w:sz="4" w:space="0" w:color="000000"/>
-              <w:left w:val="single" w:sz="4" w:space="0" w:color="000000"/>
-              <w:bottom w:val="single" w:sz="4" w:space="0" w:color="000000"/>
-              <w:right w:val="single" w:sz="4" w:space="0" w:color="000000"/>
+              <w:top w:val="single" w:color="000000" w:sz="4" w:space="0"/>
+              <w:left w:val="single" w:color="000000" w:sz="4" w:space="0"/>
+              <w:bottom w:val="single" w:color="000000" w:sz="4" w:space="0"/>
+              <w:right w:val="single" w:color="000000" w:sz="4" w:space="0"/>
             </w:tcBorders>
             <w:tcMar>
               <w:top w:w="0" w:type="dxa"/>
@@ -6972,7 +6782,7 @@
                 <w:tab w:val="left" w:pos="2340"/>
                 <w:tab w:val="left" w:pos="2520"/>
               </w:tabs>
-              <w:spacing w:before="60" w:after="60"/>
+              <w:spacing w:after="60" w:before="60"/>
               <w:jc w:val="center"/>
               <w:rPr>
                 <w:rFonts w:ascii="Times New Roman" w:hAnsi="Times New Roman" w:cs="Times New Roman"/>
@@ -6983,7 +6793,7 @@
             </w:pPr>
             <w:r>
               <w:rPr>
-                <w:rFonts w:ascii="Times New Roman" w:hAnsi="Times New Roman" w:cs="Times New Roman"/>
+                <w:rFonts w:ascii="Times New Roman" w:hAnsi="Times New Roman" w:cs="Times New Roman" w:eastAsiaTheme="minorHAnsi"/>
                 <w:bCs/>
                 <w:sz w:val="20"/>
                 <w:szCs w:val="20"/>
@@ -6996,10 +6806,10 @@
           <w:tcPr>
             <w:tcW w:w="6945" w:type="dxa"/>
             <w:tcBorders>
-              <w:top w:val="single" w:sz="4" w:space="0" w:color="000000"/>
-              <w:left w:val="single" w:sz="4" w:space="0" w:color="000000"/>
-              <w:bottom w:val="single" w:sz="4" w:space="0" w:color="000000"/>
-              <w:right w:val="single" w:sz="4" w:space="0" w:color="auto"/>
+              <w:top w:val="single" w:color="000000" w:sz="4" w:space="0"/>
+              <w:left w:val="single" w:color="000000" w:sz="4" w:space="0"/>
+              <w:bottom w:val="single" w:color="000000" w:sz="4" w:space="0"/>
+              <w:right w:val="single" w:color="auto" w:sz="4" w:space="0"/>
             </w:tcBorders>
             <w:tcMar>
               <w:top w:w="0" w:type="dxa"/>
@@ -7010,7 +6820,7 @@
           </w:tcPr>
           <w:p>
             <w:pPr>
-              <w:spacing w:before="60" w:after="60"/>
+              <w:spacing w:after="60" w:before="60"/>
               <w:rPr>
                 <w:rFonts w:ascii="Times New Roman" w:hAnsi="Times New Roman" w:cs="Times New Roman"/>
                 <w:sz w:val="20"/>
@@ -7019,7 +6829,7 @@
             </w:pPr>
             <w:r>
               <w:rPr>
-                <w:rFonts w:ascii="Times New Roman" w:hAnsi="Times New Roman" w:cs="Times New Roman"/>
+                <w:rFonts w:ascii="Times New Roman" w:hAnsi="Times New Roman" w:eastAsia="Times New Roman" w:cs="Times New Roman"/>
                 <w:bCs/>
                 <w:sz w:val="20"/>
                 <w:szCs w:val="20"/>
@@ -7032,10 +6842,10 @@
           <w:tcPr>
             <w:tcW w:w="2127" w:type="dxa"/>
             <w:tcBorders>
-              <w:top w:val="single" w:sz="4" w:space="0" w:color="000000"/>
-              <w:left w:val="single" w:sz="4" w:space="0" w:color="000000"/>
-              <w:bottom w:val="single" w:sz="4" w:space="0" w:color="000000"/>
-              <w:right w:val="single" w:sz="4" w:space="0" w:color="000000"/>
+              <w:top w:val="single" w:color="000000" w:sz="4" w:space="0"/>
+              <w:left w:val="single" w:color="000000" w:sz="4" w:space="0"/>
+              <w:bottom w:val="single" w:color="000000" w:sz="4" w:space="0"/>
+              <w:right w:val="single" w:color="000000" w:sz="4" w:space="0"/>
             </w:tcBorders>
             <w:tcMar>
               <w:top w:w="0" w:type="dxa"/>
@@ -7054,9 +6864,10 @@
             </w:pPr>
             <w:r>
               <w:rPr>
-                <w:rFonts w:ascii="Times New Roman" w:hAnsi="Times New Roman" w:cs="Times New Roman"/>
+                <w:rFonts w:ascii="Times New Roman" w:hAnsi="Times New Roman" w:eastAsia="Times New Roman" w:cs="Times New Roman"/>
                 <w:sz w:val="20"/>
                 <w:highlight w:val="yellow"/>
+                <w:szCs w:val="20"/>
               </w:rPr>
               <w:t>PRICE ON REQUEST</w:t>
             </w:r>
@@ -7065,16 +6876,17 @@
       </w:tr>
       <w:tr>
         <w:trPr>
+          <w:hidden w:val="0"/>
           <w:trHeight w:val="260"/>
         </w:trPr>
         <w:tc>
           <w:tcPr>
             <w:tcW w:w="436" w:type="dxa"/>
             <w:tcBorders>
-              <w:top w:val="single" w:sz="4" w:space="0" w:color="000000"/>
-              <w:left w:val="single" w:sz="4" w:space="0" w:color="000000"/>
-              <w:bottom w:val="single" w:sz="4" w:space="0" w:color="000000"/>
-              <w:right w:val="single" w:sz="4" w:space="0" w:color="000000"/>
+              <w:top w:val="single" w:color="000000" w:sz="4" w:space="0"/>
+              <w:left w:val="single" w:color="000000" w:sz="4" w:space="0"/>
+              <w:bottom w:val="single" w:color="000000" w:sz="4" w:space="0"/>
+              <w:right w:val="single" w:color="000000" w:sz="4" w:space="0"/>
             </w:tcBorders>
             <w:tcMar>
               <w:top w:w="0" w:type="dxa"/>
@@ -7091,7 +6903,7 @@
                 <w:tab w:val="left" w:pos="2340"/>
                 <w:tab w:val="left" w:pos="2520"/>
               </w:tabs>
-              <w:spacing w:before="60" w:after="60"/>
+              <w:spacing w:after="60" w:before="60"/>
               <w:jc w:val="center"/>
               <w:rPr>
                 <w:rFonts w:ascii="Times New Roman" w:hAnsi="Times New Roman" w:cs="Times New Roman"/>
@@ -7102,7 +6914,7 @@
             </w:pPr>
             <w:r>
               <w:rPr>
-                <w:rFonts w:ascii="Times New Roman" w:hAnsi="Times New Roman" w:cs="Times New Roman"/>
+                <w:rFonts w:ascii="Times New Roman" w:hAnsi="Times New Roman" w:cs="Times New Roman" w:eastAsiaTheme="minorHAnsi"/>
                 <w:bCs/>
                 <w:sz w:val="20"/>
                 <w:szCs w:val="20"/>
@@ -7115,10 +6927,10 @@
           <w:tcPr>
             <w:tcW w:w="6945" w:type="dxa"/>
             <w:tcBorders>
-              <w:top w:val="single" w:sz="4" w:space="0" w:color="000000"/>
-              <w:left w:val="single" w:sz="4" w:space="0" w:color="000000"/>
-              <w:bottom w:val="single" w:sz="4" w:space="0" w:color="000000"/>
-              <w:right w:val="single" w:sz="4" w:space="0" w:color="auto"/>
+              <w:top w:val="single" w:color="000000" w:sz="4" w:space="0"/>
+              <w:left w:val="single" w:color="000000" w:sz="4" w:space="0"/>
+              <w:bottom w:val="single" w:color="000000" w:sz="4" w:space="0"/>
+              <w:right w:val="single" w:color="auto" w:sz="4" w:space="0"/>
             </w:tcBorders>
             <w:tcMar>
               <w:top w:w="0" w:type="dxa"/>
@@ -7129,7 +6941,7 @@
           </w:tcPr>
           <w:p>
             <w:pPr>
-              <w:spacing w:before="60" w:after="60"/>
+              <w:spacing w:after="60" w:before="60"/>
               <w:rPr>
                 <w:rFonts w:ascii="Times New Roman" w:hAnsi="Times New Roman" w:cs="Times New Roman"/>
                 <w:bCs/>
@@ -7139,7 +6951,7 @@
             </w:pPr>
             <w:r>
               <w:rPr>
-                <w:rFonts w:ascii="Times New Roman" w:hAnsi="Times New Roman" w:cs="Times New Roman"/>
+                <w:rFonts w:ascii="Times New Roman" w:hAnsi="Times New Roman" w:eastAsia="Times New Roman" w:cs="Times New Roman"/>
                 <w:bCs/>
                 <w:sz w:val="20"/>
                 <w:szCs w:val="20"/>
@@ -7152,10 +6964,10 @@
           <w:tcPr>
             <w:tcW w:w="2127" w:type="dxa"/>
             <w:tcBorders>
-              <w:top w:val="single" w:sz="4" w:space="0" w:color="000000"/>
-              <w:left w:val="single" w:sz="4" w:space="0" w:color="000000"/>
-              <w:bottom w:val="single" w:sz="4" w:space="0" w:color="000000"/>
-              <w:right w:val="single" w:sz="4" w:space="0" w:color="000000"/>
+              <w:top w:val="single" w:color="000000" w:sz="4" w:space="0"/>
+              <w:left w:val="single" w:color="000000" w:sz="4" w:space="0"/>
+              <w:bottom w:val="single" w:color="000000" w:sz="4" w:space="0"/>
+              <w:right w:val="single" w:color="000000" w:sz="4" w:space="0"/>
             </w:tcBorders>
             <w:tcMar>
               <w:top w:w="0" w:type="dxa"/>
@@ -7174,9 +6986,10 @@
             </w:pPr>
             <w:r>
               <w:rPr>
-                <w:rFonts w:ascii="Times New Roman" w:hAnsi="Times New Roman" w:cs="Times New Roman"/>
+                <w:rFonts w:ascii="Times New Roman" w:hAnsi="Times New Roman" w:eastAsia="Times New Roman" w:cs="Times New Roman"/>
                 <w:sz w:val="20"/>
                 <w:highlight w:val="yellow"/>
+                <w:szCs w:val="20"/>
               </w:rPr>
               <w:t>PRICE ON REQUEST</w:t>
             </w:r>
@@ -7185,16 +6998,17 @@
       </w:tr>
       <w:tr>
         <w:trPr>
+          <w:hidden w:val="0"/>
           <w:trHeight w:val="260"/>
         </w:trPr>
         <w:tc>
           <w:tcPr>
             <w:tcW w:w="436" w:type="dxa"/>
             <w:tcBorders>
-              <w:top w:val="single" w:sz="4" w:space="0" w:color="000000"/>
-              <w:left w:val="single" w:sz="4" w:space="0" w:color="000000"/>
-              <w:bottom w:val="single" w:sz="4" w:space="0" w:color="000000"/>
-              <w:right w:val="single" w:sz="4" w:space="0" w:color="000000"/>
+              <w:top w:val="single" w:color="000000" w:sz="4" w:space="0"/>
+              <w:left w:val="single" w:color="000000" w:sz="4" w:space="0"/>
+              <w:bottom w:val="single" w:color="000000" w:sz="4" w:space="0"/>
+              <w:right w:val="single" w:color="000000" w:sz="4" w:space="0"/>
             </w:tcBorders>
             <w:tcMar>
               <w:top w:w="0" w:type="dxa"/>
@@ -7211,7 +7025,7 @@
                 <w:tab w:val="left" w:pos="2340"/>
                 <w:tab w:val="left" w:pos="2520"/>
               </w:tabs>
-              <w:spacing w:before="60" w:after="60"/>
+              <w:spacing w:after="60" w:before="60"/>
               <w:jc w:val="center"/>
               <w:rPr>
                 <w:rFonts w:ascii="Times New Roman" w:hAnsi="Times New Roman" w:cs="Times New Roman"/>
@@ -7222,7 +7036,7 @@
             </w:pPr>
             <w:r>
               <w:rPr>
-                <w:rFonts w:ascii="Times New Roman" w:hAnsi="Times New Roman" w:cs="Times New Roman"/>
+                <w:rFonts w:ascii="Times New Roman" w:hAnsi="Times New Roman" w:cs="Times New Roman" w:eastAsiaTheme="minorHAnsi"/>
                 <w:bCs/>
                 <w:sz w:val="20"/>
                 <w:szCs w:val="20"/>
@@ -7235,10 +7049,10 @@
           <w:tcPr>
             <w:tcW w:w="6945" w:type="dxa"/>
             <w:tcBorders>
-              <w:top w:val="single" w:sz="4" w:space="0" w:color="000000"/>
-              <w:left w:val="single" w:sz="4" w:space="0" w:color="000000"/>
-              <w:bottom w:val="single" w:sz="4" w:space="0" w:color="000000"/>
-              <w:right w:val="single" w:sz="4" w:space="0" w:color="auto"/>
+              <w:top w:val="single" w:color="000000" w:sz="4" w:space="0"/>
+              <w:left w:val="single" w:color="000000" w:sz="4" w:space="0"/>
+              <w:bottom w:val="single" w:color="000000" w:sz="4" w:space="0"/>
+              <w:right w:val="single" w:color="auto" w:sz="4" w:space="0"/>
             </w:tcBorders>
             <w:tcMar>
               <w:top w:w="0" w:type="dxa"/>
@@ -7249,7 +7063,7 @@
           </w:tcPr>
           <w:p>
             <w:pPr>
-              <w:spacing w:before="60" w:after="60"/>
+              <w:spacing w:after="60" w:before="60"/>
               <w:rPr>
                 <w:rFonts w:ascii="Times New Roman" w:hAnsi="Times New Roman" w:cs="Times New Roman"/>
                 <w:bCs/>
@@ -7259,7 +7073,7 @@
             </w:pPr>
             <w:r>
               <w:rPr>
-                <w:rFonts w:ascii="Times New Roman" w:hAnsi="Times New Roman" w:cs="Times New Roman"/>
+                <w:rFonts w:ascii="Times New Roman" w:hAnsi="Times New Roman" w:eastAsia="Times New Roman" w:cs="Times New Roman"/>
                 <w:bCs/>
                 <w:sz w:val="20"/>
                 <w:szCs w:val="20"/>
@@ -7272,10 +7086,10 @@
           <w:tcPr>
             <w:tcW w:w="2127" w:type="dxa"/>
             <w:tcBorders>
-              <w:top w:val="single" w:sz="4" w:space="0" w:color="000000"/>
-              <w:left w:val="single" w:sz="4" w:space="0" w:color="000000"/>
-              <w:bottom w:val="single" w:sz="4" w:space="0" w:color="000000"/>
-              <w:right w:val="single" w:sz="4" w:space="0" w:color="000000"/>
+              <w:top w:val="single" w:color="000000" w:sz="4" w:space="0"/>
+              <w:left w:val="single" w:color="000000" w:sz="4" w:space="0"/>
+              <w:bottom w:val="single" w:color="000000" w:sz="4" w:space="0"/>
+              <w:right w:val="single" w:color="000000" w:sz="4" w:space="0"/>
             </w:tcBorders>
             <w:tcMar>
               <w:top w:w="0" w:type="dxa"/>
@@ -7294,9 +7108,10 @@
             </w:pPr>
             <w:r>
               <w:rPr>
-                <w:rFonts w:ascii="Times New Roman" w:hAnsi="Times New Roman" w:cs="Times New Roman"/>
+                <w:rFonts w:ascii="Times New Roman" w:hAnsi="Times New Roman" w:eastAsia="Times New Roman" w:cs="Times New Roman"/>
                 <w:sz w:val="20"/>
                 <w:highlight w:val="yellow"/>
+                <w:szCs w:val="20"/>
               </w:rPr>
               <w:t>PRICE ON REQUEST</w:t>
             </w:r>
@@ -7305,16 +7120,17 @@
       </w:tr>
       <w:tr>
         <w:trPr>
+          <w:hidden w:val="0"/>
           <w:trHeight w:val="260"/>
         </w:trPr>
         <w:tc>
           <w:tcPr>
             <w:tcW w:w="436" w:type="dxa"/>
             <w:tcBorders>
-              <w:top w:val="single" w:sz="4" w:space="0" w:color="000000"/>
-              <w:left w:val="single" w:sz="4" w:space="0" w:color="000000"/>
-              <w:bottom w:val="single" w:sz="4" w:space="0" w:color="000000"/>
-              <w:right w:val="single" w:sz="4" w:space="0" w:color="000000"/>
+              <w:top w:val="single" w:color="000000" w:sz="4" w:space="0"/>
+              <w:left w:val="single" w:color="000000" w:sz="4" w:space="0"/>
+              <w:bottom w:val="single" w:color="000000" w:sz="4" w:space="0"/>
+              <w:right w:val="single" w:color="000000" w:sz="4" w:space="0"/>
             </w:tcBorders>
             <w:tcMar>
               <w:top w:w="0" w:type="dxa"/>
@@ -7331,7 +7147,7 @@
                 <w:tab w:val="left" w:pos="2340"/>
                 <w:tab w:val="left" w:pos="2520"/>
               </w:tabs>
-              <w:spacing w:before="60" w:after="60"/>
+              <w:spacing w:after="60" w:before="60"/>
               <w:jc w:val="center"/>
               <w:rPr>
                 <w:rFonts w:ascii="Times New Roman" w:hAnsi="Times New Roman" w:cs="Times New Roman"/>
@@ -7342,7 +7158,7 @@
             </w:pPr>
             <w:r>
               <w:rPr>
-                <w:rFonts w:ascii="Times New Roman" w:hAnsi="Times New Roman" w:cs="Times New Roman"/>
+                <w:rFonts w:ascii="Times New Roman" w:hAnsi="Times New Roman" w:cs="Times New Roman" w:eastAsiaTheme="minorHAnsi"/>
                 <w:bCs/>
                 <w:sz w:val="20"/>
                 <w:szCs w:val="20"/>
@@ -7355,10 +7171,10 @@
           <w:tcPr>
             <w:tcW w:w="6945" w:type="dxa"/>
             <w:tcBorders>
-              <w:top w:val="single" w:sz="4" w:space="0" w:color="000000"/>
-              <w:left w:val="single" w:sz="4" w:space="0" w:color="000000"/>
-              <w:bottom w:val="single" w:sz="4" w:space="0" w:color="000000"/>
-              <w:right w:val="single" w:sz="4" w:space="0" w:color="auto"/>
+              <w:top w:val="single" w:color="000000" w:sz="4" w:space="0"/>
+              <w:left w:val="single" w:color="000000" w:sz="4" w:space="0"/>
+              <w:bottom w:val="single" w:color="000000" w:sz="4" w:space="0"/>
+              <w:right w:val="single" w:color="auto" w:sz="4" w:space="0"/>
             </w:tcBorders>
             <w:tcMar>
               <w:top w:w="0" w:type="dxa"/>
@@ -7378,7 +7194,7 @@
             </w:pPr>
             <w:r>
               <w:rPr>
-                <w:rFonts w:ascii="Times New Roman" w:hAnsi="Times New Roman" w:cs="Times New Roman"/>
+                <w:rFonts w:ascii="Times New Roman" w:hAnsi="Times New Roman" w:eastAsia="Times New Roman" w:cs="Times New Roman"/>
                 <w:bCs/>
                 <w:sz w:val="20"/>
                 <w:szCs w:val="20"/>
@@ -7391,10 +7207,10 @@
           <w:tcPr>
             <w:tcW w:w="2127" w:type="dxa"/>
             <w:tcBorders>
-              <w:top w:val="single" w:sz="4" w:space="0" w:color="000000"/>
-              <w:left w:val="single" w:sz="4" w:space="0" w:color="000000"/>
-              <w:bottom w:val="single" w:sz="4" w:space="0" w:color="000000"/>
-              <w:right w:val="single" w:sz="4" w:space="0" w:color="000000"/>
+              <w:top w:val="single" w:color="000000" w:sz="4" w:space="0"/>
+              <w:left w:val="single" w:color="000000" w:sz="4" w:space="0"/>
+              <w:bottom w:val="single" w:color="000000" w:sz="4" w:space="0"/>
+              <w:right w:val="single" w:color="000000" w:sz="4" w:space="0"/>
             </w:tcBorders>
             <w:tcMar>
               <w:top w:w="0" w:type="dxa"/>
@@ -7413,9 +7229,10 @@
             </w:pPr>
             <w:r>
               <w:rPr>
-                <w:rFonts w:ascii="Times New Roman" w:hAnsi="Times New Roman" w:cs="Times New Roman"/>
+                <w:rFonts w:ascii="Times New Roman" w:hAnsi="Times New Roman" w:eastAsia="Times New Roman" w:cs="Times New Roman"/>
                 <w:sz w:val="20"/>
                 <w:highlight w:val="yellow"/>
+                <w:szCs w:val="20"/>
               </w:rPr>
               <w:t>PRICE ON REQUEST</w:t>
             </w:r>
@@ -7424,16 +7241,17 @@
       </w:tr>
       <w:tr>
         <w:trPr>
+          <w:hidden w:val="0"/>
           <w:trHeight w:val="260"/>
         </w:trPr>
         <w:tc>
           <w:tcPr>
             <w:tcW w:w="436" w:type="dxa"/>
             <w:tcBorders>
-              <w:top w:val="single" w:sz="4" w:space="0" w:color="000000"/>
-              <w:left w:val="single" w:sz="4" w:space="0" w:color="000000"/>
-              <w:bottom w:val="single" w:sz="4" w:space="0" w:color="000000"/>
-              <w:right w:val="single" w:sz="4" w:space="0" w:color="000000"/>
+              <w:top w:val="single" w:color="000000" w:sz="4" w:space="0"/>
+              <w:left w:val="single" w:color="000000" w:sz="4" w:space="0"/>
+              <w:bottom w:val="single" w:color="000000" w:sz="4" w:space="0"/>
+              <w:right w:val="single" w:color="000000" w:sz="4" w:space="0"/>
             </w:tcBorders>
             <w:tcMar>
               <w:top w:w="0" w:type="dxa"/>
@@ -7450,7 +7268,7 @@
                 <w:tab w:val="left" w:pos="2340"/>
                 <w:tab w:val="left" w:pos="2520"/>
               </w:tabs>
-              <w:spacing w:before="60" w:after="60"/>
+              <w:spacing w:after="60" w:before="60"/>
               <w:jc w:val="center"/>
               <w:rPr>
                 <w:rFonts w:ascii="Times New Roman" w:hAnsi="Times New Roman" w:cs="Times New Roman"/>
@@ -7461,7 +7279,7 @@
             </w:pPr>
             <w:r>
               <w:rPr>
-                <w:rFonts w:ascii="Times New Roman" w:hAnsi="Times New Roman" w:cs="Times New Roman"/>
+                <w:rFonts w:ascii="Times New Roman" w:hAnsi="Times New Roman" w:cs="Times New Roman" w:eastAsiaTheme="minorHAnsi"/>
                 <w:bCs/>
                 <w:sz w:val="20"/>
                 <w:szCs w:val="20"/>
@@ -7474,10 +7292,10 @@
           <w:tcPr>
             <w:tcW w:w="6945" w:type="dxa"/>
             <w:tcBorders>
-              <w:top w:val="single" w:sz="4" w:space="0" w:color="000000"/>
-              <w:left w:val="single" w:sz="4" w:space="0" w:color="000000"/>
-              <w:bottom w:val="single" w:sz="4" w:space="0" w:color="000000"/>
-              <w:right w:val="single" w:sz="4" w:space="0" w:color="auto"/>
+              <w:top w:val="single" w:color="000000" w:sz="4" w:space="0"/>
+              <w:left w:val="single" w:color="000000" w:sz="4" w:space="0"/>
+              <w:bottom w:val="single" w:color="000000" w:sz="4" w:space="0"/>
+              <w:right w:val="single" w:color="auto" w:sz="4" w:space="0"/>
             </w:tcBorders>
             <w:tcMar>
               <w:top w:w="0" w:type="dxa"/>
@@ -7497,7 +7315,7 @@
             </w:pPr>
             <w:r>
               <w:rPr>
-                <w:rFonts w:ascii="Times New Roman" w:hAnsi="Times New Roman" w:cs="Times New Roman"/>
+                <w:rFonts w:ascii="Times New Roman" w:hAnsi="Times New Roman" w:eastAsia="Times New Roman" w:cs="Times New Roman"/>
                 <w:bCs/>
                 <w:sz w:val="20"/>
                 <w:szCs w:val="20"/>
@@ -7510,10 +7328,10 @@
           <w:tcPr>
             <w:tcW w:w="2127" w:type="dxa"/>
             <w:tcBorders>
-              <w:top w:val="single" w:sz="4" w:space="0" w:color="000000"/>
-              <w:left w:val="single" w:sz="4" w:space="0" w:color="000000"/>
-              <w:bottom w:val="single" w:sz="4" w:space="0" w:color="000000"/>
-              <w:right w:val="single" w:sz="4" w:space="0" w:color="000000"/>
+              <w:top w:val="single" w:color="000000" w:sz="4" w:space="0"/>
+              <w:left w:val="single" w:color="000000" w:sz="4" w:space="0"/>
+              <w:bottom w:val="single" w:color="000000" w:sz="4" w:space="0"/>
+              <w:right w:val="single" w:color="000000" w:sz="4" w:space="0"/>
             </w:tcBorders>
             <w:tcMar>
               <w:top w:w="0" w:type="dxa"/>
@@ -7532,9 +7350,10 @@
             </w:pPr>
             <w:r>
               <w:rPr>
-                <w:rFonts w:ascii="Times New Roman" w:hAnsi="Times New Roman" w:cs="Times New Roman"/>
+                <w:rFonts w:ascii="Times New Roman" w:hAnsi="Times New Roman" w:eastAsia="Times New Roman" w:cs="Times New Roman"/>
                 <w:sz w:val="20"/>
                 <w:highlight w:val="yellow"/>
+                <w:szCs w:val="20"/>
               </w:rPr>
               <w:t>PRICE ON REQUEST</w:t>
             </w:r>
@@ -7543,16 +7362,17 @@
       </w:tr>
       <w:tr>
         <w:trPr>
+          <w:hidden w:val="0"/>
           <w:trHeight w:val="260"/>
         </w:trPr>
         <w:tc>
           <w:tcPr>
             <w:tcW w:w="436" w:type="dxa"/>
             <w:tcBorders>
-              <w:top w:val="single" w:sz="4" w:space="0" w:color="000000"/>
-              <w:left w:val="single" w:sz="4" w:space="0" w:color="000000"/>
-              <w:bottom w:val="single" w:sz="4" w:space="0" w:color="000000"/>
-              <w:right w:val="single" w:sz="4" w:space="0" w:color="000000"/>
+              <w:top w:val="single" w:color="000000" w:sz="4" w:space="0"/>
+              <w:left w:val="single" w:color="000000" w:sz="4" w:space="0"/>
+              <w:bottom w:val="single" w:color="000000" w:sz="4" w:space="0"/>
+              <w:right w:val="single" w:color="000000" w:sz="4" w:space="0"/>
             </w:tcBorders>
             <w:tcMar>
               <w:top w:w="0" w:type="dxa"/>
@@ -7569,7 +7389,7 @@
                 <w:tab w:val="left" w:pos="2340"/>
                 <w:tab w:val="left" w:pos="2520"/>
               </w:tabs>
-              <w:spacing w:before="60" w:after="60"/>
+              <w:spacing w:after="60" w:before="60"/>
               <w:jc w:val="center"/>
               <w:rPr>
                 <w:rFonts w:ascii="Times New Roman" w:hAnsi="Times New Roman" w:cs="Times New Roman"/>
@@ -7580,7 +7400,7 @@
             </w:pPr>
             <w:r>
               <w:rPr>
-                <w:rFonts w:ascii="Times New Roman" w:hAnsi="Times New Roman" w:cs="Times New Roman"/>
+                <w:rFonts w:ascii="Times New Roman" w:hAnsi="Times New Roman" w:cs="Times New Roman" w:eastAsiaTheme="minorHAnsi"/>
                 <w:bCs/>
                 <w:sz w:val="20"/>
                 <w:szCs w:val="20"/>
@@ -7593,10 +7413,10 @@
           <w:tcPr>
             <w:tcW w:w="6945" w:type="dxa"/>
             <w:tcBorders>
-              <w:top w:val="single" w:sz="4" w:space="0" w:color="000000"/>
-              <w:left w:val="single" w:sz="4" w:space="0" w:color="000000"/>
-              <w:bottom w:val="single" w:sz="4" w:space="0" w:color="000000"/>
-              <w:right w:val="single" w:sz="4" w:space="0" w:color="auto"/>
+              <w:top w:val="single" w:color="000000" w:sz="4" w:space="0"/>
+              <w:left w:val="single" w:color="000000" w:sz="4" w:space="0"/>
+              <w:bottom w:val="single" w:color="000000" w:sz="4" w:space="0"/>
+              <w:right w:val="single" w:color="auto" w:sz="4" w:space="0"/>
             </w:tcBorders>
             <w:tcMar>
               <w:top w:w="0" w:type="dxa"/>
@@ -7607,7 +7427,7 @@
           </w:tcPr>
           <w:p>
             <w:pPr>
-              <w:spacing w:before="60" w:after="60"/>
+              <w:spacing w:after="60" w:before="60"/>
               <w:rPr>
                 <w:rFonts w:ascii="Times New Roman" w:hAnsi="Times New Roman" w:cs="Times New Roman"/>
                 <w:bCs/>
@@ -7617,7 +7437,7 @@
             </w:pPr>
             <w:r>
               <w:rPr>
-                <w:rFonts w:ascii="Times New Roman" w:hAnsi="Times New Roman" w:cs="Times New Roman"/>
+                <w:rFonts w:ascii="Times New Roman" w:hAnsi="Times New Roman" w:eastAsia="Times New Roman" w:cs="Times New Roman"/>
                 <w:bCs/>
                 <w:sz w:val="20"/>
                 <w:szCs w:val="20"/>
@@ -7630,10 +7450,10 @@
           <w:tcPr>
             <w:tcW w:w="2127" w:type="dxa"/>
             <w:tcBorders>
-              <w:top w:val="single" w:sz="4" w:space="0" w:color="000000"/>
-              <w:left w:val="single" w:sz="4" w:space="0" w:color="000000"/>
-              <w:bottom w:val="single" w:sz="4" w:space="0" w:color="000000"/>
-              <w:right w:val="single" w:sz="4" w:space="0" w:color="000000"/>
+              <w:top w:val="single" w:color="000000" w:sz="4" w:space="0"/>
+              <w:left w:val="single" w:color="000000" w:sz="4" w:space="0"/>
+              <w:bottom w:val="single" w:color="000000" w:sz="4" w:space="0"/>
+              <w:right w:val="single" w:color="000000" w:sz="4" w:space="0"/>
             </w:tcBorders>
             <w:tcMar>
               <w:top w:w="0" w:type="dxa"/>
@@ -7652,9 +7472,10 @@
             </w:pPr>
             <w:r>
               <w:rPr>
-                <w:rFonts w:ascii="Times New Roman" w:hAnsi="Times New Roman" w:cs="Times New Roman"/>
+                <w:rFonts w:ascii="Times New Roman" w:hAnsi="Times New Roman" w:eastAsia="Times New Roman" w:cs="Times New Roman"/>
                 <w:sz w:val="20"/>
                 <w:highlight w:val="yellow"/>
+                <w:szCs w:val="20"/>
               </w:rPr>
               <w:t>PRICE ON REQUEST</w:t>
             </w:r>
@@ -7663,16 +7484,17 @@
       </w:tr>
       <w:tr>
         <w:trPr>
+          <w:hidden w:val="0"/>
           <w:trHeight w:val="260"/>
         </w:trPr>
         <w:tc>
           <w:tcPr>
             <w:tcW w:w="436" w:type="dxa"/>
             <w:tcBorders>
-              <w:top w:val="single" w:sz="4" w:space="0" w:color="000000"/>
-              <w:left w:val="single" w:sz="4" w:space="0" w:color="000000"/>
-              <w:bottom w:val="single" w:sz="4" w:space="0" w:color="000000"/>
-              <w:right w:val="single" w:sz="4" w:space="0" w:color="000000"/>
+              <w:top w:val="single" w:color="000000" w:sz="4" w:space="0"/>
+              <w:left w:val="single" w:color="000000" w:sz="4" w:space="0"/>
+              <w:bottom w:val="single" w:color="000000" w:sz="4" w:space="0"/>
+              <w:right w:val="single" w:color="000000" w:sz="4" w:space="0"/>
             </w:tcBorders>
             <w:tcMar>
               <w:top w:w="0" w:type="dxa"/>
@@ -7689,7 +7511,7 @@
                 <w:tab w:val="left" w:pos="2340"/>
                 <w:tab w:val="left" w:pos="2520"/>
               </w:tabs>
-              <w:spacing w:before="60" w:after="60"/>
+              <w:spacing w:after="60" w:before="60"/>
               <w:jc w:val="center"/>
               <w:rPr>
                 <w:rFonts w:ascii="Times New Roman" w:hAnsi="Times New Roman" w:cs="Times New Roman"/>
@@ -7700,7 +7522,7 @@
             </w:pPr>
             <w:r>
               <w:rPr>
-                <w:rFonts w:ascii="Times New Roman" w:hAnsi="Times New Roman" w:cs="Times New Roman"/>
+                <w:rFonts w:ascii="Times New Roman" w:hAnsi="Times New Roman" w:cs="Times New Roman" w:eastAsiaTheme="minorHAnsi"/>
                 <w:bCs/>
                 <w:sz w:val="20"/>
                 <w:szCs w:val="20"/>
@@ -7713,10 +7535,10 @@
           <w:tcPr>
             <w:tcW w:w="6945" w:type="dxa"/>
             <w:tcBorders>
-              <w:top w:val="single" w:sz="4" w:space="0" w:color="000000"/>
-              <w:left w:val="single" w:sz="4" w:space="0" w:color="000000"/>
-              <w:bottom w:val="single" w:sz="4" w:space="0" w:color="000000"/>
-              <w:right w:val="single" w:sz="4" w:space="0" w:color="auto"/>
+              <w:top w:val="single" w:color="000000" w:sz="4" w:space="0"/>
+              <w:left w:val="single" w:color="000000" w:sz="4" w:space="0"/>
+              <w:bottom w:val="single" w:color="000000" w:sz="4" w:space="0"/>
+              <w:right w:val="single" w:color="auto" w:sz="4" w:space="0"/>
             </w:tcBorders>
             <w:tcMar>
               <w:top w:w="0" w:type="dxa"/>
@@ -7727,7 +7549,7 @@
           </w:tcPr>
           <w:p>
             <w:pPr>
-              <w:spacing w:before="60" w:after="60"/>
+              <w:spacing w:after="60" w:before="60"/>
               <w:rPr>
                 <w:rFonts w:ascii="Times New Roman" w:hAnsi="Times New Roman" w:cs="Times New Roman"/>
                 <w:bCs/>
@@ -7737,7 +7559,7 @@
             </w:pPr>
             <w:r>
               <w:rPr>
-                <w:rFonts w:ascii="Times New Roman" w:hAnsi="Times New Roman" w:cs="Times New Roman"/>
+                <w:rFonts w:ascii="Times New Roman" w:hAnsi="Times New Roman" w:eastAsia="Times New Roman" w:cs="Times New Roman"/>
                 <w:bCs/>
                 <w:sz w:val="20"/>
                 <w:szCs w:val="20"/>
@@ -7750,10 +7572,10 @@
           <w:tcPr>
             <w:tcW w:w="2127" w:type="dxa"/>
             <w:tcBorders>
-              <w:top w:val="single" w:sz="4" w:space="0" w:color="000000"/>
-              <w:left w:val="single" w:sz="4" w:space="0" w:color="000000"/>
-              <w:bottom w:val="single" w:sz="4" w:space="0" w:color="000000"/>
-              <w:right w:val="single" w:sz="4" w:space="0" w:color="000000"/>
+              <w:top w:val="single" w:color="000000" w:sz="4" w:space="0"/>
+              <w:left w:val="single" w:color="000000" w:sz="4" w:space="0"/>
+              <w:bottom w:val="single" w:color="000000" w:sz="4" w:space="0"/>
+              <w:right w:val="single" w:color="000000" w:sz="4" w:space="0"/>
             </w:tcBorders>
             <w:tcMar>
               <w:top w:w="0" w:type="dxa"/>
@@ -7772,9 +7594,10 @@
             </w:pPr>
             <w:r>
               <w:rPr>
-                <w:rFonts w:ascii="Times New Roman" w:hAnsi="Times New Roman" w:cs="Times New Roman"/>
+                <w:rFonts w:ascii="Times New Roman" w:hAnsi="Times New Roman" w:eastAsia="Times New Roman" w:cs="Times New Roman"/>
                 <w:sz w:val="20"/>
                 <w:highlight w:val="yellow"/>
+                <w:szCs w:val="20"/>
               </w:rPr>
               <w:t>PRICE ON REQUEST</w:t>
             </w:r>
@@ -7783,16 +7606,17 @@
       </w:tr>
       <w:tr>
         <w:trPr>
+          <w:hidden w:val="0"/>
           <w:trHeight w:val="260"/>
         </w:trPr>
         <w:tc>
           <w:tcPr>
             <w:tcW w:w="436" w:type="dxa"/>
             <w:tcBorders>
-              <w:top w:val="single" w:sz="4" w:space="0" w:color="000000"/>
-              <w:left w:val="single" w:sz="4" w:space="0" w:color="000000"/>
-              <w:bottom w:val="single" w:sz="4" w:space="0" w:color="000000"/>
-              <w:right w:val="single" w:sz="4" w:space="0" w:color="000000"/>
+              <w:top w:val="single" w:color="000000" w:sz="4" w:space="0"/>
+              <w:left w:val="single" w:color="000000" w:sz="4" w:space="0"/>
+              <w:bottom w:val="single" w:color="000000" w:sz="4" w:space="0"/>
+              <w:right w:val="single" w:color="000000" w:sz="4" w:space="0"/>
             </w:tcBorders>
             <w:tcMar>
               <w:top w:w="0" w:type="dxa"/>
@@ -7809,7 +7633,7 @@
                 <w:tab w:val="left" w:pos="2340"/>
                 <w:tab w:val="left" w:pos="2520"/>
               </w:tabs>
-              <w:spacing w:before="60" w:after="60"/>
+              <w:spacing w:after="60" w:before="60"/>
               <w:jc w:val="center"/>
               <w:rPr>
                 <w:rFonts w:ascii="Times New Roman" w:hAnsi="Times New Roman" w:cs="Times New Roman"/>
@@ -7820,7 +7644,7 @@
             </w:pPr>
             <w:r>
               <w:rPr>
-                <w:rFonts w:ascii="Times New Roman" w:hAnsi="Times New Roman" w:cs="Times New Roman"/>
+                <w:rFonts w:ascii="Times New Roman" w:hAnsi="Times New Roman" w:cs="Times New Roman" w:eastAsiaTheme="minorHAnsi"/>
                 <w:bCs/>
                 <w:sz w:val="20"/>
                 <w:szCs w:val="20"/>
@@ -7833,10 +7657,10 @@
           <w:tcPr>
             <w:tcW w:w="6945" w:type="dxa"/>
             <w:tcBorders>
-              <w:top w:val="single" w:sz="4" w:space="0" w:color="000000"/>
-              <w:left w:val="single" w:sz="4" w:space="0" w:color="000000"/>
-              <w:bottom w:val="single" w:sz="4" w:space="0" w:color="000000"/>
-              <w:right w:val="single" w:sz="4" w:space="0" w:color="auto"/>
+              <w:top w:val="single" w:color="000000" w:sz="4" w:space="0"/>
+              <w:left w:val="single" w:color="000000" w:sz="4" w:space="0"/>
+              <w:bottom w:val="single" w:color="000000" w:sz="4" w:space="0"/>
+              <w:right w:val="single" w:color="auto" w:sz="4" w:space="0"/>
             </w:tcBorders>
             <w:tcMar>
               <w:top w:w="0" w:type="dxa"/>
@@ -7847,7 +7671,7 @@
           </w:tcPr>
           <w:p>
             <w:pPr>
-              <w:spacing w:before="60" w:after="60"/>
+              <w:spacing w:after="60" w:before="60"/>
               <w:rPr>
                 <w:rFonts w:ascii="Times New Roman" w:hAnsi="Times New Roman" w:cs="Times New Roman"/>
                 <w:bCs/>
@@ -7857,7 +7681,7 @@
             </w:pPr>
             <w:r>
               <w:rPr>
-                <w:rFonts w:ascii="Times New Roman" w:hAnsi="Times New Roman" w:cs="Times New Roman"/>
+                <w:rFonts w:ascii="Times New Roman" w:hAnsi="Times New Roman" w:eastAsia="Times New Roman" w:cs="Times New Roman"/>
                 <w:bCs/>
                 <w:sz w:val="20"/>
                 <w:szCs w:val="20"/>
@@ -7866,7 +7690,7 @@
             </w:r>
             <w:r>
               <w:rPr>
-                <w:rFonts w:ascii="Times New Roman" w:hAnsi="Times New Roman" w:cs="Times New Roman"/>
+                <w:rFonts w:ascii="Times New Roman" w:hAnsi="Times New Roman" w:eastAsia="Times New Roman" w:cs="Times New Roman"/>
                 <w:sz w:val="20"/>
                 <w:szCs w:val="20"/>
               </w:rPr>
@@ -7878,10 +7702,10 @@
           <w:tcPr>
             <w:tcW w:w="2127" w:type="dxa"/>
             <w:tcBorders>
-              <w:top w:val="single" w:sz="4" w:space="0" w:color="000000"/>
-              <w:left w:val="single" w:sz="4" w:space="0" w:color="000000"/>
-              <w:bottom w:val="single" w:sz="4" w:space="0" w:color="000000"/>
-              <w:right w:val="single" w:sz="4" w:space="0" w:color="000000"/>
+              <w:top w:val="single" w:color="000000" w:sz="4" w:space="0"/>
+              <w:left w:val="single" w:color="000000" w:sz="4" w:space="0"/>
+              <w:bottom w:val="single" w:color="000000" w:sz="4" w:space="0"/>
+              <w:right w:val="single" w:color="000000" w:sz="4" w:space="0"/>
             </w:tcBorders>
             <w:tcMar>
               <w:top w:w="0" w:type="dxa"/>
@@ -7900,9 +7724,10 @@
             </w:pPr>
             <w:r>
               <w:rPr>
-                <w:rFonts w:ascii="Times New Roman" w:hAnsi="Times New Roman" w:cs="Times New Roman"/>
+                <w:rFonts w:ascii="Times New Roman" w:hAnsi="Times New Roman" w:eastAsia="Times New Roman" w:cs="Times New Roman"/>
                 <w:sz w:val="20"/>
                 <w:highlight w:val="yellow"/>
+                <w:szCs w:val="20"/>
               </w:rPr>
               <w:t>PRICE ON REQUEST</w:t>
             </w:r>
@@ -7911,16 +7736,17 @@
       </w:tr>
       <w:tr>
         <w:trPr>
+          <w:hidden w:val="0"/>
           <w:trHeight w:val="260"/>
         </w:trPr>
         <w:tc>
           <w:tcPr>
             <w:tcW w:w="436" w:type="dxa"/>
             <w:tcBorders>
-              <w:top w:val="single" w:sz="4" w:space="0" w:color="000000"/>
-              <w:left w:val="single" w:sz="4" w:space="0" w:color="000000"/>
-              <w:bottom w:val="single" w:sz="4" w:space="0" w:color="000000"/>
-              <w:right w:val="single" w:sz="4" w:space="0" w:color="000000"/>
+              <w:top w:val="single" w:color="000000" w:sz="4" w:space="0"/>
+              <w:left w:val="single" w:color="000000" w:sz="4" w:space="0"/>
+              <w:bottom w:val="single" w:color="000000" w:sz="4" w:space="0"/>
+              <w:right w:val="single" w:color="000000" w:sz="4" w:space="0"/>
             </w:tcBorders>
             <w:tcMar>
               <w:top w:w="0" w:type="dxa"/>
@@ -7937,7 +7763,7 @@
                 <w:tab w:val="left" w:pos="2340"/>
                 <w:tab w:val="left" w:pos="2520"/>
               </w:tabs>
-              <w:spacing w:before="40" w:after="60"/>
+              <w:spacing w:after="60" w:before="40"/>
               <w:jc w:val="center"/>
               <w:rPr>
                 <w:rFonts w:ascii="Times New Roman" w:hAnsi="Times New Roman" w:cs="Times New Roman"/>
@@ -7948,7 +7774,7 @@
             </w:pPr>
             <w:r>
               <w:rPr>
-                <w:rFonts w:ascii="Times New Roman" w:hAnsi="Times New Roman" w:cs="Times New Roman"/>
+                <w:rFonts w:ascii="Times New Roman" w:hAnsi="Times New Roman" w:cs="Times New Roman" w:eastAsiaTheme="minorHAnsi"/>
                 <w:bCs/>
                 <w:sz w:val="20"/>
                 <w:szCs w:val="20"/>
@@ -7961,10 +7787,10 @@
           <w:tcPr>
             <w:tcW w:w="6945" w:type="dxa"/>
             <w:tcBorders>
-              <w:top w:val="single" w:sz="4" w:space="0" w:color="000000"/>
-              <w:left w:val="single" w:sz="4" w:space="0" w:color="000000"/>
-              <w:bottom w:val="single" w:sz="4" w:space="0" w:color="000000"/>
-              <w:right w:val="single" w:sz="4" w:space="0" w:color="auto"/>
+              <w:top w:val="single" w:color="000000" w:sz="4" w:space="0"/>
+              <w:left w:val="single" w:color="000000" w:sz="4" w:space="0"/>
+              <w:bottom w:val="single" w:color="000000" w:sz="4" w:space="0"/>
+              <w:right w:val="single" w:color="auto" w:sz="4" w:space="0"/>
             </w:tcBorders>
             <w:tcMar>
               <w:top w:w="0" w:type="dxa"/>
@@ -7975,7 +7801,7 @@
           </w:tcPr>
           <w:p>
             <w:pPr>
-              <w:spacing w:before="40" w:after="60"/>
+              <w:spacing w:after="60" w:before="40"/>
               <w:rPr>
                 <w:rFonts w:ascii="Times New Roman" w:hAnsi="Times New Roman" w:cs="Times New Roman"/>
                 <w:bCs/>
@@ -7985,16 +7811,18 @@
             </w:pPr>
             <w:r>
               <w:rPr>
-                <w:rFonts w:ascii="Times New Roman" w:hAnsi="Times New Roman" w:cs="Times New Roman"/>
-                <w:bCs/>
-                <w:sz w:val="20"/>
+                <w:rFonts w:ascii="Times New Roman" w:hAnsi="Times New Roman" w:eastAsia="Times New Roman" w:cs="Times New Roman"/>
+                <w:bCs/>
+                <w:sz w:val="20"/>
+                <w:szCs w:val="20"/>
               </w:rPr>
               <w:t xml:space="preserve">Safety digital temperature controller </w:t>
             </w:r>
             <w:r>
               <w:rPr>
-                <w:rFonts w:ascii="Times New Roman" w:hAnsi="Times New Roman" w:cs="Times New Roman"/>
-                <w:sz w:val="20"/>
+                <w:rFonts w:ascii="Times New Roman" w:hAnsi="Times New Roman" w:eastAsia="Times New Roman" w:cs="Times New Roman"/>
+                <w:sz w:val="20"/>
+                <w:szCs w:val="20"/>
               </w:rPr>
               <w:t>with Thermocouple</w:t>
             </w:r>
@@ -8004,10 +7832,10 @@
           <w:tcPr>
             <w:tcW w:w="2127" w:type="dxa"/>
             <w:tcBorders>
-              <w:top w:val="single" w:sz="4" w:space="0" w:color="000000"/>
-              <w:left w:val="single" w:sz="4" w:space="0" w:color="000000"/>
-              <w:bottom w:val="single" w:sz="4" w:space="0" w:color="000000"/>
-              <w:right w:val="single" w:sz="4" w:space="0" w:color="000000"/>
+              <w:top w:val="single" w:color="000000" w:sz="4" w:space="0"/>
+              <w:left w:val="single" w:color="000000" w:sz="4" w:space="0"/>
+              <w:bottom w:val="single" w:color="000000" w:sz="4" w:space="0"/>
+              <w:right w:val="single" w:color="000000" w:sz="4" w:space="0"/>
             </w:tcBorders>
             <w:tcMar>
               <w:top w:w="0" w:type="dxa"/>
@@ -8026,9 +7854,10 @@
             </w:pPr>
             <w:r>
               <w:rPr>
-                <w:rFonts w:ascii="Times New Roman" w:hAnsi="Times New Roman" w:cs="Times New Roman"/>
+                <w:rFonts w:ascii="Times New Roman" w:hAnsi="Times New Roman" w:eastAsia="Times New Roman" w:cs="Times New Roman"/>
                 <w:sz w:val="20"/>
                 <w:highlight w:val="yellow"/>
+                <w:szCs w:val="20"/>
               </w:rPr>
               <w:t>PRICE ON REQUEST</w:t>
             </w:r>
@@ -8072,7 +7901,7 @@
           <w:sz w:val="22"/>
           <w:szCs w:val="32"/>
           <w:u w:val="single"/>
-          <w:lang w:val="en-US"/>
+          <w:lang w:val="en-US" w:eastAsia="en-US" w:bidi="ar-SA"/>
         </w:rPr>
         <w:t>INSULATION CRACKING</w:t>
       </w:r>
@@ -8087,12 +7916,48 @@
       </w:pPr>
       <w:r>
         <w:rPr>
+          <w:rFonts w:ascii="Times New Roman" w:hAnsi="Times New Roman" w:eastAsia="Times New Roman" w:cs="Times New Roman"/>
+          <w:sz w:val="20"/>
+          <w:lang w:val="en-US" w:eastAsia="en-US" w:bidi="ar-SA"/>
+          <w:szCs w:val="20"/>
+        </w:rPr>
+        <w:t xml:space="preserve">       The insulation material in this furnace is susceptible to surface cracking as a result of temperature cycling. This is  </w:t>
+      </w:r>
+    </w:p>
+    <w:p>
+      <w:pPr>
+        <w:rPr>
           <w:rFonts w:ascii="Times New Roman" w:hAnsi="Times New Roman" w:cs="Times New Roman"/>
           <w:sz w:val="20"/>
           <w:lang w:val="en-US"/>
         </w:rPr>
-        <w:lastRenderedPageBreak/>
-        <w:t xml:space="preserve">       The insulation material in this furnace is susceptible to surface cracking as a result of temperature cycling. This is  </w:t>
+      </w:pPr>
+      <w:r>
+        <w:rPr>
+          <w:rFonts w:ascii="Times New Roman" w:hAnsi="Times New Roman" w:eastAsia="Times New Roman" w:cs="Times New Roman"/>
+          <w:sz w:val="20"/>
+          <w:lang w:val="en-US" w:eastAsia="en-US" w:bidi="ar-SA"/>
+          <w:szCs w:val="20"/>
+        </w:rPr>
+        <w:t xml:space="preserve">       a normal occurrence and such cracking </w:t>
+      </w:r>
+      <w:r>
+        <w:rPr>
+          <w:rFonts w:ascii="Times New Roman" w:hAnsi="Times New Roman" w:eastAsia="Times New Roman" w:cs="Times New Roman"/>
+          <w:sz w:val="20"/>
+          <w:lang w:val="en-US" w:eastAsia="en-US" w:bidi="ar-SA"/>
+          <w:szCs w:val="20"/>
+        </w:rPr>
+        <w:t>is</w:t>
+      </w:r>
+      <w:r>
+        <w:rPr>
+          <w:rFonts w:ascii="Times New Roman" w:hAnsi="Times New Roman" w:eastAsia="Times New Roman" w:cs="Times New Roman"/>
+          <w:sz w:val="20"/>
+          <w:lang w:val="en-US" w:eastAsia="en-US" w:bidi="ar-SA"/>
+          <w:szCs w:val="20"/>
+        </w:rPr>
+        <w:t xml:space="preserve"> not detrimental to the performance of the overall life of the furnace,  </w:t>
       </w:r>
     </w:p>
     <w:p>
@@ -8105,44 +7970,10 @@
       </w:pPr>
       <w:r>
         <w:rPr>
-          <w:rFonts w:ascii="Times New Roman" w:hAnsi="Times New Roman" w:cs="Times New Roman"/>
+          <w:rFonts w:ascii="Times New Roman" w:hAnsi="Times New Roman" w:eastAsia="Times New Roman" w:cs="Times New Roman"/>
           <w:sz w:val="20"/>
-          <w:lang w:val="en-US"/>
-        </w:rPr>
-        <w:t xml:space="preserve">       a normal occurrence and such cracking </w:t>
-      </w:r>
-      <w:proofErr w:type="gramStart"/>
-      <w:r>
-        <w:rPr>
-          <w:rFonts w:ascii="Times New Roman" w:hAnsi="Times New Roman" w:cs="Times New Roman"/>
-          <w:sz w:val="20"/>
-          <w:lang w:val="en-US"/>
-        </w:rPr>
-        <w:t>is</w:t>
-      </w:r>
-      <w:proofErr w:type="gramEnd"/>
-      <w:r>
-        <w:rPr>
-          <w:rFonts w:ascii="Times New Roman" w:hAnsi="Times New Roman" w:cs="Times New Roman"/>
-          <w:sz w:val="20"/>
-          <w:lang w:val="en-US"/>
-        </w:rPr>
-        <w:t xml:space="preserve"> not detrimental to the performance of the overall life of the furnace,  </w:t>
-      </w:r>
-    </w:p>
-    <w:p>
-      <w:pPr>
-        <w:rPr>
-          <w:rFonts w:ascii="Times New Roman" w:hAnsi="Times New Roman" w:cs="Times New Roman"/>
-          <w:sz w:val="20"/>
-          <w:lang w:val="en-US"/>
-        </w:rPr>
-      </w:pPr>
-      <w:r>
-        <w:rPr>
-          <w:rFonts w:ascii="Times New Roman" w:hAnsi="Times New Roman" w:cs="Times New Roman"/>
-          <w:sz w:val="20"/>
-          <w:lang w:val="en-US"/>
+          <w:lang w:val="en-US" w:eastAsia="en-US" w:bidi="ar-SA"/>
+          <w:szCs w:val="20"/>
         </w:rPr>
         <w:t xml:space="preserve">       under normal operation.</w:t>
       </w:r>
@@ -8170,7 +8001,7 @@
         <w:suppressAutoHyphens w:val="0"/>
         <w:autoSpaceDN/>
         <w:spacing w:line="276" w:lineRule="auto"/>
-        <w:ind w:left="426" w:hanging="426"/>
+        <w:ind w:hanging="426" w:left="426"/>
         <w:contextualSpacing/>
         <w:textAlignment w:val="auto"/>
         <w:rPr>
@@ -8185,7 +8016,7 @@
           <w:b/>
           <w:szCs w:val="32"/>
           <w:u w:val="single"/>
-          <w:lang w:val="en-US"/>
+          <w:lang w:val="en-US" w:eastAsia="en-US" w:bidi="ar-SA"/>
         </w:rPr>
         <w:t>LOADING THE FURNACE</w:t>
       </w:r>
@@ -8200,11 +8031,30 @@
       </w:pPr>
       <w:r>
         <w:rPr>
+          <w:rFonts w:ascii="Times New Roman" w:hAnsi="Times New Roman" w:eastAsia="Times New Roman" w:cs="Times New Roman"/>
+          <w:sz w:val="20"/>
+          <w:lang w:val="en-US" w:eastAsia="en-US" w:bidi="ar-SA"/>
+          <w:szCs w:val="20"/>
+        </w:rPr>
+        <w:t xml:space="preserve">       When heating large object, in particular poor conductors, avoid shielding the thermocouple from the heating  </w:t>
+      </w:r>
+    </w:p>
+    <w:p>
+      <w:pPr>
+        <w:rPr>
           <w:rFonts w:ascii="Times New Roman" w:hAnsi="Times New Roman" w:cs="Times New Roman"/>
           <w:sz w:val="20"/>
           <w:lang w:val="en-US"/>
         </w:rPr>
-        <w:t xml:space="preserve">       When heating large object, in particular poor conductors, avoid shielding the thermocouple from the heating  </w:t>
+      </w:pPr>
+      <w:r>
+        <w:rPr>
+          <w:rFonts w:ascii="Times New Roman" w:hAnsi="Times New Roman" w:eastAsia="Times New Roman" w:cs="Times New Roman"/>
+          <w:sz w:val="20"/>
+          <w:lang w:val="en-US" w:eastAsia="en-US" w:bidi="ar-SA"/>
+          <w:szCs w:val="20"/>
+        </w:rPr>
+        <w:t xml:space="preserve">       element. Also ensure that nothing is within 15 mm of the elements.</w:t>
       </w:r>
     </w:p>
     <w:p>
@@ -8217,11 +8067,30 @@
       </w:pPr>
       <w:r>
         <w:rPr>
+          <w:rFonts w:ascii="Times New Roman" w:hAnsi="Times New Roman" w:eastAsia="Times New Roman" w:cs="Times New Roman"/>
+          <w:sz w:val="20"/>
+          <w:lang w:val="en-US" w:eastAsia="en-US" w:bidi="ar-SA"/>
+          <w:szCs w:val="20"/>
+        </w:rPr>
+        <w:t xml:space="preserve">       The thermocouple is intended to sense the temperature near the heating element. </w:t>
+      </w:r>
+    </w:p>
+    <w:p>
+      <w:pPr>
+        <w:rPr>
           <w:rFonts w:ascii="Times New Roman" w:hAnsi="Times New Roman" w:cs="Times New Roman"/>
           <w:sz w:val="20"/>
           <w:lang w:val="en-US"/>
         </w:rPr>
-        <w:t xml:space="preserve">       element. Also ensure that nothing is within 15 mm of the elements.</w:t>
+      </w:pPr>
+      <w:r>
+        <w:rPr>
+          <w:rFonts w:ascii="Times New Roman" w:hAnsi="Times New Roman" w:eastAsia="Times New Roman" w:cs="Times New Roman"/>
+          <w:sz w:val="20"/>
+          <w:lang w:val="en-US" w:eastAsia="en-US" w:bidi="ar-SA"/>
+          <w:szCs w:val="20"/>
+        </w:rPr>
+        <w:t xml:space="preserve">       However if a large object is placed in the chamber it may record the average</w:t>
       </w:r>
     </w:p>
     <w:p>
@@ -8234,11 +8103,67 @@
       </w:pPr>
       <w:r>
         <w:rPr>
+          <w:rFonts w:ascii="Times New Roman" w:hAnsi="Times New Roman" w:eastAsia="Times New Roman" w:cs="Times New Roman"/>
+          <w:sz w:val="20"/>
+          <w:lang w:val="en-US" w:eastAsia="en-US" w:bidi="ar-SA"/>
+          <w:szCs w:val="20"/>
+        </w:rPr>
+        <w:t xml:space="preserve">       Temperature of the </w:t>
+      </w:r>
+      <w:r>
+        <w:rPr>
+          <w:rFonts w:ascii="Times New Roman" w:hAnsi="Times New Roman" w:eastAsia="Times New Roman" w:cs="Times New Roman"/>
+          <w:b/>
+          <w:sz w:val="20"/>
+          <w:lang w:val="en-US" w:eastAsia="en-US" w:bidi="ar-SA"/>
+          <w:szCs w:val="20"/>
+        </w:rPr>
+        <w:t>object and the</w:t>
+      </w:r>
+      <w:r>
+        <w:rPr>
+          <w:rFonts w:ascii="Times New Roman" w:hAnsi="Times New Roman" w:eastAsia="Times New Roman" w:cs="Times New Roman"/>
+          <w:sz w:val="20"/>
+          <w:lang w:val="en-US" w:eastAsia="en-US" w:bidi="ar-SA"/>
+          <w:szCs w:val="20"/>
+        </w:rPr>
+        <w:t xml:space="preserve"> elements, which can lead to </w:t>
+      </w:r>
+      <w:r>
+        <w:rPr>
+          <w:rFonts w:ascii="Times New Roman" w:hAnsi="Times New Roman" w:eastAsia="Times New Roman" w:cs="Times New Roman"/>
+          <w:sz w:val="20"/>
+          <w:lang w:val="en-US" w:eastAsia="en-US" w:bidi="ar-SA"/>
+          <w:szCs w:val="20"/>
+        </w:rPr>
+        <w:t>over heating</w:t>
+      </w:r>
+      <w:r>
+        <w:rPr>
+          <w:rFonts w:ascii="Times New Roman" w:hAnsi="Times New Roman" w:eastAsia="Times New Roman" w:cs="Times New Roman"/>
+          <w:sz w:val="20"/>
+          <w:lang w:val="en-US" w:eastAsia="en-US" w:bidi="ar-SA"/>
+          <w:szCs w:val="20"/>
+        </w:rPr>
+        <w:t xml:space="preserve"> of the Elements. </w:t>
+      </w:r>
+    </w:p>
+    <w:p>
+      <w:pPr>
+        <w:rPr>
           <w:rFonts w:ascii="Times New Roman" w:hAnsi="Times New Roman" w:cs="Times New Roman"/>
           <w:sz w:val="20"/>
           <w:lang w:val="en-US"/>
         </w:rPr>
-        <w:t xml:space="preserve">       The thermocouple is intended to sense the temperature near the heating element. </w:t>
+      </w:pPr>
+      <w:r>
+        <w:rPr>
+          <w:rFonts w:ascii="Times New Roman" w:hAnsi="Times New Roman" w:eastAsia="Times New Roman" w:cs="Times New Roman"/>
+          <w:sz w:val="20"/>
+          <w:lang w:val="en-US" w:eastAsia="en-US" w:bidi="ar-SA"/>
+          <w:szCs w:val="20"/>
+        </w:rPr>
+        <w:t xml:space="preserve">       Allow large objects to gain heat at a lower temperature and then reset the controller to a </w:t>
       </w:r>
     </w:p>
     <w:p>
@@ -8251,112 +8176,28 @@
       </w:pPr>
       <w:r>
         <w:rPr>
+          <w:rFonts w:ascii="Times New Roman" w:hAnsi="Times New Roman" w:eastAsia="Times New Roman" w:cs="Times New Roman"/>
+          <w:sz w:val="20"/>
+          <w:lang w:val="en-US" w:eastAsia="en-US" w:bidi="ar-SA"/>
+          <w:szCs w:val="20"/>
+        </w:rPr>
+        <w:t xml:space="preserve">       Temperature close to the desired maximum.</w:t>
+      </w:r>
+    </w:p>
+    <w:p>
+      <w:pPr>
+        <w:rPr>
           <w:rFonts w:ascii="Times New Roman" w:hAnsi="Times New Roman" w:cs="Times New Roman"/>
           <w:sz w:val="20"/>
           <w:lang w:val="en-US"/>
         </w:rPr>
-        <w:t xml:space="preserve">       However if a large object is placed in the chamber it may record the average</w:t>
-      </w:r>
-    </w:p>
-    <w:p>
-      <w:pPr>
-        <w:rPr>
-          <w:rFonts w:ascii="Times New Roman" w:hAnsi="Times New Roman" w:cs="Times New Roman"/>
+      </w:pPr>
+      <w:r>
+        <w:rPr>
+          <w:rFonts w:ascii="Times New Roman" w:hAnsi="Times New Roman" w:eastAsia="Times New Roman" w:cs="Times New Roman"/>
           <w:sz w:val="20"/>
-          <w:lang w:val="en-US"/>
-        </w:rPr>
-      </w:pPr>
-      <w:r>
-        <w:rPr>
-          <w:rFonts w:ascii="Times New Roman" w:hAnsi="Times New Roman" w:cs="Times New Roman"/>
-          <w:sz w:val="20"/>
-          <w:lang w:val="en-US"/>
-        </w:rPr>
-        <w:t xml:space="preserve">       Temperature of the </w:t>
-      </w:r>
-      <w:r>
-        <w:rPr>
-          <w:rFonts w:ascii="Times New Roman" w:hAnsi="Times New Roman" w:cs="Times New Roman"/>
-          <w:b/>
-          <w:sz w:val="20"/>
-          <w:lang w:val="en-US"/>
-        </w:rPr>
-        <w:t>object and the</w:t>
-      </w:r>
-      <w:r>
-        <w:rPr>
-          <w:rFonts w:ascii="Times New Roman" w:hAnsi="Times New Roman" w:cs="Times New Roman"/>
-          <w:sz w:val="20"/>
-          <w:lang w:val="en-US"/>
-        </w:rPr>
-        <w:t xml:space="preserve"> elements, which can lead to </w:t>
-      </w:r>
-      <w:proofErr w:type="spellStart"/>
-      <w:r>
-        <w:rPr>
-          <w:rFonts w:ascii="Times New Roman" w:hAnsi="Times New Roman" w:cs="Times New Roman"/>
-          <w:sz w:val="20"/>
-          <w:lang w:val="en-US"/>
-        </w:rPr>
-        <w:t>over heating</w:t>
-      </w:r>
-      <w:proofErr w:type="spellEnd"/>
-      <w:r>
-        <w:rPr>
-          <w:rFonts w:ascii="Times New Roman" w:hAnsi="Times New Roman" w:cs="Times New Roman"/>
-          <w:sz w:val="20"/>
-          <w:lang w:val="en-US"/>
-        </w:rPr>
-        <w:t xml:space="preserve"> of the Elements. </w:t>
-      </w:r>
-    </w:p>
-    <w:p>
-      <w:pPr>
-        <w:rPr>
-          <w:rFonts w:ascii="Times New Roman" w:hAnsi="Times New Roman" w:cs="Times New Roman"/>
-          <w:sz w:val="20"/>
-          <w:lang w:val="en-US"/>
-        </w:rPr>
-      </w:pPr>
-      <w:r>
-        <w:rPr>
-          <w:rFonts w:ascii="Times New Roman" w:hAnsi="Times New Roman" w:cs="Times New Roman"/>
-          <w:sz w:val="20"/>
-          <w:lang w:val="en-US"/>
-        </w:rPr>
-        <w:t xml:space="preserve">       Allow large objects to gain heat at a lower temperature and then reset the controller to a </w:t>
-      </w:r>
-    </w:p>
-    <w:p>
-      <w:pPr>
-        <w:rPr>
-          <w:rFonts w:ascii="Times New Roman" w:hAnsi="Times New Roman" w:cs="Times New Roman"/>
-          <w:sz w:val="20"/>
-          <w:lang w:val="en-US"/>
-        </w:rPr>
-      </w:pPr>
-      <w:r>
-        <w:rPr>
-          <w:rFonts w:ascii="Times New Roman" w:hAnsi="Times New Roman" w:cs="Times New Roman"/>
-          <w:sz w:val="20"/>
-          <w:lang w:val="en-US"/>
-        </w:rPr>
-        <w:t xml:space="preserve">       Temperature close to the desired maximum.</w:t>
-      </w:r>
-    </w:p>
-    <w:p>
-      <w:pPr>
-        <w:rPr>
-          <w:rFonts w:ascii="Times New Roman" w:hAnsi="Times New Roman" w:cs="Times New Roman"/>
-          <w:sz w:val="20"/>
-          <w:lang w:val="en-US"/>
-        </w:rPr>
-      </w:pPr>
-      <w:r>
-        <w:rPr>
-          <w:rFonts w:ascii="Times New Roman" w:hAnsi="Times New Roman" w:cs="Times New Roman"/>
-          <w:sz w:val="20"/>
-          <w:lang w:val="en-US"/>
+          <w:lang w:val="en-US" w:eastAsia="en-US" w:bidi="ar-SA"/>
+          <w:szCs w:val="20"/>
         </w:rPr>
         <w:t xml:space="preserve">       Take care that nothing hits the elements when loading and unloading.</w:t>
       </w:r>
@@ -8381,7 +8222,7 @@
         <w:suppressAutoHyphens w:val="0"/>
         <w:autoSpaceDN/>
         <w:spacing w:line="276" w:lineRule="auto"/>
-        <w:ind w:left="426" w:hanging="426"/>
+        <w:ind w:hanging="426" w:left="426"/>
         <w:contextualSpacing/>
         <w:textAlignment w:val="auto"/>
         <w:rPr>
@@ -8392,13 +8233,14 @@
         </w:rPr>
       </w:pPr>
       <w:r>
+        <w:softHyphen/>
+      </w:r>
+      <w:r>
         <w:rPr>
           <w:b/>
-          <w:szCs w:val="32"/>
           <w:u w:val="single"/>
-          <w:lang w:val="en-US"/>
-        </w:rPr>
-        <w:softHyphen/>
+          <w:lang w:val="en-US" w:eastAsia="en-US" w:bidi="ar-SA"/>
+        </w:rPr>
         <w:t>OPENING THE DOOR</w:t>
       </w:r>
     </w:p>
@@ -8412,11 +8254,30 @@
       </w:pPr>
       <w:r>
         <w:rPr>
+          <w:rFonts w:ascii="Times New Roman" w:hAnsi="Times New Roman" w:eastAsia="Times New Roman" w:cs="Times New Roman"/>
+          <w:sz w:val="20"/>
+          <w:lang w:val="en-US" w:eastAsia="en-US" w:bidi="ar-SA"/>
+          <w:szCs w:val="20"/>
+        </w:rPr>
+        <w:t xml:space="preserve">        Take great care when loading or unloading the furnace chamber. See section 4.2 before removing a hot object </w:t>
+      </w:r>
+    </w:p>
+    <w:p>
+      <w:pPr>
+        <w:rPr>
           <w:rFonts w:ascii="Times New Roman" w:hAnsi="Times New Roman" w:cs="Times New Roman"/>
           <w:sz w:val="20"/>
           <w:lang w:val="en-US"/>
         </w:rPr>
-        <w:t xml:space="preserve">        Take great care when loading or unloading the furnace chamber. See section 4.2 before removing a hot object </w:t>
+      </w:pPr>
+      <w:r>
+        <w:rPr>
+          <w:rFonts w:ascii="Times New Roman" w:hAnsi="Times New Roman" w:eastAsia="Times New Roman" w:cs="Times New Roman"/>
+          <w:sz w:val="20"/>
+          <w:lang w:val="en-US" w:eastAsia="en-US" w:bidi="ar-SA"/>
+          <w:szCs w:val="20"/>
+        </w:rPr>
+        <w:t xml:space="preserve">        from the furnace; ensure a suitable surface is available on which to put it.</w:t>
       </w:r>
     </w:p>
     <w:p>
@@ -8429,11 +8290,49 @@
       </w:pPr>
       <w:r>
         <w:rPr>
+          <w:rFonts w:ascii="Times New Roman" w:hAnsi="Times New Roman" w:eastAsia="Times New Roman" w:cs="Times New Roman"/>
+          <w:sz w:val="20"/>
+          <w:lang w:val="en-US" w:eastAsia="en-US" w:bidi="ar-SA"/>
+          <w:szCs w:val="20"/>
+        </w:rPr>
+        <w:t xml:space="preserve">        Do not open the door at high temperature. If possible, do the open at above 200</w:t>
+      </w:r>
+      <w:r>
+        <w:rPr>
+          <w:rFonts w:ascii="Times New Roman" w:hAnsi="Times New Roman" w:eastAsia="Times New Roman" w:cs="Times New Roman"/>
+          <w:sz w:val="20"/>
+          <w:vertAlign w:val="superscript"/>
+          <w:lang w:val="en-US" w:eastAsia="en-US" w:bidi="ar-SA"/>
+          <w:szCs w:val="20"/>
+        </w:rPr>
+        <w:t>0</w:t>
+      </w:r>
+      <w:r>
+        <w:rPr>
+          <w:rFonts w:ascii="Times New Roman" w:hAnsi="Times New Roman" w:eastAsia="Times New Roman" w:cs="Times New Roman"/>
+          <w:sz w:val="20"/>
+          <w:lang w:val="en-US" w:eastAsia="en-US" w:bidi="ar-SA"/>
+          <w:szCs w:val="20"/>
+        </w:rPr>
+        <w:t xml:space="preserve">C. If it is necessary to load or   </w:t>
+      </w:r>
+    </w:p>
+    <w:p>
+      <w:pPr>
+        <w:rPr>
           <w:rFonts w:ascii="Times New Roman" w:hAnsi="Times New Roman" w:cs="Times New Roman"/>
           <w:sz w:val="20"/>
           <w:lang w:val="en-US"/>
         </w:rPr>
-        <w:t xml:space="preserve">        from the furnace; ensure a suitable surface is available on which to put it.</w:t>
+      </w:pPr>
+      <w:r>
+        <w:rPr>
+          <w:rFonts w:ascii="Times New Roman" w:hAnsi="Times New Roman" w:eastAsia="Times New Roman" w:cs="Times New Roman"/>
+          <w:sz w:val="20"/>
+          <w:lang w:val="en-US" w:eastAsia="en-US" w:bidi="ar-SA"/>
+          <w:szCs w:val="20"/>
+        </w:rPr>
+        <w:t xml:space="preserve">        unload work at elevated temperatures, keep the door open for short a period as possible. The insulation cools        </w:t>
       </w:r>
     </w:p>
     <w:p>
@@ -8446,60 +8345,10 @@
       </w:pPr>
       <w:r>
         <w:rPr>
-          <w:rFonts w:ascii="Times New Roman" w:hAnsi="Times New Roman" w:cs="Times New Roman"/>
+          <w:rFonts w:ascii="Times New Roman" w:hAnsi="Times New Roman" w:eastAsia="Times New Roman" w:cs="Times New Roman"/>
           <w:sz w:val="20"/>
-          <w:lang w:val="en-US"/>
-        </w:rPr>
-        <w:t xml:space="preserve">        Do not open the door at high temperature. If possible, do the open at above 200</w:t>
-      </w:r>
-      <w:r>
-        <w:rPr>
-          <w:rFonts w:ascii="Times New Roman" w:hAnsi="Times New Roman" w:cs="Times New Roman"/>
-          <w:sz w:val="20"/>
-          <w:vertAlign w:val="superscript"/>
-          <w:lang w:val="en-US"/>
-        </w:rPr>
-        <w:t>0</w:t>
-      </w:r>
-      <w:r>
-        <w:rPr>
-          <w:rFonts w:ascii="Times New Roman" w:hAnsi="Times New Roman" w:cs="Times New Roman"/>
-          <w:sz w:val="20"/>
-          <w:lang w:val="en-US"/>
-        </w:rPr>
-        <w:t xml:space="preserve">C. If it is necessary to load or   </w:t>
-      </w:r>
-    </w:p>
-    <w:p>
-      <w:pPr>
-        <w:rPr>
-          <w:rFonts w:ascii="Times New Roman" w:hAnsi="Times New Roman" w:cs="Times New Roman"/>
-          <w:sz w:val="20"/>
-          <w:lang w:val="en-US"/>
-        </w:rPr>
-      </w:pPr>
-      <w:r>
-        <w:rPr>
-          <w:rFonts w:ascii="Times New Roman" w:hAnsi="Times New Roman" w:cs="Times New Roman"/>
-          <w:sz w:val="20"/>
-          <w:lang w:val="en-US"/>
-        </w:rPr>
-        <w:t xml:space="preserve">        unload work at elevated temperatures, keep the door open for short a period as possible. The insulation cools        </w:t>
-      </w:r>
-    </w:p>
-    <w:p>
-      <w:pPr>
-        <w:rPr>
-          <w:rFonts w:ascii="Times New Roman" w:hAnsi="Times New Roman" w:cs="Times New Roman"/>
-          <w:sz w:val="20"/>
-          <w:lang w:val="en-US"/>
-        </w:rPr>
-      </w:pPr>
-      <w:r>
-        <w:rPr>
-          <w:rFonts w:ascii="Times New Roman" w:hAnsi="Times New Roman" w:cs="Times New Roman"/>
-          <w:sz w:val="20"/>
-          <w:lang w:val="en-US"/>
+          <w:lang w:val="en-US" w:eastAsia="en-US" w:bidi="ar-SA"/>
+          <w:szCs w:val="20"/>
         </w:rPr>
         <w:t xml:space="preserve">        quickly and may crack through thermal shock.</w:t>
       </w:r>
@@ -8517,9 +8366,10 @@
       </w:pPr>
       <w:r>
         <w:rPr>
-          <w:rFonts w:ascii="Times New Roman" w:hAnsi="Times New Roman" w:cs="Times New Roman"/>
+          <w:rFonts w:ascii="Times New Roman" w:hAnsi="Times New Roman" w:eastAsia="Times New Roman" w:cs="Times New Roman"/>
           <w:sz w:val="20"/>
-          <w:lang w:val="en-US"/>
+          <w:lang w:val="en-US" w:eastAsia="en-US" w:bidi="ar-SA"/>
+          <w:szCs w:val="20"/>
         </w:rPr>
         <w:t xml:space="preserve">        The heating elements and the insulation are very susceptible to mechanical shock. At all times operate the door  </w:t>
       </w:r>
@@ -8537,11 +8387,30 @@
       </w:pPr>
       <w:r>
         <w:rPr>
+          <w:rFonts w:ascii="Times New Roman" w:hAnsi="Times New Roman" w:eastAsia="Times New Roman" w:cs="Times New Roman"/>
+          <w:sz w:val="20"/>
+          <w:lang w:val="en-US" w:eastAsia="en-US" w:bidi="ar-SA"/>
+          <w:szCs w:val="20"/>
+        </w:rPr>
+        <w:t xml:space="preserve">        gently to avoid mechanical shock.</w:t>
+      </w:r>
+    </w:p>
+    <w:p>
+      <w:pPr>
+        <w:rPr>
           <w:rFonts w:ascii="Times New Roman" w:hAnsi="Times New Roman" w:cs="Times New Roman"/>
           <w:sz w:val="20"/>
           <w:lang w:val="en-US"/>
         </w:rPr>
-        <w:t xml:space="preserve">        gently to avoid mechanical shock.</w:t>
+      </w:pPr>
+      <w:r>
+        <w:rPr>
+          <w:rFonts w:ascii="Times New Roman" w:hAnsi="Times New Roman" w:eastAsia="Times New Roman" w:cs="Times New Roman"/>
+          <w:sz w:val="20"/>
+          <w:lang w:val="en-US" w:eastAsia="en-US" w:bidi="ar-SA"/>
+          <w:szCs w:val="20"/>
+        </w:rPr>
+        <w:t xml:space="preserve">        Opening the door when the furnace is very hot can cause hot air to be sucked by the case cooling fans towards  </w:t>
       </w:r>
     </w:p>
     <w:p>
@@ -8554,43 +8423,28 @@
       </w:pPr>
       <w:r>
         <w:rPr>
+          <w:rFonts w:ascii="Times New Roman" w:hAnsi="Times New Roman" w:eastAsia="Times New Roman" w:cs="Times New Roman"/>
+          <w:sz w:val="20"/>
+          <w:lang w:val="en-US" w:eastAsia="en-US" w:bidi="ar-SA"/>
+          <w:szCs w:val="20"/>
+        </w:rPr>
+        <w:t xml:space="preserve">        the thermal cut out and activate it (see section 4.11). Avoid excessive door opening and shut it as soon as   </w:t>
+      </w:r>
+    </w:p>
+    <w:p>
+      <w:pPr>
+        <w:rPr>
           <w:rFonts w:ascii="Times New Roman" w:hAnsi="Times New Roman" w:cs="Times New Roman"/>
           <w:sz w:val="20"/>
           <w:lang w:val="en-US"/>
         </w:rPr>
-        <w:t xml:space="preserve">        Opening the door when the furnace is very hot can cause hot air to be sucked by the case cooling fans towards  </w:t>
-      </w:r>
-    </w:p>
-    <w:p>
-      <w:pPr>
-        <w:rPr>
-          <w:rFonts w:ascii="Times New Roman" w:hAnsi="Times New Roman" w:cs="Times New Roman"/>
+      </w:pPr>
+      <w:r>
+        <w:rPr>
+          <w:rFonts w:ascii="Times New Roman" w:hAnsi="Times New Roman" w:eastAsia="Times New Roman" w:cs="Times New Roman"/>
           <w:sz w:val="20"/>
-          <w:lang w:val="en-US"/>
-        </w:rPr>
-      </w:pPr>
-      <w:r>
-        <w:rPr>
-          <w:rFonts w:ascii="Times New Roman" w:hAnsi="Times New Roman" w:cs="Times New Roman"/>
-          <w:sz w:val="20"/>
-          <w:lang w:val="en-US"/>
-        </w:rPr>
-        <w:t xml:space="preserve">        the thermal cut out and activate it (see section 4.11). Avoid excessive door opening and shut it as soon as   </w:t>
-      </w:r>
-    </w:p>
-    <w:p>
-      <w:pPr>
-        <w:rPr>
-          <w:rFonts w:ascii="Times New Roman" w:hAnsi="Times New Roman" w:cs="Times New Roman"/>
-          <w:sz w:val="20"/>
-          <w:lang w:val="en-US"/>
-        </w:rPr>
-      </w:pPr>
-      <w:r>
-        <w:rPr>
-          <w:rFonts w:ascii="Times New Roman" w:hAnsi="Times New Roman" w:cs="Times New Roman"/>
-          <w:sz w:val="20"/>
-          <w:lang w:val="en-US"/>
+          <w:lang w:val="en-US" w:eastAsia="en-US" w:bidi="ar-SA"/>
+          <w:szCs w:val="20"/>
         </w:rPr>
         <w:t xml:space="preserve">        possible.</w:t>
       </w:r>
@@ -8618,19 +8472,19 @@
       </w:pPr>
       <w:r>
         <w:rPr>
-          <w:rFonts w:ascii="Times New Roman" w:hAnsi="Times New Roman" w:cs="Times New Roman"/>
+          <w:rFonts w:ascii="Times New Roman" w:hAnsi="Times New Roman" w:eastAsia="Times New Roman" w:cs="Times New Roman"/>
           <w:b/>
           <w:sz w:val="24"/>
-          <w:szCs w:val="16"/>
+          <w:szCs w:val="24"/>
           <w:u w:val="single"/>
         </w:rPr>
         <w:t>WARRANTY:</w:t>
       </w:r>
       <w:r>
         <w:rPr>
-          <w:rFonts w:ascii="Times New Roman" w:hAnsi="Times New Roman" w:cs="Times New Roman"/>
+          <w:rFonts w:ascii="Times New Roman" w:hAnsi="Times New Roman" w:eastAsia="Times New Roman" w:cs="Times New Roman"/>
           <w:sz w:val="24"/>
-          <w:szCs w:val="16"/>
+          <w:szCs w:val="24"/>
           <w:u w:val="single"/>
         </w:rPr>
         <w:t xml:space="preserve"> </w:t>
@@ -8649,7 +8503,7 @@
         </w:tabs>
         <w:suppressAutoHyphens w:val="0"/>
         <w:autoSpaceDN/>
-        <w:ind w:left="90" w:firstLine="0"/>
+        <w:ind w:firstLine="0" w:left="90"/>
         <w:contextualSpacing/>
         <w:jc w:val="both"/>
         <w:textAlignment w:val="auto"/>
@@ -8661,7 +8515,7 @@
       <w:r>
         <w:rPr>
           <w:sz w:val="20"/>
-          <w:szCs w:val="16"/>
+          <w:szCs w:val="20"/>
         </w:rPr>
         <w:t>Heating Elements and Alumina Tube are not warranted.</w:t>
       </w:r>
@@ -8679,7 +8533,7 @@
         </w:tabs>
         <w:suppressAutoHyphens w:val="0"/>
         <w:autoSpaceDN/>
-        <w:ind w:left="90" w:firstLine="0"/>
+        <w:ind w:firstLine="0" w:left="90"/>
         <w:contextualSpacing/>
         <w:jc w:val="both"/>
         <w:textAlignment w:val="auto"/>
@@ -8691,7 +8545,7 @@
       <w:r>
         <w:rPr>
           <w:sz w:val="20"/>
-          <w:szCs w:val="16"/>
+          <w:szCs w:val="20"/>
         </w:rPr>
         <w:t xml:space="preserve">All the components of furnace are warranted for the duration of 12 Months against any manufacturing defect.      </w:t>
       </w:r>
@@ -8709,7 +8563,7 @@
         </w:tabs>
         <w:suppressAutoHyphens w:val="0"/>
         <w:autoSpaceDN/>
-        <w:ind w:left="90" w:firstLine="0"/>
+        <w:ind w:firstLine="0" w:left="90"/>
         <w:contextualSpacing/>
         <w:jc w:val="both"/>
         <w:textAlignment w:val="auto"/>
@@ -8721,7 +8575,7 @@
       <w:r>
         <w:rPr>
           <w:sz w:val="20"/>
-          <w:szCs w:val="16"/>
+          <w:szCs w:val="20"/>
         </w:rPr>
         <w:t>The defected component will be replaced.</w:t>
       </w:r>
@@ -8739,7 +8593,7 @@
         </w:tabs>
         <w:suppressAutoHyphens w:val="0"/>
         <w:autoSpaceDN/>
-        <w:ind w:left="90" w:firstLine="0"/>
+        <w:ind w:firstLine="0" w:left="90"/>
         <w:contextualSpacing/>
         <w:jc w:val="both"/>
         <w:textAlignment w:val="auto"/>
@@ -8751,7 +8605,7 @@
       <w:r>
         <w:rPr>
           <w:sz w:val="20"/>
-          <w:szCs w:val="16"/>
+          <w:szCs w:val="20"/>
         </w:rPr>
         <w:t xml:space="preserve">The furnace should be used as per the instructions and training. </w:t>
       </w:r>
@@ -8769,7 +8623,7 @@
         </w:tabs>
         <w:suppressAutoHyphens w:val="0"/>
         <w:autoSpaceDN/>
-        <w:ind w:left="90" w:firstLine="0"/>
+        <w:ind w:firstLine="0" w:left="90"/>
         <w:contextualSpacing/>
         <w:jc w:val="both"/>
         <w:textAlignment w:val="auto"/>
@@ -8781,7 +8635,7 @@
       <w:r>
         <w:rPr>
           <w:sz w:val="20"/>
-          <w:szCs w:val="16"/>
+          <w:szCs w:val="20"/>
         </w:rPr>
         <w:t>Any damage occurring due to mishandling and wrong operational practice is not covered under warranty.</w:t>
       </w:r>
@@ -8799,7 +8653,7 @@
         </w:tabs>
         <w:suppressAutoHyphens w:val="0"/>
         <w:autoSpaceDN/>
-        <w:ind w:left="90" w:firstLine="0"/>
+        <w:ind w:firstLine="0" w:left="90"/>
         <w:contextualSpacing/>
         <w:jc w:val="both"/>
         <w:textAlignment w:val="auto"/>
@@ -8818,7 +8672,7 @@
       <w:r>
         <w:rPr>
           <w:sz w:val="20"/>
-          <w:szCs w:val="16"/>
+          <w:szCs w:val="20"/>
         </w:rPr>
         <w:t>.</w:t>
       </w:r>
@@ -8853,7 +8707,7 @@
       <w:pPr>
         <w:suppressAutoHyphens w:val="0"/>
         <w:rPr>
-          <w:rFonts w:ascii="Times New Roman" w:eastAsia="Times New Roman" w:hAnsi="Times New Roman" w:cs="Times New Roman"/>
+          <w:rFonts w:ascii="Times New Roman" w:hAnsi="Times New Roman" w:eastAsia="Times New Roman" w:cs="Times New Roman"/>
           <w:b/>
           <w:bCs/>
           <w:sz w:val="28"/>
@@ -8904,7 +8758,6 @@
         </w:rPr>
         <w:t xml:space="preserve">    Product Details: {</w:t>
       </w:r>
-      <w:proofErr w:type="spellStart"/>
       <w:r>
         <w:rPr>
           <w:sz w:val="28"/>
@@ -8912,7 +8765,6 @@
         </w:rPr>
         <w:t>product_details</w:t>
       </w:r>
-      <w:proofErr w:type="spellEnd"/>
       <w:r>
         <w:rPr>
           <w:sz w:val="28"/>
@@ -8950,26 +8802,6 @@
           <w:szCs w:val="28"/>
         </w:rPr>
       </w:pPr>
-      <w:r>
-        <w:rPr>
-          <w:sz w:val="28"/>
-          <w:szCs w:val="28"/>
-        </w:rPr>
-      </w:r>
-      <w:proofErr w:type="spellStart"/>
-      <w:r>
-        <w:rPr>
-          <w:sz w:val="28"/>
-          <w:szCs w:val="28"/>
-        </w:rPr>
-      </w:r>
-      <w:proofErr w:type="spellEnd"/>
-      <w:r>
-        <w:rPr>
-          <w:sz w:val="28"/>
-          <w:szCs w:val="28"/>
-        </w:rPr>
-      </w:r>
     </w:p>
     <w:p>
       <w:pPr>
@@ -9149,19 +8981,19 @@
         <w:tblW w:w="0" w:type="auto"/>
         <w:tblInd w:w="37" w:type="dxa"/>
         <w:tblBorders>
-          <w:top w:val="single" w:sz="4" w:space="0" w:color="000000"/>
-          <w:left w:val="single" w:sz="4" w:space="0" w:color="000000"/>
-          <w:bottom w:val="single" w:sz="4" w:space="0" w:color="000000"/>
-          <w:right w:val="single" w:sz="4" w:space="0" w:color="000000"/>
-          <w:insideH w:val="single" w:sz="4" w:space="0" w:color="000000"/>
-          <w:insideV w:val="single" w:sz="4" w:space="0" w:color="000000"/>
+          <w:top w:val="single" w:color="000000" w:sz="4" w:space="0"/>
+          <w:left w:val="single" w:color="000000" w:sz="4" w:space="0"/>
+          <w:bottom w:val="single" w:color="000000" w:sz="4" w:space="0"/>
+          <w:right w:val="single" w:color="000000" w:sz="4" w:space="0"/>
+          <w:insideH w:val="single" w:color="000000" w:sz="4" w:space="0"/>
+          <w:insideV w:val="single" w:color="000000" w:sz="4" w:space="0"/>
         </w:tblBorders>
         <w:tblLayout w:type="fixed"/>
         <w:tblCellMar>
           <w:left w:w="0" w:type="dxa"/>
           <w:right w:w="0" w:type="dxa"/>
         </w:tblCellMar>
-        <w:tblLook w:val="01E0" w:firstRow="1" w:lastRow="1" w:firstColumn="1" w:lastColumn="1" w:noHBand="0" w:noVBand="0"/>
+        <w:tblLook w:firstColumn="1" w:firstRow="1" w:lastColumn="1" w:lastRow="1" w:noHBand="0" w:noVBand="0" w:val="01E0"/>
       </w:tblPr>
       <w:tblGrid>
         <w:gridCol w:w="2689"/>
@@ -9171,6 +9003,7 @@
       </w:tblGrid>
       <w:tr>
         <w:trPr>
+          <w:hidden w:val="0"/>
           <w:trHeight w:val="323"/>
         </w:trPr>
         <w:tc>
@@ -9196,7 +9029,6 @@
                 <w:szCs w:val="28"/>
                 <w:u w:val="single"/>
               </w:rPr>
-              <w:lastRenderedPageBreak/>
               <w:t>TERMS</w:t>
             </w:r>
             <w:r>
@@ -9243,6 +9075,7 @@
       </w:tr>
       <w:tr>
         <w:trPr>
+          <w:hidden w:val="0"/>
           <w:trHeight w:val="736"/>
         </w:trPr>
         <w:tc>
@@ -9633,7 +9466,6 @@
               </w:rPr>
               <w:t xml:space="preserve"> </w:t>
             </w:r>
-            <w:proofErr w:type="spellStart"/>
             <w:r>
               <w:rPr>
                 <w:sz w:val="20"/>
@@ -9641,7 +9473,6 @@
               </w:rPr>
               <w:t>upto</w:t>
             </w:r>
-            <w:proofErr w:type="spellEnd"/>
             <w:r>
               <w:rPr>
                 <w:sz w:val="20"/>
@@ -9654,6 +9485,7 @@
       </w:tr>
       <w:tr>
         <w:trPr>
+          <w:hidden w:val="0"/>
           <w:trHeight w:val="230"/>
         </w:trPr>
         <w:tc>
@@ -9778,6 +9610,7 @@
       </w:tr>
       <w:tr>
         <w:trPr>
+          <w:hidden w:val="0"/>
           <w:trHeight w:val="786"/>
         </w:trPr>
         <w:tc>
@@ -10043,6 +9876,7 @@
       </w:tr>
       <w:tr>
         <w:trPr>
+          <w:hidden w:val="0"/>
           <w:trHeight w:val="270"/>
         </w:trPr>
         <w:tc>
@@ -10405,12 +10239,13 @@
       </w:tr>
       <w:tr>
         <w:trPr>
+          <w:hidden w:val="0"/>
           <w:trHeight w:val="457"/>
         </w:trPr>
         <w:tc>
           <w:tcPr>
             <w:tcW w:w="2689" w:type="dxa"/>
-            <w:vMerge/>
+            <w:vMerge w:val="continue"/>
           </w:tcPr>
           <w:p/>
         </w:tc>
@@ -10536,12 +10371,13 @@
       </w:tr>
       <w:tr>
         <w:trPr>
+          <w:hidden w:val="0"/>
           <w:trHeight w:val="460"/>
         </w:trPr>
         <w:tc>
           <w:tcPr>
             <w:tcW w:w="2689" w:type="dxa"/>
-            <w:vMerge/>
+            <w:vMerge w:val="continue"/>
           </w:tcPr>
           <w:p/>
         </w:tc>
@@ -10683,6 +10519,7 @@
       </w:tr>
       <w:tr>
         <w:trPr>
+          <w:hidden w:val="0"/>
           <w:trHeight w:val="282"/>
         </w:trPr>
         <w:tc>
@@ -10738,6 +10575,7 @@
       </w:tr>
       <w:tr>
         <w:trPr>
+          <w:hidden w:val="0"/>
           <w:trHeight w:val="240"/>
         </w:trPr>
         <w:tc>
@@ -10846,6 +10684,7 @@
       </w:tr>
       <w:tr>
         <w:trPr>
+          <w:hidden w:val="0"/>
           <w:trHeight w:val="527"/>
         </w:trPr>
         <w:tc>
@@ -10894,25 +10733,12 @@
               </w:rPr>
               <w:t>Extra at Actual. (Material will be book on Freight to pay basis upto nearest transporter’s godown through our Transporter M/s. OM LOGISTIC TRANSPORT).</w:t>
             </w:r>
-            <w:r>
-              <w:rPr>
-                <w:b/>
-                <w:sz w:val="20"/>
-                <w:szCs w:val="20"/>
-              </w:rPr>
-            </w:r>
-            <w:r>
-              <w:rPr>
-                <w:b/>
-                <w:sz w:val="20"/>
-                <w:szCs w:val="20"/>
-              </w:rPr>
-            </w:r>
           </w:p>
         </w:tc>
       </w:tr>
       <w:tr>
         <w:trPr>
+          <w:hidden w:val="0"/>
           <w:trHeight w:val="510"/>
         </w:trPr>
         <w:tc>
@@ -11133,6 +10959,7 @@
       </w:tr>
       <w:tr>
         <w:trPr>
+          <w:hidden w:val="0"/>
           <w:trHeight w:val="688"/>
         </w:trPr>
         <w:tc>
@@ -11318,6 +11145,7 @@
       </w:tr>
       <w:tr>
         <w:trPr>
+          <w:hidden w:val="0"/>
           <w:trHeight w:val="933"/>
         </w:trPr>
         <w:tc>
@@ -11372,6 +11200,7 @@
       </w:tr>
       <w:tr>
         <w:trPr>
+          <w:hidden w:val="0"/>
           <w:trHeight w:val="1077"/>
         </w:trPr>
         <w:tc>
@@ -11759,7 +11588,6 @@
               </w:rPr>
               <w:t xml:space="preserve">. All equipment will be delivered </w:t>
             </w:r>
-            <w:proofErr w:type="spellStart"/>
             <w:r>
               <w:rPr>
                 <w:color w:val="000000"/>
@@ -11768,7 +11596,6 @@
               </w:rPr>
               <w:t>upto</w:t>
             </w:r>
-            <w:proofErr w:type="spellEnd"/>
             <w:r>
               <w:rPr>
                 <w:color w:val="000000"/>
@@ -11801,6 +11628,7 @@
       </w:tr>
       <w:tr>
         <w:trPr>
+          <w:hidden w:val="0"/>
           <w:trHeight w:val="230"/>
         </w:trPr>
         <w:tc>
@@ -12016,6 +11844,7 @@
       </w:tr>
       <w:tr>
         <w:trPr>
+          <w:hidden w:val="0"/>
           <w:trHeight w:val="232"/>
         </w:trPr>
         <w:tc>
@@ -12209,6 +12038,7 @@
       </w:tr>
       <w:tr>
         <w:trPr>
+          <w:hidden w:val="0"/>
           <w:trHeight w:val="230"/>
         </w:trPr>
         <w:tc>
@@ -12416,11 +12246,9 @@
         </w:rPr>
         <w:t xml:space="preserve"> </w:t>
       </w:r>
-      <w:proofErr w:type="spellStart"/>
       <w:r>
         <w:t>equipments</w:t>
       </w:r>
-      <w:proofErr w:type="spellEnd"/>
       <w:r>
         <w:rPr>
           <w:spacing w:val="-8"/>
@@ -12554,11 +12382,9 @@
         </w:rPr>
         <w:t xml:space="preserve"> </w:t>
       </w:r>
-      <w:proofErr w:type="gramStart"/>
       <w:r>
         <w:t>However</w:t>
       </w:r>
-      <w:proofErr w:type="gramEnd"/>
       <w:r>
         <w:rPr>
           <w:spacing w:val="-4"/>
@@ -12586,11 +12412,9 @@
       <w:r>
         <w:t xml:space="preserve">information the </w:t>
       </w:r>
-      <w:proofErr w:type="spellStart"/>
       <w:r>
         <w:t>equipments</w:t>
       </w:r>
-      <w:proofErr w:type="spellEnd"/>
       <w:r>
         <w:t xml:space="preserve"> warranty as below:</w:t>
       </w:r>
@@ -12840,7 +12664,7 @@
         <w:tabs>
           <w:tab w:val="left" w:pos="1559"/>
         </w:tabs>
-        <w:ind w:left="861" w:right="252" w:firstLine="0"/>
+        <w:ind w:firstLine="0" w:left="861" w:right="252"/>
         <w:rPr>
           <w:sz w:val="16"/>
         </w:rPr>
@@ -12852,7 +12676,6 @@
         </w:rPr>
         <w:t xml:space="preserve">Water stills / Water Baths / constant temperature Bath &amp; </w:t>
       </w:r>
-      <w:proofErr w:type="spellStart"/>
       <w:r>
         <w:rPr>
           <w:sz w:val="16"/>
@@ -12860,7 +12683,6 @@
         </w:rPr>
         <w:t>Cryo</w:t>
       </w:r>
-      <w:proofErr w:type="spellEnd"/>
       <w:r>
         <w:rPr>
           <w:sz w:val="16"/>
@@ -12891,7 +12713,6 @@
         </w:rPr>
         <w:t xml:space="preserve"> </w:t>
       </w:r>
-      <w:proofErr w:type="gramStart"/>
       <w:r>
         <w:rPr>
           <w:sz w:val="16"/>
@@ -12899,7 +12720,6 @@
         </w:rPr>
         <w:t>However</w:t>
       </w:r>
-      <w:proofErr w:type="gramEnd"/>
       <w:r>
         <w:rPr>
           <w:sz w:val="16"/>
@@ -12924,7 +12744,6 @@
           <w:sz w:val="16"/>
         </w:rPr>
       </w:pPr>
-      <w:proofErr w:type="gramStart"/>
       <w:r>
         <w:rPr>
           <w:sz w:val="16"/>
@@ -12947,7 +12766,6 @@
         </w:rPr>
         <w:t>:</w:t>
       </w:r>
-      <w:proofErr w:type="gramEnd"/>
       <w:r>
         <w:rPr>
           <w:spacing w:val="-3"/>
@@ -13121,7 +12939,6 @@
         </w:rPr>
         <w:t xml:space="preserve"> </w:t>
       </w:r>
-      <w:proofErr w:type="gramStart"/>
       <w:r>
         <w:rPr>
           <w:sz w:val="16"/>
@@ -13145,7 +12962,6 @@
         </w:rPr>
         <w:t>:</w:t>
       </w:r>
-      <w:proofErr w:type="gramEnd"/>
       <w:r>
         <w:rPr>
           <w:spacing w:val="-5"/>
@@ -13269,11 +13085,9 @@
         </w:rPr>
         <w:t xml:space="preserve"> </w:t>
       </w:r>
-      <w:proofErr w:type="gramStart"/>
       <w:r>
         <w:t>users</w:t>
       </w:r>
-      <w:proofErr w:type="gramEnd"/>
       <w:r>
         <w:rPr>
           <w:spacing w:val="-1"/>
@@ -13384,11 +13198,9 @@
       <w:r>
         <w:t xml:space="preserve">Inner </w:t>
       </w:r>
-      <w:proofErr w:type="spellStart"/>
       <w:r>
         <w:t>mould</w:t>
       </w:r>
-      <w:proofErr w:type="spellEnd"/>
       <w:r>
         <w:t xml:space="preserve"> of</w:t>
       </w:r>
@@ -13515,11 +13327,9 @@
         </w:rPr>
         <w:t xml:space="preserve"> </w:t>
       </w:r>
-      <w:proofErr w:type="gramStart"/>
       <w:r>
         <w:t>filled</w:t>
       </w:r>
-      <w:proofErr w:type="gramEnd"/>
       <w:r>
         <w:t xml:space="preserve"> we</w:t>
       </w:r>
@@ -13595,11 +13405,9 @@
       <w:r>
         <w:t xml:space="preserve">cracks. If customer requires our service </w:t>
       </w:r>
-      <w:proofErr w:type="gramStart"/>
       <w:r>
         <w:t>engineer</w:t>
       </w:r>
-      <w:proofErr w:type="gramEnd"/>
       <w:r>
         <w:t xml:space="preserve"> then visit charges will be EXTRA</w:t>
       </w:r>
@@ -13785,16 +13593,6 @@
           <w:szCs w:val="24"/>
         </w:rPr>
         <w:t>For TEMPO INSTRUMENTS PVT. LTD.</w:t>
-        <w:tab/>
-        <w:t>Maharshi Sanjay Shashtri(: 7208622619)</w:t>
-      </w:r>
-      <w:r>
-        <w:rPr>
-          <w:b/>
-          <w:spacing w:val="37"/>
-          <w:sz w:val="24"/>
-          <w:szCs w:val="24"/>
-        </w:rPr>
       </w:r>
       <w:r>
         <w:rPr>
@@ -13802,14 +13600,7 @@
           <w:sz w:val="24"/>
           <w:szCs w:val="24"/>
         </w:rPr>
-      </w:r>
-      <w:r>
-        <w:rPr>
-          <w:b/>
-          <w:spacing w:val="-6"/>
-          <w:sz w:val="24"/>
-          <w:szCs w:val="24"/>
-        </w:rPr>
+        <w:tab/>
       </w:r>
       <w:r>
         <w:rPr>
@@ -13817,157 +13608,7 @@
           <w:sz w:val="24"/>
           <w:szCs w:val="24"/>
         </w:rPr>
-      </w:r>
-      <w:r>
-        <w:rPr>
-          <w:b/>
-          <w:spacing w:val="-6"/>
-          <w:sz w:val="24"/>
-          <w:szCs w:val="24"/>
-        </w:rPr>
-      </w:r>
-      <w:r>
-        <w:rPr>
-          <w:b/>
-          <w:sz w:val="24"/>
-          <w:szCs w:val="24"/>
-        </w:rPr>
-      </w:r>
-      <w:r>
-        <w:rPr>
-          <w:b/>
-          <w:spacing w:val="-6"/>
-          <w:sz w:val="24"/>
-          <w:szCs w:val="24"/>
-        </w:rPr>
-      </w:r>
-      <w:r>
-        <w:rPr>
-          <w:b/>
-          <w:spacing w:val="-4"/>
-          <w:sz w:val="24"/>
-          <w:szCs w:val="24"/>
-        </w:rPr>
-      </w:r>
-      <w:r>
-        <w:rPr>
-          <w:b/>
-          <w:sz w:val="24"/>
-        </w:rPr>
-      </w:r>
-      <w:r>
-        <w:rPr>
-          <w:b/>
-          <w:color w:val="000000"/>
-          <w:sz w:val="24"/>
-          <w:szCs w:val="24"/>
-          <w:highlight w:val="cyan"/>
-        </w:rPr>
-      </w:r>
-      <w:proofErr w:type="spellStart"/>
-      <w:r>
-        <w:rPr>
-          <w:b/>
-          <w:color w:val="000000"/>
-          <w:sz w:val="24"/>
-          <w:szCs w:val="24"/>
-          <w:highlight w:val="cyan"/>
-        </w:rPr>
-      </w:r>
-      <w:proofErr w:type="gramStart"/>
-      <w:r>
-        <w:rPr>
-          <w:b/>
-          <w:color w:val="000000"/>
-          <w:sz w:val="24"/>
-          <w:szCs w:val="24"/>
-          <w:highlight w:val="cyan"/>
-        </w:rPr>
-      </w:r>
-      <w:proofErr w:type="spellEnd"/>
-      <w:r>
-        <w:rPr>
-          <w:b/>
-          <w:color w:val="000000"/>
-          <w:sz w:val="24"/>
-          <w:szCs w:val="24"/>
-          <w:highlight w:val="cyan"/>
-        </w:rPr>
-      </w:r>
-      <w:r>
-        <w:rPr>
-          <w:b/>
-          <w:color w:val="000000"/>
-          <w:sz w:val="24"/>
-          <w:szCs w:val="24"/>
-          <w:highlight w:val="cyan"/>
-        </w:rPr>
-      </w:r>
-      <w:proofErr w:type="gramEnd"/>
-      <w:r>
-        <w:rPr>
-          <w:rFonts w:ascii="Webdings" w:eastAsia="Webdings" w:hAnsi="Webdings" w:cs="Webdings"/>
-          <w:color w:val="000000"/>
-          <w:sz w:val="24"/>
-          <w:szCs w:val="24"/>
-          <w:highlight w:val="cyan"/>
-        </w:rPr>
-      </w:r>
-      <w:r>
-        <w:rPr>
-          <w:b/>
-          <w:color w:val="000000"/>
-          <w:sz w:val="24"/>
-          <w:szCs w:val="24"/>
-          <w:highlight w:val="cyan"/>
-        </w:rPr>
-      </w:r>
-      <w:r>
-        <w:rPr>
-          <w:b/>
-          <w:color w:val="000000"/>
-          <w:sz w:val="24"/>
-          <w:szCs w:val="24"/>
-          <w:highlight w:val="cyan"/>
-        </w:rPr>
-      </w:r>
-      <w:r>
-        <w:rPr>
-          <w:rFonts w:ascii="Arial" w:eastAsia="Arial" w:hAnsi="Arial" w:cs="Arial"/>
-          <w:b/>
-          <w:color w:val="000000"/>
-          <w:szCs w:val="20"/>
-          <w:highlight w:val="cyan"/>
-        </w:rPr>
-      </w:r>
-      <w:proofErr w:type="spellStart"/>
-      <w:r>
-        <w:rPr>
-          <w:b/>
-          <w:color w:val="000000"/>
-          <w:spacing w:val="-2"/>
-          <w:sz w:val="20"/>
-          <w:szCs w:val="20"/>
-        </w:rPr>
-      </w:r>
-      <w:proofErr w:type="spellEnd"/>
-      <w:r>
-        <w:rPr>
-          <w:rFonts w:ascii="Arial" w:eastAsia="Arial" w:hAnsi="Arial" w:cs="Arial"/>
-          <w:b/>
-          <w:color w:val="000000"/>
-          <w:szCs w:val="20"/>
-          <w:highlight w:val="cyan"/>
-        </w:rPr>
-      </w:r>
-      <w:r>
-        <w:rPr>
-          <w:b/>
-          <w:color w:val="000000"/>
-          <w:spacing w:val="-10"/>
-          <w:szCs w:val="20"/>
-          <w:highlight w:val="cyan"/>
-        </w:rPr>
+        <w:t>Maharshi Sanjay Shashtri(: 7208622619)</w:t>
       </w:r>
     </w:p>
     <w:tbl>
@@ -13975,7 +13616,13 @@
         <w:tblStyle w:val="TableGrid"/>
         <w:tblW w:w="0" w:type="auto"/>
         <w:tblInd w:w="141" w:type="dxa"/>
-        <w:tblLook w:val="04A0" w:firstRow="1" w:lastRow="0" w:firstColumn="1" w:lastColumn="0" w:noHBand="0" w:noVBand="1"/>
+        <w:tblLook w:firstColumn="1" w:firstRow="1" w:lastColumn="0" w:lastRow="0" w:noHBand="0" w:noVBand="1" w:val="04A0"/>
+        <w:tblCellMar>
+          <w:top w:w="0" w:type="dxa"/>
+          <w:left w:w="108" w:type="dxa"/>
+          <w:bottom w:w="0" w:type="dxa"/>
+          <w:right w:w="108" w:type="dxa"/>
+        </w:tblCellMar>
       </w:tblPr>
       <w:tblGrid>
         <w:gridCol w:w="1101"/>
@@ -13995,7 +13642,6 @@
                 <w:sz w:val="20"/>
               </w:rPr>
             </w:pPr>
-            <w:proofErr w:type="gramStart"/>
             <w:r>
               <w:rPr>
                 <w:b/>
@@ -14022,7 +13668,6 @@
               </w:rPr>
               <w:t>:</w:t>
             </w:r>
-            <w:proofErr w:type="gramEnd"/>
           </w:p>
           <w:p>
             <w:pPr>
@@ -14070,27 +13715,6 @@
                 <w:szCs w:val="21"/>
               </w:rPr>
               <w:t>You</w:t>
-              <w:tab/>
-              <w:t>are</w:t>
-              <w:tab/>
-              <w:t>requested</w:t>
-              <w:tab/>
-              <w:t>to</w:t>
-              <w:tab/>
-              <w:t>contact</w:t>
-              <w:tab/>
-              <w:t>on</w:t>
-              <w:tab/>
-              <w:t>Mob. 7208622619 forward</w:t>
-              <w:tab/>
-              <w:t>your email / queries to  :  queries</w:t>
-              <w:tab/>
-              <w:t xml:space="preserve">to  : </w:t>
-            </w:r>
-            <w:r>
-              <w:rPr>
-                <w:sz w:val="21"/>
-              </w:rPr>
             </w:r>
             <w:r>
               <w:rPr>
@@ -14098,23 +13722,7 @@
                 <w:sz w:val="21"/>
                 <w:szCs w:val="21"/>
               </w:rPr>
-            </w:r>
-            <w:r>
-              <w:rPr>
-                <w:sz w:val="21"/>
-              </w:rPr>
-            </w:r>
-            <w:r>
-              <w:rPr>
-                <w:spacing w:val="-2"/>
-                <w:sz w:val="21"/>
-                <w:szCs w:val="21"/>
-              </w:rPr>
-            </w:r>
-            <w:r>
-              <w:rPr>
-                <w:sz w:val="21"/>
-              </w:rPr>
+              <w:tab/>
             </w:r>
             <w:r>
               <w:rPr>
@@ -14122,23 +13730,7 @@
                 <w:sz w:val="21"/>
                 <w:szCs w:val="21"/>
               </w:rPr>
-            </w:r>
-            <w:r>
-              <w:rPr>
-                <w:sz w:val="21"/>
-              </w:rPr>
-            </w:r>
-            <w:r>
-              <w:rPr>
-                <w:spacing w:val="-2"/>
-                <w:sz w:val="21"/>
-                <w:szCs w:val="21"/>
-              </w:rPr>
-            </w:r>
-            <w:r>
-              <w:rPr>
-                <w:sz w:val="21"/>
-              </w:rPr>
+              <w:t>are</w:t>
             </w:r>
             <w:r>
               <w:rPr>
@@ -14146,160 +13738,113 @@
                 <w:sz w:val="21"/>
                 <w:szCs w:val="21"/>
               </w:rPr>
-            </w:r>
-            <w:r>
-              <w:rPr>
-                <w:sz w:val="21"/>
-              </w:rPr>
-            </w:r>
-            <w:r>
-              <w:rPr>
-                <w:spacing w:val="-4"/>
-                <w:sz w:val="21"/>
-                <w:szCs w:val="21"/>
-              </w:rPr>
-            </w:r>
-            <w:r>
-              <w:rPr>
-                <w:spacing w:val="-4"/>
-                <w:sz w:val="21"/>
-                <w:szCs w:val="21"/>
-              </w:rPr>
-            </w:r>
-            <w:r>
-              <w:rPr>
-                <w:b/>
-                <w:color w:val="000000"/>
-                <w:spacing w:val="-2"/>
-                <w:sz w:val="20"/>
-                <w:szCs w:val="20"/>
-              </w:rPr>
-            </w:r>
-            <w:proofErr w:type="spellStart"/>
-            <w:r>
-              <w:rPr>
-                <w:b/>
-                <w:color w:val="000000"/>
-                <w:spacing w:val="-2"/>
-                <w:sz w:val="20"/>
-                <w:szCs w:val="20"/>
-              </w:rPr>
-            </w:r>
-            <w:proofErr w:type="spellEnd"/>
-            <w:r>
-              <w:rPr>
-                <w:b/>
-                <w:color w:val="000000"/>
-                <w:spacing w:val="-2"/>
-                <w:sz w:val="20"/>
-                <w:szCs w:val="20"/>
-              </w:rPr>
-            </w:r>
-            <w:r>
-              <w:rPr>
-                <w:color w:val="000000"/>
-                <w:spacing w:val="-2"/>
-                <w:sz w:val="21"/>
-                <w:szCs w:val="21"/>
-              </w:rPr>
-            </w:r>
-            <w:r>
-              <w:rPr>
-                <w:color w:val="000000"/>
-                <w:sz w:val="21"/>
-              </w:rPr>
-            </w:r>
-            <w:r>
-              <w:rPr>
-                <w:color w:val="000000"/>
-                <w:spacing w:val="-4"/>
-                <w:sz w:val="21"/>
-                <w:szCs w:val="21"/>
-              </w:rPr>
-            </w:r>
-            <w:r>
-              <w:rPr>
-                <w:color w:val="000000"/>
-                <w:spacing w:val="-4"/>
-                <w:sz w:val="21"/>
-                <w:szCs w:val="21"/>
-              </w:rPr>
-            </w:r>
-            <w:r>
-              <w:rPr>
-                <w:color w:val="000000"/>
-                <w:spacing w:val="-2"/>
-                <w:sz w:val="21"/>
-                <w:szCs w:val="21"/>
-              </w:rPr>
-            </w:r>
-            <w:r>
-              <w:rPr>
-                <w:color w:val="000000"/>
-                <w:spacing w:val="-2"/>
-                <w:sz w:val="21"/>
-                <w:szCs w:val="21"/>
-              </w:rPr>
-            </w:r>
-            <w:r>
-              <w:rPr>
-                <w:color w:val="000000"/>
-                <w:spacing w:val="-10"/>
-                <w:sz w:val="21"/>
-                <w:szCs w:val="21"/>
-              </w:rPr>
-            </w:r>
-            <w:r>
-              <w:rPr>
-                <w:color w:val="000000"/>
-                <w:spacing w:val="-10"/>
-                <w:sz w:val="21"/>
-                <w:szCs w:val="21"/>
-              </w:rPr>
-            </w:r>
-            <w:r>
-              <w:rPr>
-                <w:color w:val="000000"/>
-                <w:spacing w:val="-2"/>
-                <w:sz w:val="21"/>
-                <w:szCs w:val="21"/>
-              </w:rPr>
-            </w:r>
-            <w:r>
-              <w:rPr>
-                <w:color w:val="000000"/>
-                <w:spacing w:val="-2"/>
-                <w:sz w:val="21"/>
-                <w:szCs w:val="21"/>
-              </w:rPr>
-            </w:r>
-            <w:r>
-              <w:rPr>
-                <w:color w:val="000000"/>
+              <w:tab/>
+            </w:r>
+            <w:r>
+              <w:rPr>
                 <w:spacing w:val="-5"/>
                 <w:sz w:val="21"/>
                 <w:szCs w:val="21"/>
               </w:rPr>
-            </w:r>
-            <w:proofErr w:type="gramStart"/>
-            <w:r>
-              <w:rPr>
-                <w:rFonts w:ascii="Wingdings" w:eastAsia="Wingdings" w:hAnsi="Wingdings" w:cs="Wingdings"/>
-              </w:rPr>
-            </w:r>
-            <w:r>
-              <w:rPr>
-                <w:spacing w:val="-1"/>
-              </w:rPr>
-            </w:r>
-            <w:r/>
-            <w:proofErr w:type="gramEnd"/>
-            <w:r>
-              <w:rPr>
-                <w:spacing w:val="56"/>
-              </w:rPr>
-            </w:r>
-            <w:hyperlink r:id="rId13" w:history="1">
+              <w:t>requested</w:t>
+            </w:r>
+            <w:r>
+              <w:rPr>
+                <w:spacing w:val="-5"/>
+                <w:sz w:val="21"/>
+                <w:szCs w:val="21"/>
+              </w:rPr>
+              <w:tab/>
+            </w:r>
+            <w:r>
+              <w:rPr>
+                <w:spacing w:val="-5"/>
+                <w:sz w:val="21"/>
+                <w:szCs w:val="21"/>
+              </w:rPr>
+              <w:t>to</w:t>
+            </w:r>
+            <w:r>
+              <w:rPr>
+                <w:spacing w:val="-5"/>
+                <w:sz w:val="21"/>
+                <w:szCs w:val="21"/>
+              </w:rPr>
+              <w:tab/>
+            </w:r>
+            <w:r>
+              <w:rPr>
+                <w:spacing w:val="-5"/>
+                <w:sz w:val="21"/>
+                <w:szCs w:val="21"/>
+              </w:rPr>
+              <w:t>contact</w:t>
+            </w:r>
+            <w:r>
+              <w:rPr>
+                <w:spacing w:val="-5"/>
+                <w:sz w:val="21"/>
+                <w:szCs w:val="21"/>
+              </w:rPr>
+              <w:tab/>
+            </w:r>
+            <w:r>
+              <w:rPr>
+                <w:spacing w:val="-5"/>
+                <w:sz w:val="21"/>
+                <w:szCs w:val="21"/>
+              </w:rPr>
+              <w:t>on</w:t>
+            </w:r>
+            <w:r>
+              <w:rPr>
+                <w:spacing w:val="-5"/>
+                <w:sz w:val="21"/>
+                <w:szCs w:val="21"/>
+              </w:rPr>
+              <w:tab/>
+            </w:r>
+            <w:r>
+              <w:rPr>
+                <w:spacing w:val="-5"/>
+                <w:sz w:val="21"/>
+                <w:szCs w:val="21"/>
+              </w:rPr>
+              <w:t>Mob. 7208622619 forward</w:t>
+            </w:r>
+            <w:r>
+              <w:rPr>
+                <w:spacing w:val="-5"/>
+                <w:sz w:val="21"/>
+                <w:szCs w:val="21"/>
+              </w:rPr>
+              <w:tab/>
+            </w:r>
+            <w:r>
+              <w:rPr>
+                <w:spacing w:val="-5"/>
+                <w:sz w:val="21"/>
+                <w:szCs w:val="21"/>
+              </w:rPr>
+              <w:t>your email / queries to  :  queries</w:t>
+            </w:r>
+            <w:r>
+              <w:rPr>
+                <w:spacing w:val="-5"/>
+                <w:sz w:val="21"/>
+                <w:szCs w:val="21"/>
+              </w:rPr>
+              <w:tab/>
+            </w:r>
+            <w:r>
+              <w:rPr>
+                <w:spacing w:val="-5"/>
+                <w:sz w:val="21"/>
+                <w:szCs w:val="21"/>
+              </w:rPr>
+              <w:t xml:space="preserve">to  : </w:t>
+            </w:r>
+            <w:hyperlink w:history="1" r:id="rId13">
               <w:r>
                 <w:rPr>
                   <w:rStyle w:val="Hyperlink"/>
@@ -14309,7 +13854,6 @@
                 </w:rPr>
                 <w:t>{</w:t>
               </w:r>
-              <w:proofErr w:type="spellStart"/>
               <w:r>
                 <w:rPr>
                   <w:rStyle w:val="Hyperlink"/>
@@ -14317,9 +13861,8 @@
                   <w:color w:val="467886"/>
                   <w:spacing w:val="-2"/>
                 </w:rPr>
-                <w:t>sales_user_email</w:t>
+                <w:t>sales_user_ema</w:t>
               </w:r>
-              <w:proofErr w:type="spellEnd"/>
               <w:r>
                 <w:rPr>
                   <w:rStyle w:val="Hyperlink"/>
@@ -14327,81 +13870,12 @@
                   <w:color w:val="467886"/>
                   <w:spacing w:val="-2"/>
                 </w:rPr>
-                <w:t>}</w:t>
+                <w:t>i</w:t>
               </w:r>
             </w:hyperlink>
-            <w:r/>
-            <w:r>
-              <w:rPr>
-                <w:color w:val="000000"/>
-                <w:spacing w:val="-2"/>
-                <w:sz w:val="21"/>
-                <w:szCs w:val="21"/>
-              </w:rPr>
-            </w:r>
-            <w:r>
-              <w:rPr>
-                <w:color w:val="000000"/>
-                <w:sz w:val="21"/>
-              </w:rPr>
-            </w:r>
-            <w:r>
-              <w:rPr>
-                <w:color w:val="000000"/>
-                <w:spacing w:val="-5"/>
-                <w:sz w:val="21"/>
-                <w:szCs w:val="21"/>
-              </w:rPr>
-            </w:r>
-            <w:proofErr w:type="gramStart"/>
-            <w:r>
-              <w:rPr>
-                <w:rFonts w:ascii="Wingdings" w:eastAsia="Wingdings" w:hAnsi="Wingdings" w:cs="Wingdings"/>
-              </w:rPr>
-            </w:r>
-            <w:r>
-              <w:rPr>
-                <w:spacing w:val="-1"/>
-              </w:rPr>
-            </w:r>
-            <w:r/>
-            <w:proofErr w:type="gramEnd"/>
-            <w:r>
-              <w:rPr>
-                <w:spacing w:val="56"/>
-              </w:rPr>
-            </w:r>
-            <w:hyperlink r:id="rId14" w:history="1">
-              <w:r>
-                <w:rPr>
-                  <w:rStyle w:val="Hyperlink"/>
-                  <w:b/>
-                  <w:color w:val="467886"/>
-                  <w:spacing w:val="-2"/>
-                </w:rPr>
-                <w:t>{</w:t>
-              </w:r>
-              <w:proofErr w:type="spellStart"/>
-              <w:r>
-                <w:rPr>
-                  <w:rStyle w:val="Hyperlink"/>
-                  <w:b/>
-                  <w:color w:val="467886"/>
-                  <w:spacing w:val="-2"/>
-                </w:rPr>
-                <w:t>sales_user_email</w:t>
-              </w:r>
-              <w:proofErr w:type="spellEnd"/>
-              <w:r>
-                <w:rPr>
-                  <w:rStyle w:val="Hyperlink"/>
-                  <w:b/>
-                  <w:color w:val="467886"/>
-                  <w:spacing w:val="-2"/>
-                </w:rPr>
-                <w:t>}</w:t>
-              </w:r>
-            </w:hyperlink>
+            <w:r>
+              <w:t>l}</w:t>
+            </w:r>
           </w:p>
         </w:tc>
       </w:tr>
@@ -14546,7 +14020,7 @@
         </mc:Choice>
         <mc:Fallback>
           <w:pict>
-            <v:shape w14:anchorId="0CA952F9" id="Graphic 1" o:spid="_x0000_s1026" style="position:absolute;margin-left:55.2pt;margin-top:764.4pt;width:507.6pt;height:.5pt;z-index:-15938560;visibility:visible;mso-wrap-style:square;mso-wrap-distance-left:0;mso-wrap-distance-top:0;mso-wrap-distance-right:0;mso-wrap-distance-bottom:0;mso-position-horizontal:absolute;mso-position-horizontal-relative:page;mso-position-vertical:absolute;mso-position-vertical-relative:page;v-text-anchor:top" coordsize="6446520,6350" o:gfxdata="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" path="m6446266,l,,,6095r6446266,l6446266,xe" fillcolor="black" stroked="f">
+            <v:shape w14:anchorId="0CA952F9" id="Graphic 1" o:spid="_x0000_s1026" style="position:absolute;margin-left:55.2pt;margin-top:764.4pt;width:507.6pt;height:.5pt;z-index:-15938560;visibility:visible;mso-wrap-style:square;mso-wrap-distance-left:0;mso-wrap-distance-top:0;mso-wrap-distance-right:0;mso-wrap-distance-bottom:0;mso-position-horizontal:absolute;mso-position-horizontal-relative:page;mso-position-vertical:absolute;mso-position-vertical-relative:page;v-text-anchor:top" coordsize="6446520,6350" o:gfxdata="UEsDBBQABgAIAAAAIQC2gziS/gAAAOEBAAATAAAAW0NvbnRlbnRfVHlwZXNdLnhtbJSRQU7DMBBF 90jcwfIWJU67QAgl6YK0S0CoHGBkTxKLZGx5TGhvj5O2G0SRWNoz/78nu9wcxkFMGNg6quQqL6RA 0s5Y6ir5vt9lD1JwBDIwOMJKHpHlpr69KfdHjyxSmriSfYz+USnWPY7AufNIadK6MEJMx9ApD/oD OlTrorhX2lFEilmcO2RdNtjC5xDF9pCuTyYBB5bi6bQ4syoJ3g9WQ0ymaiLzg5KdCXlKLjvcW893 SUOqXwnz5DrgnHtJTxOsQfEKIT7DmDSUCaxw7Rqn8787ZsmRM9e2VmPeBN4uqYvTtW7jvijg9N/y JsXecLq0q+WD6m8AAAD//wMAUEsDBBQABgAIAAAAIQA4/SH/1gAAAJQBAAALAAAAX3JlbHMvLnJl bHOkkMFqwzAMhu+DvYPRfXGawxijTi+j0GvpHsDYimMaW0Yy2fr2M4PBMnrbUb/Q94l/f/hMi1qR JVI2sOt6UJgd+ZiDgffL8ekFlFSbvV0oo4EbChzGx4f9GRdb25HMsYhqlCwG5lrLq9biZkxWOiqY 22YiTra2kYMu1l1tQD30/bPm3wwYN0x18gb45AdQl1tp5j/sFB2T0FQ7R0nTNEV3j6o9feQzro1i OWA14Fm+Q8a1a8+Bvu/d/dMb2JY5uiPbhG/ktn4cqGU/er3pcvwCAAD//wMAUEsDBBQABgAIAAAA IQAhat98IQIAAL0EAAAOAAAAZHJzL2Uyb0RvYy54bWysVMFu2zAMvQ/YPwi6L06zxtiMOMXQosOA oivQDD0rshwbk0VNVGLn70fJVmpspw7zQabMJ+rxkfTmZug0OymHLZiSXy2WnCkjoWrNoeQ/dvcf PnGGXphKaDCq5GeF/Gb7/t2mt4VaQQO6Uo5REINFb0veeG+LLEPZqE7gAqwy5KzBdcLT1h2yyome onc6Wy2XedaDq6wDqRDp693o5NsYv66V9N/rGpVnuuTEzcfVxXUf1my7EcXBCdu0cqIh/oFFJ1pD l15C3Qkv2NG1f4XqWukAofYLCV0Gdd1KFXOgbK6Wf2Tz3AirYi4kDtqLTPj/wsrH07N9coE62geQ P5EUyXqLxcUTNjhhhtp1AUvE2RBVPF9UVINnkj7m19f5ekViS/LlH9dR5EwU6aw8ov+qIMYRpwf0 Yw2qZIkmWXIwyXRUyVBDHWvoOaMaOs6ohvuxhlb4cC6QCybrZ0SaiUdwdnBSO4gwH1IIbFd5zllK hJi+YrSZYymnGSr50tvGeCMmX35eB14ULLnTe4TNr30TOKmZwkkNqMabQt7xyosWdP1cbQTdVvet 1iF9dIf9rXbsJMJoxGdiPIPFThiLH9pgD9X5ybGe5qXk+OsonOJMfzPUkGG4kuGSsU+G8/oW4ghG 5R363fAinGWWzJJ76p1HSO0uitQWxD8ARmw4aeDL0UPdhp6J3EZG04ZmJOY/zXMYwvk+ol7/Otvf AAAA//8DAFBLAwQUAAYACAAAACEA5lZcweMAAAAOAQAADwAAAGRycy9kb3ducmV2LnhtbEyPwU7D MBBE70j8g7VI3KidiFRpiFMBAiE4VCIUuLrxNgmJ7Sh225SvZ8sFbju7o9k3+XIyPdvj6FtnJUQz AQxt5XRrawnrt8erFJgPymrVO4sSjuhhWZyf5SrT7mBfcV+GmlGI9ZmS0IQwZJz7qkGj/MwNaOm2 daNRgeRYcz2qA4WbnsdCzLlRraUPjRrwvsGqK3dGwvbl7rMSX+8fx1Xald9J6J7S5wcpLy+m2xtg AafwZ4YTPqFDQUwbt7Pas550JK7JSkMSp1TiZIniZA5s87tbpMCLnP+vUfwAAAD//wMAUEsBAi0A FAAGAAgAAAAhALaDOJL+AAAA4QEAABMAAAAAAAAAAAAAAAAAAAAAAFtDb250ZW50X1R5cGVzXS54 bWxQSwECLQAUAAYACAAAACEAOP0h/9YAAACUAQAACwAAAAAAAAAAAAAAAAAvAQAAX3JlbHMvLnJl bHNQSwECLQAUAAYACAAAACEAIWrffCECAAC9BAAADgAAAAAAAAAAAAAAAAAuAgAAZHJzL2Uyb0Rv Yy54bWxQSwECLQAUAAYACAAAACEA5lZcweMAAAAOAQAADwAAAAAAAAAAAAAAAAB7BAAAZHJzL2Rv d25yZXYueG1sUEsFBgAAAAAEAAQA8wAAAIsFAAAAAA== " path="m6446266,l,,,6095r6446266,l6446266,xe" fillcolor="black" stroked="f">
               <v:path arrowok="t"/>
               <w10:wrap anchorx="page" anchory="page"/>
             </v:shape>
@@ -14898,7 +14372,7 @@
               <v:stroke joinstyle="miter"/>
               <v:path gradientshapeok="t" o:connecttype="rect"/>
             </v:shapetype>
-            <v:shape id="Textbox 2" o:spid="_x0000_s1026" type="#_x0000_t202" style="position:absolute;margin-left:101.85pt;margin-top:773.05pt;width:364.75pt;height:11pt;z-index:-15938048;visibility:visible;mso-wrap-style:square;mso-wrap-distance-left:0;mso-wrap-distance-top:0;mso-wrap-distance-right:0;mso-wrap-distance-bottom:0;mso-position-horizontal:absolute;mso-position-horizontal-relative:page;mso-position-vertical:absolute;mso-position-vertical-relative:page;v-text-anchor:top" o:gfxdata="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" filled="f" stroked="f">
+            <v:shape id="Textbox 2" o:spid="_x0000_s1026" type="#_x0000_t202" style="position:absolute;margin-left:101.85pt;margin-top:773.05pt;width:364.75pt;height:11pt;z-index:-15938048;visibility:visible;mso-wrap-style:square;mso-wrap-distance-left:0;mso-wrap-distance-top:0;mso-wrap-distance-right:0;mso-wrap-distance-bottom:0;mso-position-horizontal:absolute;mso-position-horizontal-relative:page;mso-position-vertical:absolute;mso-position-vertical-relative:page;v-text-anchor:top" o:gfxdata="UEsDBBQABgAIAAAAIQC2gziS/gAAAOEBAAATAAAAW0NvbnRlbnRfVHlwZXNdLnhtbJSRQU7DMBBF 90jcwfIWJU67QAgl6YK0S0CoHGBkTxKLZGx5TGhvj5O2G0SRWNoz/78nu9wcxkFMGNg6quQqL6RA 0s5Y6ir5vt9lD1JwBDIwOMJKHpHlpr69KfdHjyxSmriSfYz+USnWPY7AufNIadK6MEJMx9ApD/oD OlTrorhX2lFEilmcO2RdNtjC5xDF9pCuTyYBB5bi6bQ4syoJ3g9WQ0ymaiLzg5KdCXlKLjvcW893 SUOqXwnz5DrgnHtJTxOsQfEKIT7DmDSUCaxw7Rqn8787ZsmRM9e2VmPeBN4uqYvTtW7jvijg9N/y JsXecLq0q+WD6m8AAAD//wMAUEsDBBQABgAIAAAAIQA4/SH/1gAAAJQBAAALAAAAX3JlbHMvLnJl bHOkkMFqwzAMhu+DvYPRfXGawxijTi+j0GvpHsDYimMaW0Yy2fr2M4PBMnrbUb/Q94l/f/hMi1qR JVI2sOt6UJgd+ZiDgffL8ekFlFSbvV0oo4EbChzGx4f9GRdb25HMsYhqlCwG5lrLq9biZkxWOiqY 22YiTra2kYMu1l1tQD30/bPm3wwYN0x18gb45AdQl1tp5j/sFB2T0FQ7R0nTNEV3j6o9feQzro1i OWA14Fm+Q8a1a8+Bvu/d/dMb2JY5uiPbhG/ktn4cqGU/er3pcvwCAAD//wMAUEsDBBQABgAIAAAA IQCsH9Q1lQEAABsDAAAOAAAAZHJzL2Uyb0RvYy54bWysUsGO0zAQvSPxD5bv1GkLC0RNV8AKhLRi kRY+wHXsJiL2mBm3Sf+esTdtEdwQl/HYHr957403t5MfxNEi9RAauVxUUthgoO3DvpHfv3188UYK Sjq0eoBgG3myJG+3z59txljbFXQwtBYFgwSqx9jILqVYK0Wms17TAqINfOkAvU68xb1qUY+M7ge1 qqobNQK2EcFYIj69e7qU24LvnDXpwTmySQyNZG6pRCxxl6PabnS9Rx273sw09D+w8LoP3PQCdaeT Fgfs/4LyvUEgcGlhwCtwrje2aGA1y+oPNY+djrZoYXMoXmyi/wdrvhwf41cUaXoPEw+wiKB4D+YH sTdqjFTPNdlTqomrs9DJoc8rSxD8kL09Xfy0UxKGD1/erFfr1SspDN8t129fV8VwdX0dkdInC17k pJHI8yoM9PGeUu6v63PJTOapf2aSpt3EJTndQXtiESPPsZH086DRSjF8DmxUHvo5wXOyOyeYhg9Q vkbWEuDdIYHrS+cr7tyZJ1AIzb8lj/j3fam6/untLwAAAP//AwBQSwMEFAAGAAgAAAAhAE0jErji AAAADQEAAA8AAABkcnMvZG93bnJldi54bWxMj8FOwzAMhu9IvENkJG4saQtlK02nCcFpEqIrB45p k7XVGqc02da9Pd4Jjvb/6ffnfD3bgZ3M5HuHEqKFAGawcbrHVsJX9f6wBOaDQq0Gh0bCxXhYF7c3 ucq0O2NpTrvQMipBnykJXQhjxrlvOmOVX7jRIGV7N1kVaJxarid1pnI78FiIlFvVI13o1GheO9Mc dkcrYfON5Vv/81F/lvuyr6qVwG16kPL+bt68AAtmDn8wXPVJHQpyqt0RtWeDhFgkz4RS8PSYRsAI WSVJDKy+rtJlBLzI+f8vil8AAAD//wMAUEsBAi0AFAAGAAgAAAAhALaDOJL+AAAA4QEAABMAAAAA AAAAAAAAAAAAAAAAAFtDb250ZW50X1R5cGVzXS54bWxQSwECLQAUAAYACAAAACEAOP0h/9YAAACU AQAACwAAAAAAAAAAAAAAAAAvAQAAX3JlbHMvLnJlbHNQSwECLQAUAAYACAAAACEArB/UNZUBAAAb AwAADgAAAAAAAAAAAAAAAAAuAgAAZHJzL2Uyb0RvYy54bWxQSwECLQAUAAYACAAAACEATSMSuOIA AAANAQAADwAAAAAAAAAAAAAAAADvAwAAZHJzL2Rvd25yZXYueG1sUEsFBgAAAAAEAAQA8wAAAP4E AAAAAA== " filled="f" stroked="f">
               <v:textbox inset="0,0,0,0">
                 <w:txbxContent>
                   <w:p>
